--- a/rediseno_2026/4.5 Itinerarios formateados y corregidos/ECO-201 Macroeconomía.docx
+++ b/rediseno_2026/4.5 Itinerarios formateados y corregidos/ECO-201 Macroeconomía.docx
@@ -85,8 +85,10 @@
         </w:tblBorders>
         <w:tblLayout w:type="fixed"/>
         <w:tblCellMar>
-          <w:left w:w="10" w:type="dxa"/>
-          <w:right w:w="10" w:type="dxa"/>
+          <w:top w:w="40" w:type="dxa"/>
+          <w:left w:w="90" w:type="dxa"/>
+          <w:bottom w:w="40" w:type="dxa"/>
+          <w:right w:w="90" w:type="dxa"/>
         </w:tblCellMar>
         <w:tblLook w:val="0000" w:firstRow="0" w:lastRow="0" w:firstColumn="0" w:lastColumn="0" w:noHBand="0" w:noVBand="0"/>
       </w:tblPr>
@@ -120,12 +122,6 @@
               <w:right w:val="single" w:sz="6" w:space="0" w:color="1F3864"/>
             </w:tcBorders>
             <w:shd w:val="clear" w:color="auto" w:fill="4472C4"/>
-            <w:tcMar>
-              <w:top w:w="50" w:type="dxa"/>
-              <w:left w:w="90" w:type="dxa"/>
-              <w:bottom w:w="50" w:type="dxa"/>
-              <w:right w:w="90" w:type="dxa"/>
-            </w:tcMar>
             <w:vAlign w:val="center"/>
           </w:tcPr>
           <w:p>
@@ -166,12 +162,6 @@
               <w:right w:val="single" w:sz="6" w:space="0" w:color="1F3864"/>
             </w:tcBorders>
             <w:shd w:val="clear" w:color="auto" w:fill="4472C4"/>
-            <w:tcMar>
-              <w:top w:w="50" w:type="dxa"/>
-              <w:left w:w="90" w:type="dxa"/>
-              <w:bottom w:w="50" w:type="dxa"/>
-              <w:right w:w="90" w:type="dxa"/>
-            </w:tcMar>
             <w:vAlign w:val="center"/>
           </w:tcPr>
           <w:p>
@@ -212,12 +202,6 @@
               <w:right w:val="single" w:sz="6" w:space="0" w:color="1F3864"/>
             </w:tcBorders>
             <w:shd w:val="clear" w:color="auto" w:fill="4472C4"/>
-            <w:tcMar>
-              <w:top w:w="50" w:type="dxa"/>
-              <w:left w:w="90" w:type="dxa"/>
-              <w:bottom w:w="50" w:type="dxa"/>
-              <w:right w:w="90" w:type="dxa"/>
-            </w:tcMar>
             <w:vAlign w:val="center"/>
           </w:tcPr>
           <w:p>
@@ -258,12 +242,6 @@
               <w:right w:val="single" w:sz="6" w:space="0" w:color="1F3864"/>
             </w:tcBorders>
             <w:shd w:val="clear" w:color="auto" w:fill="4472C4"/>
-            <w:tcMar>
-              <w:top w:w="50" w:type="dxa"/>
-              <w:left w:w="90" w:type="dxa"/>
-              <w:bottom w:w="50" w:type="dxa"/>
-              <w:right w:w="90" w:type="dxa"/>
-            </w:tcMar>
             <w:vAlign w:val="center"/>
           </w:tcPr>
           <w:p>
@@ -306,12 +284,6 @@
               <w:right w:val="single" w:sz="6" w:space="0" w:color="1F3864"/>
             </w:tcBorders>
             <w:shd w:val="clear" w:color="auto" w:fill="4472C4"/>
-            <w:tcMar>
-              <w:top w:w="50" w:type="dxa"/>
-              <w:left w:w="90" w:type="dxa"/>
-              <w:bottom w:w="50" w:type="dxa"/>
-              <w:right w:w="90" w:type="dxa"/>
-            </w:tcMar>
             <w:vAlign w:val="center"/>
           </w:tcPr>
           <w:p>
@@ -352,12 +324,6 @@
               <w:right w:val="single" w:sz="6" w:space="0" w:color="1F3864"/>
             </w:tcBorders>
             <w:shd w:val="clear" w:color="auto" w:fill="4472C4"/>
-            <w:tcMar>
-              <w:top w:w="50" w:type="dxa"/>
-              <w:left w:w="90" w:type="dxa"/>
-              <w:bottom w:w="50" w:type="dxa"/>
-              <w:right w:w="90" w:type="dxa"/>
-            </w:tcMar>
             <w:vAlign w:val="center"/>
           </w:tcPr>
           <w:p>
@@ -398,12 +364,6 @@
               <w:right w:val="single" w:sz="6" w:space="0" w:color="1F3864"/>
             </w:tcBorders>
             <w:shd w:val="clear" w:color="auto" w:fill="4472C4"/>
-            <w:tcMar>
-              <w:top w:w="50" w:type="dxa"/>
-              <w:left w:w="90" w:type="dxa"/>
-              <w:bottom w:w="50" w:type="dxa"/>
-              <w:right w:w="90" w:type="dxa"/>
-            </w:tcMar>
             <w:vAlign w:val="center"/>
           </w:tcPr>
           <w:p>
@@ -444,12 +404,6 @@
               <w:right w:val="single" w:sz="6" w:space="0" w:color="1F3864"/>
             </w:tcBorders>
             <w:shd w:val="clear" w:color="auto" w:fill="4472C4"/>
-            <w:tcMar>
-              <w:top w:w="50" w:type="dxa"/>
-              <w:left w:w="90" w:type="dxa"/>
-              <w:bottom w:w="50" w:type="dxa"/>
-              <w:right w:w="90" w:type="dxa"/>
-            </w:tcMar>
             <w:vAlign w:val="center"/>
           </w:tcPr>
           <w:p>
@@ -492,12 +446,6 @@
               <w:right w:val="single" w:sz="6" w:space="0" w:color="1F3864"/>
             </w:tcBorders>
             <w:shd w:val="clear" w:color="auto" w:fill="4472C4"/>
-            <w:tcMar>
-              <w:top w:w="50" w:type="dxa"/>
-              <w:left w:w="90" w:type="dxa"/>
-              <w:bottom w:w="50" w:type="dxa"/>
-              <w:right w:w="90" w:type="dxa"/>
-            </w:tcMar>
             <w:vAlign w:val="center"/>
           </w:tcPr>
           <w:p>
@@ -538,12 +486,6 @@
               <w:right w:val="single" w:sz="6" w:space="0" w:color="1F3864"/>
             </w:tcBorders>
             <w:shd w:val="clear" w:color="auto" w:fill="4472C4"/>
-            <w:tcMar>
-              <w:top w:w="50" w:type="dxa"/>
-              <w:left w:w="90" w:type="dxa"/>
-              <w:bottom w:w="50" w:type="dxa"/>
-              <w:right w:w="90" w:type="dxa"/>
-            </w:tcMar>
             <w:vAlign w:val="center"/>
           </w:tcPr>
           <w:p>
@@ -585,12 +527,6 @@
               <w:right w:val="single" w:sz="6" w:space="0" w:color="1F3864"/>
             </w:tcBorders>
             <w:shd w:val="clear" w:color="auto" w:fill="4472C4"/>
-            <w:tcMar>
-              <w:top w:w="50" w:type="dxa"/>
-              <w:left w:w="90" w:type="dxa"/>
-              <w:bottom w:w="50" w:type="dxa"/>
-              <w:right w:w="90" w:type="dxa"/>
-            </w:tcMar>
             <w:vAlign w:val="center"/>
           </w:tcPr>
           <w:p>
@@ -630,12 +566,6 @@
               <w:right w:val="single" w:sz="6" w:space="0" w:color="1F3864"/>
             </w:tcBorders>
             <w:shd w:val="clear" w:color="auto" w:fill="4472C4"/>
-            <w:tcMar>
-              <w:top w:w="50" w:type="dxa"/>
-              <w:left w:w="90" w:type="dxa"/>
-              <w:bottom w:w="50" w:type="dxa"/>
-              <w:right w:w="90" w:type="dxa"/>
-            </w:tcMar>
             <w:vAlign w:val="center"/>
           </w:tcPr>
           <w:p>
@@ -675,12 +605,6 @@
               <w:right w:val="single" w:sz="6" w:space="0" w:color="1F3864"/>
             </w:tcBorders>
             <w:shd w:val="clear" w:color="auto" w:fill="4472C4"/>
-            <w:tcMar>
-              <w:top w:w="50" w:type="dxa"/>
-              <w:left w:w="90" w:type="dxa"/>
-              <w:bottom w:w="50" w:type="dxa"/>
-              <w:right w:w="90" w:type="dxa"/>
-            </w:tcMar>
             <w:vAlign w:val="center"/>
           </w:tcPr>
           <w:p>
@@ -720,12 +644,6 @@
               <w:right w:val="single" w:sz="6" w:space="0" w:color="1F3864"/>
             </w:tcBorders>
             <w:shd w:val="clear" w:color="auto" w:fill="4472C4"/>
-            <w:tcMar>
-              <w:top w:w="50" w:type="dxa"/>
-              <w:left w:w="90" w:type="dxa"/>
-              <w:bottom w:w="50" w:type="dxa"/>
-              <w:right w:w="90" w:type="dxa"/>
-            </w:tcMar>
             <w:vAlign w:val="center"/>
           </w:tcPr>
           <w:p>
@@ -765,12 +683,6 @@
               <w:right w:val="single" w:sz="6" w:space="0" w:color="1F3864"/>
             </w:tcBorders>
             <w:shd w:val="clear" w:color="auto" w:fill="4472C4"/>
-            <w:tcMar>
-              <w:top w:w="50" w:type="dxa"/>
-              <w:left w:w="90" w:type="dxa"/>
-              <w:bottom w:w="50" w:type="dxa"/>
-              <w:right w:w="90" w:type="dxa"/>
-            </w:tcMar>
             <w:vAlign w:val="center"/>
           </w:tcPr>
           <w:p>
@@ -810,12 +722,6 @@
               <w:right w:val="single" w:sz="6" w:space="0" w:color="1F3864"/>
             </w:tcBorders>
             <w:shd w:val="clear" w:color="auto" w:fill="4472C4"/>
-            <w:tcMar>
-              <w:top w:w="50" w:type="dxa"/>
-              <w:left w:w="90" w:type="dxa"/>
-              <w:bottom w:w="50" w:type="dxa"/>
-              <w:right w:w="90" w:type="dxa"/>
-            </w:tcMar>
             <w:vAlign w:val="center"/>
           </w:tcPr>
           <w:p>
@@ -856,12 +762,6 @@
               <w:right w:val="single" w:sz="6" w:space="0" w:color="1F3864"/>
             </w:tcBorders>
             <w:shd w:val="clear" w:color="auto" w:fill="D9E2F3"/>
-            <w:tcMar>
-              <w:top w:w="50" w:type="dxa"/>
-              <w:left w:w="90" w:type="dxa"/>
-              <w:bottom w:w="50" w:type="dxa"/>
-              <w:right w:w="90" w:type="dxa"/>
-            </w:tcMar>
             <w:vAlign w:val="center"/>
           </w:tcPr>
           <w:p>
@@ -896,12 +796,6 @@
               <w:right w:val="single" w:sz="6" w:space="0" w:color="1F3864"/>
             </w:tcBorders>
             <w:shd w:val="clear" w:color="auto" w:fill="D9E2F3"/>
-            <w:tcMar>
-              <w:top w:w="50" w:type="dxa"/>
-              <w:left w:w="90" w:type="dxa"/>
-              <w:bottom w:w="50" w:type="dxa"/>
-              <w:right w:w="90" w:type="dxa"/>
-            </w:tcMar>
             <w:vAlign w:val="center"/>
           </w:tcPr>
           <w:p>
@@ -935,12 +829,6 @@
               <w:right w:val="single" w:sz="6" w:space="0" w:color="1F3864"/>
             </w:tcBorders>
             <w:shd w:val="clear" w:color="auto" w:fill="D9E2F3"/>
-            <w:tcMar>
-              <w:top w:w="50" w:type="dxa"/>
-              <w:left w:w="90" w:type="dxa"/>
-              <w:bottom w:w="50" w:type="dxa"/>
-              <w:right w:w="90" w:type="dxa"/>
-            </w:tcMar>
             <w:vAlign w:val="center"/>
           </w:tcPr>
           <w:p>
@@ -974,12 +862,6 @@
               <w:right w:val="single" w:sz="6" w:space="0" w:color="1F3864"/>
             </w:tcBorders>
             <w:shd w:val="clear" w:color="auto" w:fill="D9E2F3"/>
-            <w:tcMar>
-              <w:top w:w="50" w:type="dxa"/>
-              <w:left w:w="90" w:type="dxa"/>
-              <w:bottom w:w="50" w:type="dxa"/>
-              <w:right w:w="90" w:type="dxa"/>
-            </w:tcMar>
             <w:vAlign w:val="center"/>
           </w:tcPr>
           <w:p>
@@ -1013,12 +895,6 @@
               <w:right w:val="single" w:sz="6" w:space="0" w:color="1F3864"/>
             </w:tcBorders>
             <w:shd w:val="clear" w:color="auto" w:fill="D9E2F3"/>
-            <w:tcMar>
-              <w:top w:w="50" w:type="dxa"/>
-              <w:left w:w="90" w:type="dxa"/>
-              <w:bottom w:w="50" w:type="dxa"/>
-              <w:right w:w="90" w:type="dxa"/>
-            </w:tcMar>
             <w:vAlign w:val="center"/>
           </w:tcPr>
           <w:p>
@@ -1052,12 +928,6 @@
               <w:right w:val="single" w:sz="6" w:space="0" w:color="1F3864"/>
             </w:tcBorders>
             <w:shd w:val="clear" w:color="auto" w:fill="D9E2F3"/>
-            <w:tcMar>
-              <w:top w:w="50" w:type="dxa"/>
-              <w:left w:w="90" w:type="dxa"/>
-              <w:bottom w:w="50" w:type="dxa"/>
-              <w:right w:w="90" w:type="dxa"/>
-            </w:tcMar>
             <w:vAlign w:val="center"/>
           </w:tcPr>
           <w:p>
@@ -1091,12 +961,6 @@
               <w:right w:val="single" w:sz="6" w:space="0" w:color="1F3864"/>
             </w:tcBorders>
             <w:shd w:val="clear" w:color="auto" w:fill="D9E2F3"/>
-            <w:tcMar>
-              <w:top w:w="50" w:type="dxa"/>
-              <w:left w:w="90" w:type="dxa"/>
-              <w:bottom w:w="50" w:type="dxa"/>
-              <w:right w:w="90" w:type="dxa"/>
-            </w:tcMar>
             <w:vAlign w:val="center"/>
           </w:tcPr>
           <w:p>
@@ -1156,12 +1020,6 @@
               <w:right w:val="single" w:sz="6" w:space="0" w:color="1F3864"/>
             </w:tcBorders>
             <w:shd w:val="clear" w:color="auto" w:fill="4472C4"/>
-            <w:tcMar>
-              <w:top w:w="50" w:type="dxa"/>
-              <w:left w:w="90" w:type="dxa"/>
-              <w:bottom w:w="50" w:type="dxa"/>
-              <w:right w:w="90" w:type="dxa"/>
-            </w:tcMar>
             <w:vAlign w:val="center"/>
           </w:tcPr>
           <w:p>
@@ -1204,12 +1062,6 @@
               <w:right w:val="single" w:sz="6" w:space="0" w:color="1F3864"/>
             </w:tcBorders>
             <w:shd w:val="clear" w:color="auto" w:fill="D9E2F3"/>
-            <w:tcMar>
-              <w:top w:w="50" w:type="dxa"/>
-              <w:left w:w="90" w:type="dxa"/>
-              <w:bottom w:w="50" w:type="dxa"/>
-              <w:right w:w="90" w:type="dxa"/>
-            </w:tcMar>
             <w:vAlign w:val="center"/>
           </w:tcPr>
           <w:p>
@@ -1246,12 +1098,6 @@
               <w:right w:val="single" w:sz="6" w:space="0" w:color="1F3864"/>
             </w:tcBorders>
             <w:shd w:val="clear" w:color="auto" w:fill="D9E2F3"/>
-            <w:tcMar>
-              <w:top w:w="50" w:type="dxa"/>
-              <w:left w:w="90" w:type="dxa"/>
-              <w:bottom w:w="50" w:type="dxa"/>
-              <w:right w:w="90" w:type="dxa"/>
-            </w:tcMar>
             <w:vAlign w:val="center"/>
           </w:tcPr>
           <w:p>
@@ -1299,12 +1145,6 @@
               <w:right w:val="single" w:sz="6" w:space="0" w:color="1F3864"/>
             </w:tcBorders>
             <w:shd w:val="clear" w:color="auto" w:fill="4472C4"/>
-            <w:tcMar>
-              <w:top w:w="50" w:type="dxa"/>
-              <w:left w:w="90" w:type="dxa"/>
-              <w:bottom w:w="50" w:type="dxa"/>
-              <w:right w:w="90" w:type="dxa"/>
-            </w:tcMar>
             <w:vAlign w:val="center"/>
           </w:tcPr>
           <w:p>
@@ -1345,12 +1185,6 @@
               <w:right w:val="single" w:sz="6" w:space="0" w:color="1F3864"/>
             </w:tcBorders>
             <w:shd w:val="clear" w:color="auto" w:fill="4472C4"/>
-            <w:tcMar>
-              <w:top w:w="50" w:type="dxa"/>
-              <w:left w:w="90" w:type="dxa"/>
-              <w:bottom w:w="50" w:type="dxa"/>
-              <w:right w:w="90" w:type="dxa"/>
-            </w:tcMar>
             <w:vAlign w:val="center"/>
           </w:tcPr>
           <w:p>
@@ -1391,12 +1225,6 @@
               <w:right w:val="single" w:sz="6" w:space="0" w:color="1F3864"/>
             </w:tcBorders>
             <w:shd w:val="clear" w:color="auto" w:fill="4472C4"/>
-            <w:tcMar>
-              <w:top w:w="50" w:type="dxa"/>
-              <w:left w:w="90" w:type="dxa"/>
-              <w:bottom w:w="50" w:type="dxa"/>
-              <w:right w:w="90" w:type="dxa"/>
-            </w:tcMar>
             <w:vAlign w:val="center"/>
           </w:tcPr>
           <w:p>
@@ -1441,12 +1269,6 @@
               <w:right w:val="single" w:sz="6" w:space="0" w:color="1F3864"/>
             </w:tcBorders>
             <w:shd w:val="clear" w:color="auto" w:fill="D9E2F3"/>
-            <w:tcMar>
-              <w:top w:w="50" w:type="dxa"/>
-              <w:left w:w="90" w:type="dxa"/>
-              <w:bottom w:w="50" w:type="dxa"/>
-              <w:right w:w="90" w:type="dxa"/>
-            </w:tcMar>
             <w:vAlign w:val="center"/>
           </w:tcPr>
           <w:p>
@@ -1479,12 +1301,6 @@
               <w:right w:val="single" w:sz="6" w:space="0" w:color="1F3864"/>
             </w:tcBorders>
             <w:shd w:val="clear" w:color="auto" w:fill="D9E2F3"/>
-            <w:tcMar>
-              <w:top w:w="50" w:type="dxa"/>
-              <w:left w:w="90" w:type="dxa"/>
-              <w:bottom w:w="50" w:type="dxa"/>
-              <w:right w:w="90" w:type="dxa"/>
-            </w:tcMar>
             <w:vAlign w:val="center"/>
           </w:tcPr>
           <w:p>
@@ -1517,12 +1333,6 @@
               <w:right w:val="single" w:sz="6" w:space="0" w:color="1F3864"/>
             </w:tcBorders>
             <w:shd w:val="clear" w:color="auto" w:fill="D9E2F3"/>
-            <w:tcMar>
-              <w:top w:w="50" w:type="dxa"/>
-              <w:left w:w="90" w:type="dxa"/>
-              <w:bottom w:w="50" w:type="dxa"/>
-              <w:right w:w="90" w:type="dxa"/>
-            </w:tcMar>
             <w:vAlign w:val="center"/>
           </w:tcPr>
           <w:p>
@@ -1592,12 +1402,6 @@
               <w:right w:val="single" w:sz="6" w:space="0" w:color="1F3864"/>
             </w:tcBorders>
             <w:shd w:val="clear" w:color="auto" w:fill="D9E2F3"/>
-            <w:tcMar>
-              <w:top w:w="50" w:type="dxa"/>
-              <w:left w:w="90" w:type="dxa"/>
-              <w:bottom w:w="50" w:type="dxa"/>
-              <w:right w:w="90" w:type="dxa"/>
-            </w:tcMar>
             <w:vAlign w:val="center"/>
           </w:tcPr>
           <w:p>
@@ -1630,12 +1434,6 @@
               <w:right w:val="single" w:sz="6" w:space="0" w:color="1F3864"/>
             </w:tcBorders>
             <w:shd w:val="clear" w:color="auto" w:fill="D9E2F3"/>
-            <w:tcMar>
-              <w:top w:w="50" w:type="dxa"/>
-              <w:left w:w="90" w:type="dxa"/>
-              <w:bottom w:w="50" w:type="dxa"/>
-              <w:right w:w="90" w:type="dxa"/>
-            </w:tcMar>
             <w:vAlign w:val="center"/>
           </w:tcPr>
           <w:p>
@@ -1682,12 +1480,6 @@
               <w:right w:val="single" w:sz="6" w:space="0" w:color="1F3864"/>
             </w:tcBorders>
             <w:shd w:val="clear" w:color="auto" w:fill="D9E2F3"/>
-            <w:tcMar>
-              <w:top w:w="50" w:type="dxa"/>
-              <w:left w:w="90" w:type="dxa"/>
-              <w:bottom w:w="50" w:type="dxa"/>
-              <w:right w:w="90" w:type="dxa"/>
-            </w:tcMar>
             <w:vAlign w:val="center"/>
           </w:tcPr>
           <w:p>
@@ -1720,12 +1512,6 @@
               <w:right w:val="single" w:sz="6" w:space="0" w:color="1F3864"/>
             </w:tcBorders>
             <w:shd w:val="clear" w:color="auto" w:fill="D9E2F3"/>
-            <w:tcMar>
-              <w:top w:w="50" w:type="dxa"/>
-              <w:left w:w="90" w:type="dxa"/>
-              <w:bottom w:w="50" w:type="dxa"/>
-              <w:right w:w="90" w:type="dxa"/>
-            </w:tcMar>
             <w:vAlign w:val="center"/>
           </w:tcPr>
           <w:p>
@@ -1758,12 +1544,6 @@
               <w:right w:val="single" w:sz="6" w:space="0" w:color="1F3864"/>
             </w:tcBorders>
             <w:shd w:val="clear" w:color="auto" w:fill="D9E2F3"/>
-            <w:tcMar>
-              <w:top w:w="50" w:type="dxa"/>
-              <w:left w:w="90" w:type="dxa"/>
-              <w:bottom w:w="50" w:type="dxa"/>
-              <w:right w:w="90" w:type="dxa"/>
-            </w:tcMar>
             <w:vAlign w:val="center"/>
           </w:tcPr>
           <w:p>
@@ -1873,12 +1653,6 @@
               <w:right w:val="single" w:sz="6" w:space="0" w:color="1F3864"/>
             </w:tcBorders>
             <w:shd w:val="clear" w:color="auto" w:fill="D9E2F3"/>
-            <w:tcMar>
-              <w:top w:w="50" w:type="dxa"/>
-              <w:left w:w="90" w:type="dxa"/>
-              <w:bottom w:w="50" w:type="dxa"/>
-              <w:right w:w="90" w:type="dxa"/>
-            </w:tcMar>
             <w:vAlign w:val="center"/>
           </w:tcPr>
           <w:p>
@@ -1911,12 +1685,6 @@
               <w:right w:val="single" w:sz="6" w:space="0" w:color="1F3864"/>
             </w:tcBorders>
             <w:shd w:val="clear" w:color="auto" w:fill="D9E2F3"/>
-            <w:tcMar>
-              <w:top w:w="50" w:type="dxa"/>
-              <w:left w:w="90" w:type="dxa"/>
-              <w:bottom w:w="50" w:type="dxa"/>
-              <w:right w:w="90" w:type="dxa"/>
-            </w:tcMar>
             <w:vAlign w:val="center"/>
           </w:tcPr>
           <w:p>
@@ -1977,12 +1745,6 @@
               <w:right w:val="single" w:sz="6" w:space="0" w:color="1F3864"/>
             </w:tcBorders>
             <w:shd w:val="clear" w:color="auto" w:fill="4472C4"/>
-            <w:tcMar>
-              <w:top w:w="50" w:type="dxa"/>
-              <w:left w:w="90" w:type="dxa"/>
-              <w:bottom w:w="50" w:type="dxa"/>
-              <w:right w:w="90" w:type="dxa"/>
-            </w:tcMar>
             <w:vAlign w:val="center"/>
           </w:tcPr>
           <w:p>
@@ -2025,12 +1787,6 @@
               <w:right w:val="single" w:sz="6" w:space="0" w:color="1F3864"/>
             </w:tcBorders>
             <w:shd w:val="clear" w:color="auto" w:fill="4472C4"/>
-            <w:tcMar>
-              <w:top w:w="50" w:type="dxa"/>
-              <w:left w:w="90" w:type="dxa"/>
-              <w:bottom w:w="50" w:type="dxa"/>
-              <w:right w:w="90" w:type="dxa"/>
-            </w:tcMar>
             <w:vAlign w:val="center"/>
           </w:tcPr>
           <w:p>
@@ -2070,12 +1826,6 @@
               <w:right w:val="single" w:sz="6" w:space="0" w:color="1F3864"/>
             </w:tcBorders>
             <w:shd w:val="clear" w:color="auto" w:fill="D9E2F3"/>
-            <w:tcMar>
-              <w:top w:w="50" w:type="dxa"/>
-              <w:left w:w="90" w:type="dxa"/>
-              <w:bottom w:w="50" w:type="dxa"/>
-              <w:right w:w="90" w:type="dxa"/>
-            </w:tcMar>
             <w:vAlign w:val="center"/>
           </w:tcPr>
           <w:p>
@@ -2134,12 +1884,6 @@
               <w:right w:val="single" w:sz="6" w:space="0" w:color="1F3864"/>
             </w:tcBorders>
             <w:shd w:val="clear" w:color="auto" w:fill="4472C4"/>
-            <w:tcMar>
-              <w:top w:w="50" w:type="dxa"/>
-              <w:left w:w="90" w:type="dxa"/>
-              <w:bottom w:w="50" w:type="dxa"/>
-              <w:right w:w="90" w:type="dxa"/>
-            </w:tcMar>
             <w:vAlign w:val="center"/>
           </w:tcPr>
           <w:p>
@@ -2181,12 +1925,6 @@
               <w:right w:val="single" w:sz="6" w:space="0" w:color="1F3864"/>
             </w:tcBorders>
             <w:shd w:val="clear" w:color="auto" w:fill="D9E2F3"/>
-            <w:tcMar>
-              <w:top w:w="50" w:type="dxa"/>
-              <w:left w:w="90" w:type="dxa"/>
-              <w:bottom w:w="50" w:type="dxa"/>
-              <w:right w:w="90" w:type="dxa"/>
-            </w:tcMar>
             <w:vAlign w:val="center"/>
           </w:tcPr>
           <w:p>
@@ -2273,12 +2011,6 @@
               <w:right w:val="single" w:sz="6" w:space="0" w:color="1F3864"/>
             </w:tcBorders>
             <w:shd w:val="clear" w:color="auto" w:fill="D9E2F3"/>
-            <w:tcMar>
-              <w:top w:w="50" w:type="dxa"/>
-              <w:left w:w="90" w:type="dxa"/>
-              <w:bottom w:w="50" w:type="dxa"/>
-              <w:right w:w="90" w:type="dxa"/>
-            </w:tcMar>
             <w:vAlign w:val="center"/>
           </w:tcPr>
           <w:p>
@@ -2593,12 +2325,6 @@
               <w:right w:val="single" w:sz="6" w:space="0" w:color="1F3864"/>
             </w:tcBorders>
             <w:shd w:val="clear" w:color="auto" w:fill="D9E2F3"/>
-            <w:tcMar>
-              <w:top w:w="50" w:type="dxa"/>
-              <w:left w:w="90" w:type="dxa"/>
-              <w:bottom w:w="50" w:type="dxa"/>
-              <w:right w:w="90" w:type="dxa"/>
-            </w:tcMar>
             <w:vAlign w:val="center"/>
           </w:tcPr>
           <w:p>
@@ -2663,12 +2389,6 @@
               <w:right w:val="single" w:sz="6" w:space="0" w:color="1F3864"/>
             </w:tcBorders>
             <w:shd w:val="clear" w:color="auto" w:fill="D9E2F3"/>
-            <w:tcMar>
-              <w:top w:w="50" w:type="dxa"/>
-              <w:left w:w="90" w:type="dxa"/>
-              <w:bottom w:w="50" w:type="dxa"/>
-              <w:right w:w="90" w:type="dxa"/>
-            </w:tcMar>
             <w:vAlign w:val="center"/>
           </w:tcPr>
           <w:p>
@@ -2716,12 +2436,6 @@
               <w:right w:val="single" w:sz="6" w:space="0" w:color="1F3864"/>
             </w:tcBorders>
             <w:shd w:val="clear" w:color="auto" w:fill="4472C4"/>
-            <w:tcMar>
-              <w:top w:w="50" w:type="dxa"/>
-              <w:left w:w="90" w:type="dxa"/>
-              <w:bottom w:w="50" w:type="dxa"/>
-              <w:right w:w="90" w:type="dxa"/>
-            </w:tcMar>
             <w:vAlign w:val="center"/>
           </w:tcPr>
           <w:p>
@@ -2762,12 +2476,6 @@
               <w:right w:val="single" w:sz="6" w:space="0" w:color="1F3864"/>
             </w:tcBorders>
             <w:shd w:val="clear" w:color="auto" w:fill="4472C4"/>
-            <w:tcMar>
-              <w:top w:w="50" w:type="dxa"/>
-              <w:left w:w="90" w:type="dxa"/>
-              <w:bottom w:w="50" w:type="dxa"/>
-              <w:right w:w="90" w:type="dxa"/>
-            </w:tcMar>
             <w:vAlign w:val="center"/>
           </w:tcPr>
           <w:p>
@@ -2808,12 +2516,6 @@
               <w:right w:val="single" w:sz="6" w:space="0" w:color="1F3864"/>
             </w:tcBorders>
             <w:shd w:val="clear" w:color="auto" w:fill="4472C4"/>
-            <w:tcMar>
-              <w:top w:w="50" w:type="dxa"/>
-              <w:left w:w="90" w:type="dxa"/>
-              <w:bottom w:w="50" w:type="dxa"/>
-              <w:right w:w="90" w:type="dxa"/>
-            </w:tcMar>
             <w:vAlign w:val="center"/>
           </w:tcPr>
           <w:p>
@@ -2858,12 +2560,6 @@
               <w:right w:val="single" w:sz="6" w:space="0" w:color="1F3864"/>
             </w:tcBorders>
             <w:shd w:val="clear" w:color="auto" w:fill="D9E2F3"/>
-            <w:tcMar>
-              <w:top w:w="50" w:type="dxa"/>
-              <w:left w:w="90" w:type="dxa"/>
-              <w:bottom w:w="50" w:type="dxa"/>
-              <w:right w:w="90" w:type="dxa"/>
-            </w:tcMar>
             <w:vAlign w:val="center"/>
           </w:tcPr>
           <w:p>
@@ -2896,12 +2592,6 @@
               <w:right w:val="single" w:sz="6" w:space="0" w:color="1F3864"/>
             </w:tcBorders>
             <w:shd w:val="clear" w:color="auto" w:fill="D9E2F3"/>
-            <w:tcMar>
-              <w:top w:w="50" w:type="dxa"/>
-              <w:left w:w="90" w:type="dxa"/>
-              <w:bottom w:w="50" w:type="dxa"/>
-              <w:right w:w="90" w:type="dxa"/>
-            </w:tcMar>
             <w:vAlign w:val="center"/>
           </w:tcPr>
           <w:p>
@@ -2934,12 +2624,6 @@
               <w:right w:val="single" w:sz="6" w:space="0" w:color="1F3864"/>
             </w:tcBorders>
             <w:shd w:val="clear" w:color="auto" w:fill="D9E2F3"/>
-            <w:tcMar>
-              <w:top w:w="50" w:type="dxa"/>
-              <w:left w:w="90" w:type="dxa"/>
-              <w:bottom w:w="50" w:type="dxa"/>
-              <w:right w:w="90" w:type="dxa"/>
-            </w:tcMar>
             <w:vAlign w:val="center"/>
           </w:tcPr>
           <w:p>
@@ -3009,12 +2693,6 @@
               <w:right w:val="single" w:sz="6" w:space="0" w:color="1F3864"/>
             </w:tcBorders>
             <w:shd w:val="clear" w:color="auto" w:fill="D9E2F3"/>
-            <w:tcMar>
-              <w:top w:w="50" w:type="dxa"/>
-              <w:left w:w="90" w:type="dxa"/>
-              <w:bottom w:w="50" w:type="dxa"/>
-              <w:right w:w="90" w:type="dxa"/>
-            </w:tcMar>
             <w:vAlign w:val="center"/>
           </w:tcPr>
           <w:p>
@@ -3047,12 +2725,6 @@
               <w:right w:val="single" w:sz="6" w:space="0" w:color="1F3864"/>
             </w:tcBorders>
             <w:shd w:val="clear" w:color="auto" w:fill="D9E2F3"/>
-            <w:tcMar>
-              <w:top w:w="50" w:type="dxa"/>
-              <w:left w:w="90" w:type="dxa"/>
-              <w:bottom w:w="50" w:type="dxa"/>
-              <w:right w:w="90" w:type="dxa"/>
-            </w:tcMar>
             <w:vAlign w:val="center"/>
           </w:tcPr>
           <w:p>
@@ -3099,12 +2771,6 @@
               <w:right w:val="single" w:sz="6" w:space="0" w:color="1F3864"/>
             </w:tcBorders>
             <w:shd w:val="clear" w:color="auto" w:fill="D9E2F3"/>
-            <w:tcMar>
-              <w:top w:w="50" w:type="dxa"/>
-              <w:left w:w="90" w:type="dxa"/>
-              <w:bottom w:w="50" w:type="dxa"/>
-              <w:right w:w="90" w:type="dxa"/>
-            </w:tcMar>
             <w:vAlign w:val="center"/>
           </w:tcPr>
           <w:p>
@@ -3137,12 +2803,6 @@
               <w:right w:val="single" w:sz="6" w:space="0" w:color="1F3864"/>
             </w:tcBorders>
             <w:shd w:val="clear" w:color="auto" w:fill="D9E2F3"/>
-            <w:tcMar>
-              <w:top w:w="50" w:type="dxa"/>
-              <w:left w:w="90" w:type="dxa"/>
-              <w:bottom w:w="50" w:type="dxa"/>
-              <w:right w:w="90" w:type="dxa"/>
-            </w:tcMar>
             <w:vAlign w:val="center"/>
           </w:tcPr>
           <w:p>
@@ -3175,12 +2835,6 @@
               <w:right w:val="single" w:sz="6" w:space="0" w:color="1F3864"/>
             </w:tcBorders>
             <w:shd w:val="clear" w:color="auto" w:fill="D9E2F3"/>
-            <w:tcMar>
-              <w:top w:w="50" w:type="dxa"/>
-              <w:left w:w="90" w:type="dxa"/>
-              <w:bottom w:w="50" w:type="dxa"/>
-              <w:right w:w="90" w:type="dxa"/>
-            </w:tcMar>
             <w:vAlign w:val="center"/>
           </w:tcPr>
           <w:p>
@@ -3266,12 +2920,6 @@
               <w:right w:val="single" w:sz="6" w:space="0" w:color="1F3864"/>
             </w:tcBorders>
             <w:shd w:val="clear" w:color="auto" w:fill="D9E2F3"/>
-            <w:tcMar>
-              <w:top w:w="50" w:type="dxa"/>
-              <w:left w:w="90" w:type="dxa"/>
-              <w:bottom w:w="50" w:type="dxa"/>
-              <w:right w:w="90" w:type="dxa"/>
-            </w:tcMar>
             <w:vAlign w:val="center"/>
           </w:tcPr>
           <w:p>
@@ -3304,12 +2952,6 @@
               <w:right w:val="single" w:sz="6" w:space="0" w:color="1F3864"/>
             </w:tcBorders>
             <w:shd w:val="clear" w:color="auto" w:fill="D9E2F3"/>
-            <w:tcMar>
-              <w:top w:w="50" w:type="dxa"/>
-              <w:left w:w="90" w:type="dxa"/>
-              <w:bottom w:w="50" w:type="dxa"/>
-              <w:right w:w="90" w:type="dxa"/>
-            </w:tcMar>
             <w:vAlign w:val="center"/>
           </w:tcPr>
           <w:p>
@@ -3354,12 +2996,6 @@
               <w:right w:val="single" w:sz="6" w:space="0" w:color="1F3864"/>
             </w:tcBorders>
             <w:shd w:val="clear" w:color="auto" w:fill="4472C4"/>
-            <w:tcMar>
-              <w:top w:w="50" w:type="dxa"/>
-              <w:left w:w="90" w:type="dxa"/>
-              <w:bottom w:w="50" w:type="dxa"/>
-              <w:right w:w="90" w:type="dxa"/>
-            </w:tcMar>
             <w:vAlign w:val="center"/>
           </w:tcPr>
           <w:p>
@@ -3402,12 +3038,6 @@
               <w:right w:val="single" w:sz="6" w:space="0" w:color="1F3864"/>
             </w:tcBorders>
             <w:shd w:val="clear" w:color="auto" w:fill="4472C4"/>
-            <w:tcMar>
-              <w:top w:w="50" w:type="dxa"/>
-              <w:left w:w="90" w:type="dxa"/>
-              <w:bottom w:w="50" w:type="dxa"/>
-              <w:right w:w="90" w:type="dxa"/>
-            </w:tcMar>
             <w:vAlign w:val="center"/>
           </w:tcPr>
           <w:p>
@@ -3447,12 +3077,6 @@
               <w:right w:val="single" w:sz="6" w:space="0" w:color="1F3864"/>
             </w:tcBorders>
             <w:shd w:val="clear" w:color="auto" w:fill="D9E2F3"/>
-            <w:tcMar>
-              <w:top w:w="50" w:type="dxa"/>
-              <w:left w:w="90" w:type="dxa"/>
-              <w:bottom w:w="50" w:type="dxa"/>
-              <w:right w:w="90" w:type="dxa"/>
-            </w:tcMar>
             <w:vAlign w:val="center"/>
           </w:tcPr>
           <w:p>
@@ -3512,12 +3136,6 @@
               <w:right w:val="single" w:sz="6" w:space="0" w:color="1F3864"/>
             </w:tcBorders>
             <w:shd w:val="clear" w:color="auto" w:fill="4472C4"/>
-            <w:tcMar>
-              <w:top w:w="50" w:type="dxa"/>
-              <w:left w:w="90" w:type="dxa"/>
-              <w:bottom w:w="50" w:type="dxa"/>
-              <w:right w:w="90" w:type="dxa"/>
-            </w:tcMar>
             <w:vAlign w:val="center"/>
           </w:tcPr>
           <w:p>
@@ -3560,12 +3178,6 @@
               <w:right w:val="single" w:sz="6" w:space="0" w:color="1F3864"/>
             </w:tcBorders>
             <w:shd w:val="clear" w:color="auto" w:fill="D9E2F3"/>
-            <w:tcMar>
-              <w:top w:w="50" w:type="dxa"/>
-              <w:left w:w="90" w:type="dxa"/>
-              <w:bottom w:w="50" w:type="dxa"/>
-              <w:right w:w="90" w:type="dxa"/>
-            </w:tcMar>
             <w:vAlign w:val="center"/>
           </w:tcPr>
           <w:p>
@@ -3670,12 +3282,6 @@
               <w:right w:val="single" w:sz="6" w:space="0" w:color="1F3864"/>
             </w:tcBorders>
             <w:shd w:val="clear" w:color="auto" w:fill="D9E2F3"/>
-            <w:tcMar>
-              <w:top w:w="50" w:type="dxa"/>
-              <w:left w:w="90" w:type="dxa"/>
-              <w:bottom w:w="50" w:type="dxa"/>
-              <w:right w:w="90" w:type="dxa"/>
-            </w:tcMar>
             <w:vAlign w:val="center"/>
           </w:tcPr>
           <w:p>
@@ -3982,12 +3588,6 @@
               <w:right w:val="single" w:sz="6" w:space="0" w:color="1F3864"/>
             </w:tcBorders>
             <w:shd w:val="clear" w:color="auto" w:fill="D9E2F3"/>
-            <w:tcMar>
-              <w:top w:w="50" w:type="dxa"/>
-              <w:left w:w="90" w:type="dxa"/>
-              <w:bottom w:w="50" w:type="dxa"/>
-              <w:right w:w="90" w:type="dxa"/>
-            </w:tcMar>
             <w:vAlign w:val="center"/>
           </w:tcPr>
           <w:p>
@@ -4074,12 +3674,6 @@
               <w:right w:val="single" w:sz="6" w:space="0" w:color="1F3864"/>
             </w:tcBorders>
             <w:shd w:val="clear" w:color="auto" w:fill="D9E2F3"/>
-            <w:tcMar>
-              <w:top w:w="50" w:type="dxa"/>
-              <w:left w:w="90" w:type="dxa"/>
-              <w:bottom w:w="50" w:type="dxa"/>
-              <w:right w:w="90" w:type="dxa"/>
-            </w:tcMar>
             <w:vAlign w:val="center"/>
           </w:tcPr>
           <w:p>
@@ -4127,12 +3721,6 @@
               <w:right w:val="single" w:sz="6" w:space="0" w:color="1F3864"/>
             </w:tcBorders>
             <w:shd w:val="clear" w:color="auto" w:fill="4472C4"/>
-            <w:tcMar>
-              <w:top w:w="50" w:type="dxa"/>
-              <w:left w:w="90" w:type="dxa"/>
-              <w:bottom w:w="50" w:type="dxa"/>
-              <w:right w:w="90" w:type="dxa"/>
-            </w:tcMar>
             <w:vAlign w:val="center"/>
           </w:tcPr>
           <w:p>
@@ -4173,12 +3761,6 @@
               <w:right w:val="single" w:sz="6" w:space="0" w:color="1F3864"/>
             </w:tcBorders>
             <w:shd w:val="clear" w:color="auto" w:fill="4472C4"/>
-            <w:tcMar>
-              <w:top w:w="50" w:type="dxa"/>
-              <w:left w:w="90" w:type="dxa"/>
-              <w:bottom w:w="50" w:type="dxa"/>
-              <w:right w:w="90" w:type="dxa"/>
-            </w:tcMar>
             <w:vAlign w:val="center"/>
           </w:tcPr>
           <w:p>
@@ -4219,12 +3801,6 @@
               <w:right w:val="single" w:sz="6" w:space="0" w:color="1F3864"/>
             </w:tcBorders>
             <w:shd w:val="clear" w:color="auto" w:fill="4472C4"/>
-            <w:tcMar>
-              <w:top w:w="50" w:type="dxa"/>
-              <w:left w:w="90" w:type="dxa"/>
-              <w:bottom w:w="50" w:type="dxa"/>
-              <w:right w:w="90" w:type="dxa"/>
-            </w:tcMar>
             <w:vAlign w:val="center"/>
           </w:tcPr>
           <w:p>
@@ -4269,12 +3845,6 @@
               <w:right w:val="single" w:sz="6" w:space="0" w:color="1F3864"/>
             </w:tcBorders>
             <w:shd w:val="clear" w:color="auto" w:fill="D9E2F3"/>
-            <w:tcMar>
-              <w:top w:w="50" w:type="dxa"/>
-              <w:left w:w="90" w:type="dxa"/>
-              <w:bottom w:w="50" w:type="dxa"/>
-              <w:right w:w="90" w:type="dxa"/>
-            </w:tcMar>
             <w:vAlign w:val="center"/>
           </w:tcPr>
           <w:p>
@@ -4307,12 +3877,6 @@
               <w:right w:val="single" w:sz="6" w:space="0" w:color="1F3864"/>
             </w:tcBorders>
             <w:shd w:val="clear" w:color="auto" w:fill="D9E2F3"/>
-            <w:tcMar>
-              <w:top w:w="50" w:type="dxa"/>
-              <w:left w:w="90" w:type="dxa"/>
-              <w:bottom w:w="50" w:type="dxa"/>
-              <w:right w:w="90" w:type="dxa"/>
-            </w:tcMar>
             <w:vAlign w:val="center"/>
           </w:tcPr>
           <w:p>
@@ -4345,12 +3909,6 @@
               <w:right w:val="single" w:sz="6" w:space="0" w:color="1F3864"/>
             </w:tcBorders>
             <w:shd w:val="clear" w:color="auto" w:fill="D9E2F3"/>
-            <w:tcMar>
-              <w:top w:w="50" w:type="dxa"/>
-              <w:left w:w="90" w:type="dxa"/>
-              <w:bottom w:w="50" w:type="dxa"/>
-              <w:right w:w="90" w:type="dxa"/>
-            </w:tcMar>
             <w:vAlign w:val="center"/>
           </w:tcPr>
           <w:p>
@@ -4420,12 +3978,6 @@
               <w:right w:val="single" w:sz="6" w:space="0" w:color="1F3864"/>
             </w:tcBorders>
             <w:shd w:val="clear" w:color="auto" w:fill="D9E2F3"/>
-            <w:tcMar>
-              <w:top w:w="50" w:type="dxa"/>
-              <w:left w:w="90" w:type="dxa"/>
-              <w:bottom w:w="50" w:type="dxa"/>
-              <w:right w:w="90" w:type="dxa"/>
-            </w:tcMar>
             <w:vAlign w:val="center"/>
           </w:tcPr>
           <w:p>
@@ -4458,12 +4010,6 @@
               <w:right w:val="single" w:sz="6" w:space="0" w:color="1F3864"/>
             </w:tcBorders>
             <w:shd w:val="clear" w:color="auto" w:fill="D9E2F3"/>
-            <w:tcMar>
-              <w:top w:w="50" w:type="dxa"/>
-              <w:left w:w="90" w:type="dxa"/>
-              <w:bottom w:w="50" w:type="dxa"/>
-              <w:right w:w="90" w:type="dxa"/>
-            </w:tcMar>
             <w:vAlign w:val="center"/>
           </w:tcPr>
           <w:p>
@@ -4510,12 +4056,6 @@
               <w:right w:val="single" w:sz="6" w:space="0" w:color="1F3864"/>
             </w:tcBorders>
             <w:shd w:val="clear" w:color="auto" w:fill="D9E2F3"/>
-            <w:tcMar>
-              <w:top w:w="50" w:type="dxa"/>
-              <w:left w:w="90" w:type="dxa"/>
-              <w:bottom w:w="50" w:type="dxa"/>
-              <w:right w:w="90" w:type="dxa"/>
-            </w:tcMar>
             <w:vAlign w:val="center"/>
           </w:tcPr>
           <w:p>
@@ -4548,12 +4088,6 @@
               <w:right w:val="single" w:sz="6" w:space="0" w:color="1F3864"/>
             </w:tcBorders>
             <w:shd w:val="clear" w:color="auto" w:fill="D9E2F3"/>
-            <w:tcMar>
-              <w:top w:w="50" w:type="dxa"/>
-              <w:left w:w="90" w:type="dxa"/>
-              <w:bottom w:w="50" w:type="dxa"/>
-              <w:right w:w="90" w:type="dxa"/>
-            </w:tcMar>
             <w:vAlign w:val="center"/>
           </w:tcPr>
           <w:p>
@@ -4586,12 +4120,6 @@
               <w:right w:val="single" w:sz="6" w:space="0" w:color="1F3864"/>
             </w:tcBorders>
             <w:shd w:val="clear" w:color="auto" w:fill="D9E2F3"/>
-            <w:tcMar>
-              <w:top w:w="50" w:type="dxa"/>
-              <w:left w:w="90" w:type="dxa"/>
-              <w:bottom w:w="50" w:type="dxa"/>
-              <w:right w:w="90" w:type="dxa"/>
-            </w:tcMar>
             <w:vAlign w:val="center"/>
           </w:tcPr>
           <w:p>
@@ -4661,12 +4189,6 @@
               <w:right w:val="single" w:sz="6" w:space="0" w:color="1F3864"/>
             </w:tcBorders>
             <w:shd w:val="clear" w:color="auto" w:fill="D9E2F3"/>
-            <w:tcMar>
-              <w:top w:w="50" w:type="dxa"/>
-              <w:left w:w="90" w:type="dxa"/>
-              <w:bottom w:w="50" w:type="dxa"/>
-              <w:right w:w="90" w:type="dxa"/>
-            </w:tcMar>
             <w:vAlign w:val="center"/>
           </w:tcPr>
           <w:p>
@@ -4699,12 +4221,6 @@
               <w:right w:val="single" w:sz="6" w:space="0" w:color="1F3864"/>
             </w:tcBorders>
             <w:shd w:val="clear" w:color="auto" w:fill="D9E2F3"/>
-            <w:tcMar>
-              <w:top w:w="50" w:type="dxa"/>
-              <w:left w:w="90" w:type="dxa"/>
-              <w:bottom w:w="50" w:type="dxa"/>
-              <w:right w:w="90" w:type="dxa"/>
-            </w:tcMar>
             <w:vAlign w:val="center"/>
           </w:tcPr>
           <w:p>
@@ -4749,12 +4265,6 @@
               <w:right w:val="single" w:sz="6" w:space="0" w:color="1F3864"/>
             </w:tcBorders>
             <w:shd w:val="clear" w:color="auto" w:fill="4472C4"/>
-            <w:tcMar>
-              <w:top w:w="50" w:type="dxa"/>
-              <w:left w:w="90" w:type="dxa"/>
-              <w:bottom w:w="50" w:type="dxa"/>
-              <w:right w:w="90" w:type="dxa"/>
-            </w:tcMar>
             <w:vAlign w:val="center"/>
           </w:tcPr>
           <w:p>
@@ -4797,12 +4307,6 @@
               <w:right w:val="single" w:sz="6" w:space="0" w:color="1F3864"/>
             </w:tcBorders>
             <w:shd w:val="clear" w:color="auto" w:fill="4472C4"/>
-            <w:tcMar>
-              <w:top w:w="50" w:type="dxa"/>
-              <w:left w:w="90" w:type="dxa"/>
-              <w:bottom w:w="50" w:type="dxa"/>
-              <w:right w:w="90" w:type="dxa"/>
-            </w:tcMar>
             <w:vAlign w:val="center"/>
           </w:tcPr>
           <w:p>
@@ -4842,12 +4346,6 @@
               <w:right w:val="single" w:sz="6" w:space="0" w:color="1F3864"/>
             </w:tcBorders>
             <w:shd w:val="clear" w:color="auto" w:fill="D9E2F3"/>
-            <w:tcMar>
-              <w:top w:w="50" w:type="dxa"/>
-              <w:left w:w="90" w:type="dxa"/>
-              <w:bottom w:w="50" w:type="dxa"/>
-              <w:right w:w="90" w:type="dxa"/>
-            </w:tcMar>
             <w:vAlign w:val="center"/>
           </w:tcPr>
           <w:p>
@@ -4906,12 +4404,6 @@
               <w:right w:val="single" w:sz="6" w:space="0" w:color="1F3864"/>
             </w:tcBorders>
             <w:shd w:val="clear" w:color="auto" w:fill="4472C4"/>
-            <w:tcMar>
-              <w:top w:w="50" w:type="dxa"/>
-              <w:left w:w="90" w:type="dxa"/>
-              <w:bottom w:w="50" w:type="dxa"/>
-              <w:right w:w="90" w:type="dxa"/>
-            </w:tcMar>
             <w:vAlign w:val="center"/>
           </w:tcPr>
           <w:p>
@@ -4953,12 +4445,6 @@
               <w:right w:val="single" w:sz="6" w:space="0" w:color="1F3864"/>
             </w:tcBorders>
             <w:shd w:val="clear" w:color="auto" w:fill="D9E2F3"/>
-            <w:tcMar>
-              <w:top w:w="50" w:type="dxa"/>
-              <w:left w:w="90" w:type="dxa"/>
-              <w:bottom w:w="50" w:type="dxa"/>
-              <w:right w:w="90" w:type="dxa"/>
-            </w:tcMar>
             <w:vAlign w:val="center"/>
           </w:tcPr>
           <w:p>
@@ -4991,12 +4477,6 @@
               <w:right w:val="single" w:sz="6" w:space="0" w:color="1F3864"/>
             </w:tcBorders>
             <w:shd w:val="clear" w:color="auto" w:fill="D9E2F3"/>
-            <w:tcMar>
-              <w:top w:w="50" w:type="dxa"/>
-              <w:left w:w="90" w:type="dxa"/>
-              <w:bottom w:w="50" w:type="dxa"/>
-              <w:right w:w="90" w:type="dxa"/>
-            </w:tcMar>
             <w:vAlign w:val="center"/>
           </w:tcPr>
           <w:p>
@@ -5149,12 +4629,6 @@
               <w:right w:val="single" w:sz="6" w:space="0" w:color="1F3864"/>
             </w:tcBorders>
             <w:shd w:val="clear" w:color="auto" w:fill="D9E2F3"/>
-            <w:tcMar>
-              <w:top w:w="50" w:type="dxa"/>
-              <w:left w:w="90" w:type="dxa"/>
-              <w:bottom w:w="50" w:type="dxa"/>
-              <w:right w:w="90" w:type="dxa"/>
-            </w:tcMar>
             <w:vAlign w:val="center"/>
           </w:tcPr>
           <w:p>
@@ -5195,12 +4669,6 @@
               <w:right w:val="single" w:sz="6" w:space="0" w:color="1F3864"/>
             </w:tcBorders>
             <w:shd w:val="clear" w:color="auto" w:fill="D9E2F3"/>
-            <w:tcMar>
-              <w:top w:w="50" w:type="dxa"/>
-              <w:left w:w="90" w:type="dxa"/>
-              <w:bottom w:w="50" w:type="dxa"/>
-              <w:right w:w="90" w:type="dxa"/>
-            </w:tcMar>
             <w:vAlign w:val="center"/>
           </w:tcPr>
           <w:p>
@@ -5248,12 +4716,6 @@
               <w:right w:val="single" w:sz="6" w:space="0" w:color="1F3864"/>
             </w:tcBorders>
             <w:shd w:val="clear" w:color="auto" w:fill="4472C4"/>
-            <w:tcMar>
-              <w:top w:w="50" w:type="dxa"/>
-              <w:left w:w="90" w:type="dxa"/>
-              <w:bottom w:w="50" w:type="dxa"/>
-              <w:right w:w="90" w:type="dxa"/>
-            </w:tcMar>
             <w:vAlign w:val="center"/>
           </w:tcPr>
           <w:p>
@@ -5294,12 +4756,6 @@
               <w:right w:val="single" w:sz="6" w:space="0" w:color="1F3864"/>
             </w:tcBorders>
             <w:shd w:val="clear" w:color="auto" w:fill="4472C4"/>
-            <w:tcMar>
-              <w:top w:w="50" w:type="dxa"/>
-              <w:left w:w="90" w:type="dxa"/>
-              <w:bottom w:w="50" w:type="dxa"/>
-              <w:right w:w="90" w:type="dxa"/>
-            </w:tcMar>
             <w:vAlign w:val="center"/>
           </w:tcPr>
           <w:p>
@@ -5340,12 +4796,6 @@
               <w:right w:val="single" w:sz="6" w:space="0" w:color="1F3864"/>
             </w:tcBorders>
             <w:shd w:val="clear" w:color="auto" w:fill="4472C4"/>
-            <w:tcMar>
-              <w:top w:w="50" w:type="dxa"/>
-              <w:left w:w="90" w:type="dxa"/>
-              <w:bottom w:w="50" w:type="dxa"/>
-              <w:right w:w="90" w:type="dxa"/>
-            </w:tcMar>
             <w:vAlign w:val="center"/>
           </w:tcPr>
           <w:p>
@@ -5390,12 +4840,6 @@
               <w:right w:val="single" w:sz="6" w:space="0" w:color="1F3864"/>
             </w:tcBorders>
             <w:shd w:val="clear" w:color="auto" w:fill="D9E2F3"/>
-            <w:tcMar>
-              <w:top w:w="50" w:type="dxa"/>
-              <w:left w:w="90" w:type="dxa"/>
-              <w:bottom w:w="50" w:type="dxa"/>
-              <w:right w:w="90" w:type="dxa"/>
-            </w:tcMar>
             <w:vAlign w:val="center"/>
           </w:tcPr>
           <w:p>
@@ -5428,12 +4872,6 @@
               <w:right w:val="single" w:sz="6" w:space="0" w:color="1F3864"/>
             </w:tcBorders>
             <w:shd w:val="clear" w:color="auto" w:fill="D9E2F3"/>
-            <w:tcMar>
-              <w:top w:w="50" w:type="dxa"/>
-              <w:left w:w="90" w:type="dxa"/>
-              <w:bottom w:w="50" w:type="dxa"/>
-              <w:right w:w="90" w:type="dxa"/>
-            </w:tcMar>
             <w:vAlign w:val="center"/>
           </w:tcPr>
           <w:p>
@@ -5466,12 +4904,6 @@
               <w:right w:val="single" w:sz="6" w:space="0" w:color="1F3864"/>
             </w:tcBorders>
             <w:shd w:val="clear" w:color="auto" w:fill="D9E2F3"/>
-            <w:tcMar>
-              <w:top w:w="50" w:type="dxa"/>
-              <w:left w:w="90" w:type="dxa"/>
-              <w:bottom w:w="50" w:type="dxa"/>
-              <w:right w:w="90" w:type="dxa"/>
-            </w:tcMar>
             <w:vAlign w:val="center"/>
           </w:tcPr>
           <w:p>
@@ -5541,12 +4973,6 @@
               <w:right w:val="single" w:sz="6" w:space="0" w:color="1F3864"/>
             </w:tcBorders>
             <w:shd w:val="clear" w:color="auto" w:fill="D9E2F3"/>
-            <w:tcMar>
-              <w:top w:w="50" w:type="dxa"/>
-              <w:left w:w="90" w:type="dxa"/>
-              <w:bottom w:w="50" w:type="dxa"/>
-              <w:right w:w="90" w:type="dxa"/>
-            </w:tcMar>
             <w:vAlign w:val="center"/>
           </w:tcPr>
           <w:p>
@@ -5579,12 +5005,6 @@
               <w:right w:val="single" w:sz="6" w:space="0" w:color="1F3864"/>
             </w:tcBorders>
             <w:shd w:val="clear" w:color="auto" w:fill="D9E2F3"/>
-            <w:tcMar>
-              <w:top w:w="50" w:type="dxa"/>
-              <w:left w:w="90" w:type="dxa"/>
-              <w:bottom w:w="50" w:type="dxa"/>
-              <w:right w:w="90" w:type="dxa"/>
-            </w:tcMar>
             <w:vAlign w:val="center"/>
           </w:tcPr>
           <w:p>
@@ -5631,12 +5051,6 @@
               <w:right w:val="single" w:sz="6" w:space="0" w:color="1F3864"/>
             </w:tcBorders>
             <w:shd w:val="clear" w:color="auto" w:fill="D9E2F3"/>
-            <w:tcMar>
-              <w:top w:w="50" w:type="dxa"/>
-              <w:left w:w="90" w:type="dxa"/>
-              <w:bottom w:w="50" w:type="dxa"/>
-              <w:right w:w="90" w:type="dxa"/>
-            </w:tcMar>
             <w:vAlign w:val="center"/>
           </w:tcPr>
           <w:p>
@@ -5685,12 +5099,6 @@
               <w:right w:val="single" w:sz="6" w:space="0" w:color="1F3864"/>
             </w:tcBorders>
             <w:shd w:val="clear" w:color="auto" w:fill="D9E2F3"/>
-            <w:tcMar>
-              <w:top w:w="50" w:type="dxa"/>
-              <w:left w:w="90" w:type="dxa"/>
-              <w:bottom w:w="50" w:type="dxa"/>
-              <w:right w:w="90" w:type="dxa"/>
-            </w:tcMar>
             <w:vAlign w:val="center"/>
           </w:tcPr>
           <w:p>
@@ -5723,12 +5131,6 @@
               <w:right w:val="single" w:sz="6" w:space="0" w:color="1F3864"/>
             </w:tcBorders>
             <w:shd w:val="clear" w:color="auto" w:fill="D9E2F3"/>
-            <w:tcMar>
-              <w:top w:w="50" w:type="dxa"/>
-              <w:left w:w="90" w:type="dxa"/>
-              <w:bottom w:w="50" w:type="dxa"/>
-              <w:right w:w="90" w:type="dxa"/>
-            </w:tcMar>
             <w:vAlign w:val="center"/>
           </w:tcPr>
           <w:p>
@@ -5798,12 +5200,6 @@
               <w:right w:val="single" w:sz="6" w:space="0" w:color="1F3864"/>
             </w:tcBorders>
             <w:shd w:val="clear" w:color="auto" w:fill="D9E2F3"/>
-            <w:tcMar>
-              <w:top w:w="50" w:type="dxa"/>
-              <w:left w:w="90" w:type="dxa"/>
-              <w:bottom w:w="50" w:type="dxa"/>
-              <w:right w:w="90" w:type="dxa"/>
-            </w:tcMar>
             <w:vAlign w:val="center"/>
           </w:tcPr>
           <w:p>
@@ -5836,12 +5232,6 @@
               <w:right w:val="single" w:sz="6" w:space="0" w:color="1F3864"/>
             </w:tcBorders>
             <w:shd w:val="clear" w:color="auto" w:fill="D9E2F3"/>
-            <w:tcMar>
-              <w:top w:w="50" w:type="dxa"/>
-              <w:left w:w="90" w:type="dxa"/>
-              <w:bottom w:w="50" w:type="dxa"/>
-              <w:right w:w="90" w:type="dxa"/>
-            </w:tcMar>
             <w:vAlign w:val="center"/>
           </w:tcPr>
           <w:p>
@@ -5886,12 +5276,6 @@
               <w:right w:val="single" w:sz="6" w:space="0" w:color="1F3864"/>
             </w:tcBorders>
             <w:shd w:val="clear" w:color="auto" w:fill="4472C4"/>
-            <w:tcMar>
-              <w:top w:w="50" w:type="dxa"/>
-              <w:left w:w="90" w:type="dxa"/>
-              <w:bottom w:w="50" w:type="dxa"/>
-              <w:right w:w="90" w:type="dxa"/>
-            </w:tcMar>
             <w:vAlign w:val="center"/>
           </w:tcPr>
           <w:p>
@@ -5934,12 +5318,6 @@
               <w:right w:val="single" w:sz="6" w:space="0" w:color="1F3864"/>
             </w:tcBorders>
             <w:shd w:val="clear" w:color="auto" w:fill="4472C4"/>
-            <w:tcMar>
-              <w:top w:w="50" w:type="dxa"/>
-              <w:left w:w="90" w:type="dxa"/>
-              <w:bottom w:w="50" w:type="dxa"/>
-              <w:right w:w="90" w:type="dxa"/>
-            </w:tcMar>
             <w:vAlign w:val="center"/>
           </w:tcPr>
           <w:p>
@@ -5979,12 +5357,6 @@
               <w:right w:val="single" w:sz="6" w:space="0" w:color="1F3864"/>
             </w:tcBorders>
             <w:shd w:val="clear" w:color="auto" w:fill="D9E2F3"/>
-            <w:tcMar>
-              <w:top w:w="50" w:type="dxa"/>
-              <w:left w:w="90" w:type="dxa"/>
-              <w:bottom w:w="50" w:type="dxa"/>
-              <w:right w:w="90" w:type="dxa"/>
-            </w:tcMar>
             <w:vAlign w:val="center"/>
           </w:tcPr>
           <w:p>
@@ -6043,12 +5415,6 @@
               <w:right w:val="single" w:sz="6" w:space="0" w:color="1F3864"/>
             </w:tcBorders>
             <w:shd w:val="clear" w:color="auto" w:fill="4472C4"/>
-            <w:tcMar>
-              <w:top w:w="50" w:type="dxa"/>
-              <w:left w:w="90" w:type="dxa"/>
-              <w:bottom w:w="50" w:type="dxa"/>
-              <w:right w:w="90" w:type="dxa"/>
-            </w:tcMar>
             <w:vAlign w:val="center"/>
           </w:tcPr>
           <w:p>
@@ -6090,12 +5456,6 @@
               <w:right w:val="single" w:sz="6" w:space="0" w:color="1F3864"/>
             </w:tcBorders>
             <w:shd w:val="clear" w:color="auto" w:fill="D9E2F3"/>
-            <w:tcMar>
-              <w:top w:w="50" w:type="dxa"/>
-              <w:left w:w="90" w:type="dxa"/>
-              <w:bottom w:w="50" w:type="dxa"/>
-              <w:right w:w="90" w:type="dxa"/>
-            </w:tcMar>
             <w:vAlign w:val="center"/>
           </w:tcPr>
           <w:p>
@@ -6164,12 +5524,6 @@
               <w:right w:val="single" w:sz="6" w:space="0" w:color="1F3864"/>
             </w:tcBorders>
             <w:shd w:val="clear" w:color="auto" w:fill="D9E2F3"/>
-            <w:tcMar>
-              <w:top w:w="50" w:type="dxa"/>
-              <w:left w:w="90" w:type="dxa"/>
-              <w:bottom w:w="50" w:type="dxa"/>
-              <w:right w:w="90" w:type="dxa"/>
-            </w:tcMar>
             <w:vAlign w:val="center"/>
           </w:tcPr>
           <w:p>
@@ -6561,12 +5915,6 @@
               <w:right w:val="single" w:sz="6" w:space="0" w:color="1F3864"/>
             </w:tcBorders>
             <w:shd w:val="clear" w:color="auto" w:fill="D9E2F3"/>
-            <w:tcMar>
-              <w:top w:w="50" w:type="dxa"/>
-              <w:left w:w="90" w:type="dxa"/>
-              <w:bottom w:w="50" w:type="dxa"/>
-              <w:right w:w="90" w:type="dxa"/>
-            </w:tcMar>
             <w:vAlign w:val="center"/>
           </w:tcPr>
           <w:p>
@@ -6630,12 +5978,6 @@
               <w:right w:val="single" w:sz="6" w:space="0" w:color="1F3864"/>
             </w:tcBorders>
             <w:shd w:val="clear" w:color="auto" w:fill="D9E2F3"/>
-            <w:tcMar>
-              <w:top w:w="50" w:type="dxa"/>
-              <w:left w:w="90" w:type="dxa"/>
-              <w:bottom w:w="50" w:type="dxa"/>
-              <w:right w:w="90" w:type="dxa"/>
-            </w:tcMar>
             <w:vAlign w:val="center"/>
           </w:tcPr>
           <w:p>
@@ -6683,12 +6025,6 @@
               <w:right w:val="single" w:sz="6" w:space="0" w:color="1F3864"/>
             </w:tcBorders>
             <w:shd w:val="clear" w:color="auto" w:fill="4472C4"/>
-            <w:tcMar>
-              <w:top w:w="50" w:type="dxa"/>
-              <w:left w:w="90" w:type="dxa"/>
-              <w:bottom w:w="50" w:type="dxa"/>
-              <w:right w:w="90" w:type="dxa"/>
-            </w:tcMar>
             <w:vAlign w:val="center"/>
           </w:tcPr>
           <w:p>
@@ -6729,12 +6065,6 @@
               <w:right w:val="single" w:sz="6" w:space="0" w:color="1F3864"/>
             </w:tcBorders>
             <w:shd w:val="clear" w:color="auto" w:fill="4472C4"/>
-            <w:tcMar>
-              <w:top w:w="50" w:type="dxa"/>
-              <w:left w:w="90" w:type="dxa"/>
-              <w:bottom w:w="50" w:type="dxa"/>
-              <w:right w:w="90" w:type="dxa"/>
-            </w:tcMar>
             <w:vAlign w:val="center"/>
           </w:tcPr>
           <w:p>
@@ -6775,12 +6105,6 @@
               <w:right w:val="single" w:sz="6" w:space="0" w:color="1F3864"/>
             </w:tcBorders>
             <w:shd w:val="clear" w:color="auto" w:fill="4472C4"/>
-            <w:tcMar>
-              <w:top w:w="50" w:type="dxa"/>
-              <w:left w:w="90" w:type="dxa"/>
-              <w:bottom w:w="50" w:type="dxa"/>
-              <w:right w:w="90" w:type="dxa"/>
-            </w:tcMar>
             <w:vAlign w:val="center"/>
           </w:tcPr>
           <w:p>
@@ -6825,12 +6149,6 @@
               <w:right w:val="single" w:sz="6" w:space="0" w:color="1F3864"/>
             </w:tcBorders>
             <w:shd w:val="clear" w:color="auto" w:fill="D9E2F3"/>
-            <w:tcMar>
-              <w:top w:w="50" w:type="dxa"/>
-              <w:left w:w="90" w:type="dxa"/>
-              <w:bottom w:w="50" w:type="dxa"/>
-              <w:right w:w="90" w:type="dxa"/>
-            </w:tcMar>
             <w:vAlign w:val="center"/>
           </w:tcPr>
           <w:p>
@@ -6863,12 +6181,6 @@
               <w:right w:val="single" w:sz="6" w:space="0" w:color="1F3864"/>
             </w:tcBorders>
             <w:shd w:val="clear" w:color="auto" w:fill="D9E2F3"/>
-            <w:tcMar>
-              <w:top w:w="50" w:type="dxa"/>
-              <w:left w:w="90" w:type="dxa"/>
-              <w:bottom w:w="50" w:type="dxa"/>
-              <w:right w:w="90" w:type="dxa"/>
-            </w:tcMar>
             <w:vAlign w:val="center"/>
           </w:tcPr>
           <w:p>
@@ -6901,12 +6213,6 @@
               <w:right w:val="single" w:sz="6" w:space="0" w:color="1F3864"/>
             </w:tcBorders>
             <w:shd w:val="clear" w:color="auto" w:fill="D9E2F3"/>
-            <w:tcMar>
-              <w:top w:w="50" w:type="dxa"/>
-              <w:left w:w="90" w:type="dxa"/>
-              <w:bottom w:w="50" w:type="dxa"/>
-              <w:right w:w="90" w:type="dxa"/>
-            </w:tcMar>
             <w:vAlign w:val="center"/>
           </w:tcPr>
           <w:p>
@@ -6976,12 +6282,6 @@
               <w:right w:val="single" w:sz="6" w:space="0" w:color="1F3864"/>
             </w:tcBorders>
             <w:shd w:val="clear" w:color="auto" w:fill="D9E2F3"/>
-            <w:tcMar>
-              <w:top w:w="50" w:type="dxa"/>
-              <w:left w:w="90" w:type="dxa"/>
-              <w:bottom w:w="50" w:type="dxa"/>
-              <w:right w:w="90" w:type="dxa"/>
-            </w:tcMar>
             <w:vAlign w:val="center"/>
           </w:tcPr>
           <w:p>
@@ -7014,12 +6314,6 @@
               <w:right w:val="single" w:sz="6" w:space="0" w:color="1F3864"/>
             </w:tcBorders>
             <w:shd w:val="clear" w:color="auto" w:fill="D9E2F3"/>
-            <w:tcMar>
-              <w:top w:w="50" w:type="dxa"/>
-              <w:left w:w="90" w:type="dxa"/>
-              <w:bottom w:w="50" w:type="dxa"/>
-              <w:right w:w="90" w:type="dxa"/>
-            </w:tcMar>
             <w:vAlign w:val="center"/>
           </w:tcPr>
           <w:p>
@@ -7066,12 +6360,6 @@
               <w:right w:val="single" w:sz="6" w:space="0" w:color="1F3864"/>
             </w:tcBorders>
             <w:shd w:val="clear" w:color="auto" w:fill="D9E2F3"/>
-            <w:tcMar>
-              <w:top w:w="50" w:type="dxa"/>
-              <w:left w:w="90" w:type="dxa"/>
-              <w:bottom w:w="50" w:type="dxa"/>
-              <w:right w:w="90" w:type="dxa"/>
-            </w:tcMar>
             <w:vAlign w:val="center"/>
           </w:tcPr>
           <w:p>
@@ -7104,12 +6392,6 @@
               <w:right w:val="single" w:sz="6" w:space="0" w:color="1F3864"/>
             </w:tcBorders>
             <w:shd w:val="clear" w:color="auto" w:fill="D9E2F3"/>
-            <w:tcMar>
-              <w:top w:w="50" w:type="dxa"/>
-              <w:left w:w="90" w:type="dxa"/>
-              <w:bottom w:w="50" w:type="dxa"/>
-              <w:right w:w="90" w:type="dxa"/>
-            </w:tcMar>
             <w:vAlign w:val="center"/>
           </w:tcPr>
           <w:p>
@@ -7142,12 +6424,6 @@
               <w:right w:val="single" w:sz="6" w:space="0" w:color="1F3864"/>
             </w:tcBorders>
             <w:shd w:val="clear" w:color="auto" w:fill="D9E2F3"/>
-            <w:tcMar>
-              <w:top w:w="50" w:type="dxa"/>
-              <w:left w:w="90" w:type="dxa"/>
-              <w:bottom w:w="50" w:type="dxa"/>
-              <w:right w:w="90" w:type="dxa"/>
-            </w:tcMar>
             <w:vAlign w:val="center"/>
           </w:tcPr>
           <w:p>
@@ -7217,12 +6493,6 @@
               <w:right w:val="single" w:sz="6" w:space="0" w:color="1F3864"/>
             </w:tcBorders>
             <w:shd w:val="clear" w:color="auto" w:fill="D9E2F3"/>
-            <w:tcMar>
-              <w:top w:w="50" w:type="dxa"/>
-              <w:left w:w="90" w:type="dxa"/>
-              <w:bottom w:w="50" w:type="dxa"/>
-              <w:right w:w="90" w:type="dxa"/>
-            </w:tcMar>
             <w:vAlign w:val="center"/>
           </w:tcPr>
           <w:p>
@@ -7255,12 +6525,6 @@
               <w:right w:val="single" w:sz="6" w:space="0" w:color="1F3864"/>
             </w:tcBorders>
             <w:shd w:val="clear" w:color="auto" w:fill="D9E2F3"/>
-            <w:tcMar>
-              <w:top w:w="50" w:type="dxa"/>
-              <w:left w:w="90" w:type="dxa"/>
-              <w:bottom w:w="50" w:type="dxa"/>
-              <w:right w:w="90" w:type="dxa"/>
-            </w:tcMar>
             <w:vAlign w:val="center"/>
           </w:tcPr>
           <w:p>
@@ -7305,12 +6569,6 @@
               <w:right w:val="single" w:sz="6" w:space="0" w:color="1F3864"/>
             </w:tcBorders>
             <w:shd w:val="clear" w:color="auto" w:fill="4472C4"/>
-            <w:tcMar>
-              <w:top w:w="50" w:type="dxa"/>
-              <w:left w:w="90" w:type="dxa"/>
-              <w:bottom w:w="50" w:type="dxa"/>
-              <w:right w:w="90" w:type="dxa"/>
-            </w:tcMar>
             <w:vAlign w:val="center"/>
           </w:tcPr>
           <w:p>
@@ -7353,12 +6611,6 @@
               <w:right w:val="single" w:sz="6" w:space="0" w:color="1F3864"/>
             </w:tcBorders>
             <w:shd w:val="clear" w:color="auto" w:fill="4472C4"/>
-            <w:tcMar>
-              <w:top w:w="50" w:type="dxa"/>
-              <w:left w:w="90" w:type="dxa"/>
-              <w:bottom w:w="50" w:type="dxa"/>
-              <w:right w:w="90" w:type="dxa"/>
-            </w:tcMar>
             <w:vAlign w:val="center"/>
           </w:tcPr>
           <w:p>
@@ -7398,12 +6650,6 @@
               <w:right w:val="single" w:sz="6" w:space="0" w:color="1F3864"/>
             </w:tcBorders>
             <w:shd w:val="clear" w:color="auto" w:fill="D9E2F3"/>
-            <w:tcMar>
-              <w:top w:w="50" w:type="dxa"/>
-              <w:left w:w="90" w:type="dxa"/>
-              <w:bottom w:w="50" w:type="dxa"/>
-              <w:right w:w="90" w:type="dxa"/>
-            </w:tcMar>
             <w:vAlign w:val="center"/>
           </w:tcPr>
           <w:p>
@@ -7462,12 +6708,6 @@
               <w:right w:val="single" w:sz="6" w:space="0" w:color="1F3864"/>
             </w:tcBorders>
             <w:shd w:val="clear" w:color="auto" w:fill="4472C4"/>
-            <w:tcMar>
-              <w:top w:w="50" w:type="dxa"/>
-              <w:left w:w="90" w:type="dxa"/>
-              <w:bottom w:w="50" w:type="dxa"/>
-              <w:right w:w="90" w:type="dxa"/>
-            </w:tcMar>
             <w:vAlign w:val="center"/>
           </w:tcPr>
           <w:p>
@@ -7509,12 +6749,6 @@
               <w:right w:val="single" w:sz="6" w:space="0" w:color="1F3864"/>
             </w:tcBorders>
             <w:shd w:val="clear" w:color="auto" w:fill="D9E2F3"/>
-            <w:tcMar>
-              <w:top w:w="50" w:type="dxa"/>
-              <w:left w:w="90" w:type="dxa"/>
-              <w:bottom w:w="50" w:type="dxa"/>
-              <w:right w:w="90" w:type="dxa"/>
-            </w:tcMar>
             <w:vAlign w:val="center"/>
           </w:tcPr>
           <w:p>
@@ -7565,12 +6799,6 @@
               <w:right w:val="single" w:sz="6" w:space="0" w:color="1F3864"/>
             </w:tcBorders>
             <w:shd w:val="clear" w:color="auto" w:fill="D9E2F3"/>
-            <w:tcMar>
-              <w:top w:w="50" w:type="dxa"/>
-              <w:left w:w="90" w:type="dxa"/>
-              <w:bottom w:w="50" w:type="dxa"/>
-              <w:right w:w="90" w:type="dxa"/>
-            </w:tcMar>
             <w:vAlign w:val="center"/>
           </w:tcPr>
           <w:p>
@@ -7884,12 +7112,6 @@
               <w:right w:val="single" w:sz="6" w:space="0" w:color="1F3864"/>
             </w:tcBorders>
             <w:shd w:val="clear" w:color="auto" w:fill="D9E2F3"/>
-            <w:tcMar>
-              <w:top w:w="50" w:type="dxa"/>
-              <w:left w:w="90" w:type="dxa"/>
-              <w:bottom w:w="50" w:type="dxa"/>
-              <w:right w:w="90" w:type="dxa"/>
-            </w:tcMar>
             <w:vAlign w:val="center"/>
           </w:tcPr>
           <w:p>
@@ -7940,6 +7162,55 @@
           </w:p>
         </w:tc>
       </w:tr>
+    </w:tbl>
+    <w:p>
+      <w:pPr>
+        <w:spacing w:before="0" w:after="0" w:line="240" w:lineRule="auto"/>
+        <w:rPr>
+          <w:sz w:val="18"/>
+          <w:szCs w:val="18"/>
+        </w:rPr>
+      </w:pPr>
+    </w:p>
+    <w:tbl>
+      <w:tblPr>
+        <w:tblW w:w="9405" w:type="dxa"/>
+        <w:jc w:val="center"/>
+        <w:tblBorders>
+          <w:top w:val="single" w:sz="6" w:space="0" w:color="1F3864"/>
+          <w:left w:val="single" w:sz="6" w:space="0" w:color="1F3864"/>
+          <w:bottom w:val="single" w:sz="6" w:space="0" w:color="1F3864"/>
+          <w:right w:val="single" w:sz="6" w:space="0" w:color="1F3864"/>
+          <w:insideH w:val="single" w:sz="6" w:space="0" w:color="1F3864"/>
+          <w:insideV w:val="single" w:sz="6" w:space="0" w:color="1F3864"/>
+        </w:tblBorders>
+        <w:tblLayout w:type="fixed"/>
+        <w:tblCellMar>
+          <w:top w:w="40" w:type="dxa"/>
+          <w:left w:w="90" w:type="dxa"/>
+          <w:bottom w:w="40" w:type="dxa"/>
+          <w:right w:w="90" w:type="dxa"/>
+        </w:tblCellMar>
+        <w:tblLook w:val="0000" w:firstRow="0" w:lastRow="0" w:firstColumn="0" w:lastColumn="0" w:noHBand="0" w:noVBand="0"/>
+      </w:tblPr>
+      <w:tblGrid>
+        <w:gridCol w:w="1175"/>
+        <w:gridCol w:w="391"/>
+        <w:gridCol w:w="391"/>
+        <w:gridCol w:w="391"/>
+        <w:gridCol w:w="783"/>
+        <w:gridCol w:w="391"/>
+        <w:gridCol w:w="391"/>
+        <w:gridCol w:w="783"/>
+        <w:gridCol w:w="783"/>
+        <w:gridCol w:w="391"/>
+        <w:gridCol w:w="391"/>
+        <w:gridCol w:w="391"/>
+        <w:gridCol w:w="391"/>
+        <w:gridCol w:w="391"/>
+        <w:gridCol w:w="391"/>
+        <w:gridCol w:w="1567"/>
+      </w:tblGrid>
       <w:tr>
         <w:tc>
           <w:tcPr>
@@ -7952,12 +7223,6 @@
               <w:right w:val="single" w:sz="6" w:space="0" w:color="1F3864"/>
             </w:tcBorders>
             <w:shd w:val="clear" w:color="auto" w:fill="4472C4"/>
-            <w:tcMar>
-              <w:top w:w="50" w:type="dxa"/>
-              <w:left w:w="90" w:type="dxa"/>
-              <w:bottom w:w="50" w:type="dxa"/>
-              <w:right w:w="90" w:type="dxa"/>
-            </w:tcMar>
             <w:vAlign w:val="center"/>
           </w:tcPr>
           <w:p>
@@ -8000,12 +7265,6 @@
               <w:right w:val="single" w:sz="6" w:space="0" w:color="1F3864"/>
             </w:tcBorders>
             <w:shd w:val="clear" w:color="auto" w:fill="4472C4"/>
-            <w:tcMar>
-              <w:top w:w="50" w:type="dxa"/>
-              <w:left w:w="90" w:type="dxa"/>
-              <w:bottom w:w="50" w:type="dxa"/>
-              <w:right w:w="90" w:type="dxa"/>
-            </w:tcMar>
             <w:vAlign w:val="center"/>
           </w:tcPr>
           <w:p>
@@ -8046,12 +7305,6 @@
               <w:right w:val="single" w:sz="6" w:space="0" w:color="1F3864"/>
             </w:tcBorders>
             <w:shd w:val="clear" w:color="auto" w:fill="4472C4"/>
-            <w:tcMar>
-              <w:top w:w="50" w:type="dxa"/>
-              <w:left w:w="90" w:type="dxa"/>
-              <w:bottom w:w="50" w:type="dxa"/>
-              <w:right w:w="90" w:type="dxa"/>
-            </w:tcMar>
             <w:vAlign w:val="center"/>
           </w:tcPr>
           <w:p>
@@ -8092,12 +7345,6 @@
               <w:right w:val="single" w:sz="6" w:space="0" w:color="1F3864"/>
             </w:tcBorders>
             <w:shd w:val="clear" w:color="auto" w:fill="4472C4"/>
-            <w:tcMar>
-              <w:top w:w="50" w:type="dxa"/>
-              <w:left w:w="90" w:type="dxa"/>
-              <w:bottom w:w="50" w:type="dxa"/>
-              <w:right w:w="90" w:type="dxa"/>
-            </w:tcMar>
             <w:vAlign w:val="center"/>
           </w:tcPr>
           <w:p>
@@ -8138,12 +7385,6 @@
               <w:right w:val="single" w:sz="6" w:space="0" w:color="1F3864"/>
             </w:tcBorders>
             <w:shd w:val="clear" w:color="auto" w:fill="4472C4"/>
-            <w:tcMar>
-              <w:top w:w="50" w:type="dxa"/>
-              <w:left w:w="90" w:type="dxa"/>
-              <w:bottom w:w="50" w:type="dxa"/>
-              <w:right w:w="90" w:type="dxa"/>
-            </w:tcMar>
             <w:vAlign w:val="center"/>
           </w:tcPr>
           <w:p>
@@ -8184,12 +7425,6 @@
               <w:right w:val="single" w:sz="6" w:space="0" w:color="1F3864"/>
             </w:tcBorders>
             <w:shd w:val="clear" w:color="auto" w:fill="4472C4"/>
-            <w:tcMar>
-              <w:top w:w="50" w:type="dxa"/>
-              <w:left w:w="90" w:type="dxa"/>
-              <w:bottom w:w="50" w:type="dxa"/>
-              <w:right w:w="90" w:type="dxa"/>
-            </w:tcMar>
             <w:vAlign w:val="center"/>
           </w:tcPr>
           <w:p>
@@ -8232,12 +7467,6 @@
               <w:right w:val="single" w:sz="6" w:space="0" w:color="1F3864"/>
             </w:tcBorders>
             <w:shd w:val="clear" w:color="auto" w:fill="D9E2F3"/>
-            <w:tcMar>
-              <w:top w:w="50" w:type="dxa"/>
-              <w:left w:w="90" w:type="dxa"/>
-              <w:bottom w:w="50" w:type="dxa"/>
-              <w:right w:w="90" w:type="dxa"/>
-            </w:tcMar>
             <w:vAlign w:val="center"/>
           </w:tcPr>
           <w:p>
@@ -8347,12 +7576,6 @@
               <w:right w:val="single" w:sz="6" w:space="0" w:color="1F3864"/>
             </w:tcBorders>
             <w:shd w:val="clear" w:color="auto" w:fill="D9E2F3"/>
-            <w:tcMar>
-              <w:top w:w="50" w:type="dxa"/>
-              <w:left w:w="90" w:type="dxa"/>
-              <w:bottom w:w="50" w:type="dxa"/>
-              <w:right w:w="90" w:type="dxa"/>
-            </w:tcMar>
             <w:vAlign w:val="center"/>
           </w:tcPr>
           <w:p>
@@ -8443,12 +7666,6 @@
               <w:right w:val="single" w:sz="6" w:space="0" w:color="1F3864"/>
             </w:tcBorders>
             <w:shd w:val="clear" w:color="auto" w:fill="D9E2F3"/>
-            <w:tcMar>
-              <w:top w:w="50" w:type="dxa"/>
-              <w:left w:w="90" w:type="dxa"/>
-              <w:bottom w:w="50" w:type="dxa"/>
-              <w:right w:w="90" w:type="dxa"/>
-            </w:tcMar>
             <w:vAlign w:val="center"/>
           </w:tcPr>
           <w:p>
@@ -8539,12 +7756,6 @@
               <w:right w:val="single" w:sz="6" w:space="0" w:color="1F3864"/>
             </w:tcBorders>
             <w:shd w:val="clear" w:color="auto" w:fill="D9E2F3"/>
-            <w:tcMar>
-              <w:top w:w="50" w:type="dxa"/>
-              <w:left w:w="90" w:type="dxa"/>
-              <w:bottom w:w="50" w:type="dxa"/>
-              <w:right w:w="90" w:type="dxa"/>
-            </w:tcMar>
             <w:vAlign w:val="center"/>
           </w:tcPr>
           <w:p>
@@ -8635,12 +7846,6 @@
               <w:right w:val="single" w:sz="6" w:space="0" w:color="1F3864"/>
             </w:tcBorders>
             <w:shd w:val="clear" w:color="auto" w:fill="D9E2F3"/>
-            <w:tcMar>
-              <w:top w:w="50" w:type="dxa"/>
-              <w:left w:w="90" w:type="dxa"/>
-              <w:bottom w:w="50" w:type="dxa"/>
-              <w:right w:w="90" w:type="dxa"/>
-            </w:tcMar>
             <w:vAlign w:val="center"/>
           </w:tcPr>
           <w:p>
@@ -8721,6 +7926,55 @@
           </w:p>
         </w:tc>
       </w:tr>
+    </w:tbl>
+    <w:p>
+      <w:pPr>
+        <w:spacing w:before="0" w:after="0" w:line="240" w:lineRule="auto"/>
+        <w:rPr>
+          <w:sz w:val="18"/>
+          <w:szCs w:val="18"/>
+        </w:rPr>
+      </w:pPr>
+    </w:p>
+    <w:tbl>
+      <w:tblPr>
+        <w:tblW w:w="9405" w:type="dxa"/>
+        <w:jc w:val="center"/>
+        <w:tblBorders>
+          <w:top w:val="single" w:sz="6" w:space="0" w:color="1F3864"/>
+          <w:left w:val="single" w:sz="6" w:space="0" w:color="1F3864"/>
+          <w:bottom w:val="single" w:sz="6" w:space="0" w:color="1F3864"/>
+          <w:right w:val="single" w:sz="6" w:space="0" w:color="1F3864"/>
+          <w:insideH w:val="single" w:sz="6" w:space="0" w:color="1F3864"/>
+          <w:insideV w:val="single" w:sz="6" w:space="0" w:color="1F3864"/>
+        </w:tblBorders>
+        <w:tblLayout w:type="fixed"/>
+        <w:tblCellMar>
+          <w:top w:w="40" w:type="dxa"/>
+          <w:left w:w="90" w:type="dxa"/>
+          <w:bottom w:w="40" w:type="dxa"/>
+          <w:right w:w="90" w:type="dxa"/>
+        </w:tblCellMar>
+        <w:tblLook w:val="0000" w:firstRow="0" w:lastRow="0" w:firstColumn="0" w:lastColumn="0" w:noHBand="0" w:noVBand="0"/>
+      </w:tblPr>
+      <w:tblGrid>
+        <w:gridCol w:w="1175"/>
+        <w:gridCol w:w="391"/>
+        <w:gridCol w:w="391"/>
+        <w:gridCol w:w="391"/>
+        <w:gridCol w:w="783"/>
+        <w:gridCol w:w="391"/>
+        <w:gridCol w:w="391"/>
+        <w:gridCol w:w="783"/>
+        <w:gridCol w:w="783"/>
+        <w:gridCol w:w="391"/>
+        <w:gridCol w:w="391"/>
+        <w:gridCol w:w="391"/>
+        <w:gridCol w:w="391"/>
+        <w:gridCol w:w="391"/>
+        <w:gridCol w:w="391"/>
+        <w:gridCol w:w="1567"/>
+      </w:tblGrid>
       <w:tr>
         <w:tc>
           <w:tcPr>
@@ -8733,12 +7987,6 @@
               <w:right w:val="single" w:sz="6" w:space="0" w:color="1F3864"/>
             </w:tcBorders>
             <w:shd w:val="clear" w:color="auto" w:fill="4472C4"/>
-            <w:tcMar>
-              <w:top w:w="50" w:type="dxa"/>
-              <w:left w:w="90" w:type="dxa"/>
-              <w:bottom w:w="50" w:type="dxa"/>
-              <w:right w:w="90" w:type="dxa"/>
-            </w:tcMar>
             <w:vAlign w:val="center"/>
           </w:tcPr>
           <w:p>
@@ -8778,12 +8026,6 @@
               <w:right w:val="single" w:sz="6" w:space="0" w:color="1F3864"/>
             </w:tcBorders>
             <w:shd w:val="clear" w:color="auto" w:fill="D9E2F3"/>
-            <w:tcMar>
-              <w:top w:w="50" w:type="dxa"/>
-              <w:left w:w="90" w:type="dxa"/>
-              <w:bottom w:w="50" w:type="dxa"/>
-              <w:right w:w="90" w:type="dxa"/>
-            </w:tcMar>
             <w:vAlign w:val="center"/>
           </w:tcPr>
           <w:p>
@@ -8984,12 +8226,6 @@
               <w:right w:val="single" w:sz="6" w:space="0" w:color="1F3864"/>
             </w:tcBorders>
             <w:shd w:val="clear" w:color="auto" w:fill="4472C4"/>
-            <w:tcMar>
-              <w:top w:w="50" w:type="dxa"/>
-              <w:left w:w="90" w:type="dxa"/>
-              <w:bottom w:w="50" w:type="dxa"/>
-              <w:right w:w="90" w:type="dxa"/>
-            </w:tcMar>
             <w:vAlign w:val="center"/>
           </w:tcPr>
           <w:p>
@@ -9029,12 +8265,6 @@
               <w:right w:val="single" w:sz="6" w:space="0" w:color="1F3864"/>
             </w:tcBorders>
             <w:shd w:val="clear" w:color="auto" w:fill="D9E2F3"/>
-            <w:tcMar>
-              <w:top w:w="50" w:type="dxa"/>
-              <w:left w:w="90" w:type="dxa"/>
-              <w:bottom w:w="50" w:type="dxa"/>
-              <w:right w:w="90" w:type="dxa"/>
-            </w:tcMar>
             <w:vAlign w:val="center"/>
           </w:tcPr>
           <w:p>
@@ -9212,12 +8442,6 @@
               <w:right w:val="single" w:sz="6" w:space="0" w:color="1F3864"/>
             </w:tcBorders>
             <w:shd w:val="clear" w:color="auto" w:fill="4472C4"/>
-            <w:tcMar>
-              <w:top w:w="50" w:type="dxa"/>
-              <w:left w:w="90" w:type="dxa"/>
-              <w:bottom w:w="50" w:type="dxa"/>
-              <w:right w:w="90" w:type="dxa"/>
-            </w:tcMar>
             <w:vAlign w:val="center"/>
           </w:tcPr>
           <w:p>
@@ -9257,12 +8481,6 @@
               <w:right w:val="single" w:sz="6" w:space="0" w:color="1F3864"/>
             </w:tcBorders>
             <w:shd w:val="clear" w:color="auto" w:fill="D9E2F3"/>
-            <w:tcMar>
-              <w:top w:w="50" w:type="dxa"/>
-              <w:left w:w="90" w:type="dxa"/>
-              <w:bottom w:w="50" w:type="dxa"/>
-              <w:right w:w="90" w:type="dxa"/>
-            </w:tcMar>
             <w:vAlign w:val="center"/>
           </w:tcPr>
           <w:p>
@@ -9348,12 +8566,6 @@
               <w:right w:val="single" w:sz="6" w:space="0" w:color="1F3864"/>
             </w:tcBorders>
             <w:shd w:val="clear" w:color="auto" w:fill="4472C4"/>
-            <w:tcMar>
-              <w:top w:w="50" w:type="dxa"/>
-              <w:left w:w="90" w:type="dxa"/>
-              <w:bottom w:w="50" w:type="dxa"/>
-              <w:right w:w="90" w:type="dxa"/>
-            </w:tcMar>
             <w:vAlign w:val="center"/>
           </w:tcPr>
           <w:p>
@@ -9393,12 +8605,6 @@
               <w:right w:val="single" w:sz="6" w:space="0" w:color="1F3864"/>
             </w:tcBorders>
             <w:shd w:val="clear" w:color="auto" w:fill="D9E2F3"/>
-            <w:tcMar>
-              <w:top w:w="50" w:type="dxa"/>
-              <w:left w:w="90" w:type="dxa"/>
-              <w:bottom w:w="50" w:type="dxa"/>
-              <w:right w:w="90" w:type="dxa"/>
-            </w:tcMar>
             <w:vAlign w:val="center"/>
           </w:tcPr>
           <w:p>
@@ -9509,12 +8715,6 @@
               <w:right w:val="single" w:sz="6" w:space="0" w:color="1F3864"/>
             </w:tcBorders>
             <w:shd w:val="clear" w:color="auto" w:fill="4472C4"/>
-            <w:tcMar>
-              <w:top w:w="50" w:type="dxa"/>
-              <w:left w:w="90" w:type="dxa"/>
-              <w:bottom w:w="50" w:type="dxa"/>
-              <w:right w:w="90" w:type="dxa"/>
-            </w:tcMar>
             <w:vAlign w:val="center"/>
           </w:tcPr>
           <w:p>
@@ -9554,12 +8754,6 @@
               <w:right w:val="single" w:sz="6" w:space="0" w:color="1F3864"/>
             </w:tcBorders>
             <w:shd w:val="clear" w:color="auto" w:fill="D9E2F3"/>
-            <w:tcMar>
-              <w:top w:w="50" w:type="dxa"/>
-              <w:left w:w="90" w:type="dxa"/>
-              <w:bottom w:w="50" w:type="dxa"/>
-              <w:right w:w="90" w:type="dxa"/>
-            </w:tcMar>
             <w:vAlign w:val="center"/>
           </w:tcPr>
           <w:p>
@@ -9604,12 +8798,6 @@
               <w:right w:val="single" w:sz="6" w:space="0" w:color="1F3864"/>
             </w:tcBorders>
             <w:shd w:val="clear" w:color="auto" w:fill="4472C4"/>
-            <w:tcMar>
-              <w:top w:w="50" w:type="dxa"/>
-              <w:left w:w="90" w:type="dxa"/>
-              <w:bottom w:w="50" w:type="dxa"/>
-              <w:right w:w="90" w:type="dxa"/>
-            </w:tcMar>
             <w:vAlign w:val="center"/>
           </w:tcPr>
           <w:p>
@@ -9676,12 +8864,6 @@
               <w:right w:val="single" w:sz="6" w:space="0" w:color="1F3864"/>
             </w:tcBorders>
             <w:shd w:val="clear" w:color="auto" w:fill="4472C4"/>
-            <w:tcMar>
-              <w:top w:w="50" w:type="dxa"/>
-              <w:left w:w="90" w:type="dxa"/>
-              <w:bottom w:w="50" w:type="dxa"/>
-              <w:right w:w="90" w:type="dxa"/>
-            </w:tcMar>
             <w:vAlign w:val="center"/>
           </w:tcPr>
           <w:p>
@@ -9721,12 +8903,6 @@
               <w:right w:val="single" w:sz="6" w:space="0" w:color="1F3864"/>
             </w:tcBorders>
             <w:shd w:val="clear" w:color="auto" w:fill="4472C4"/>
-            <w:tcMar>
-              <w:top w:w="50" w:type="dxa"/>
-              <w:left w:w="90" w:type="dxa"/>
-              <w:bottom w:w="50" w:type="dxa"/>
-              <w:right w:w="90" w:type="dxa"/>
-            </w:tcMar>
             <w:vAlign w:val="center"/>
           </w:tcPr>
           <w:p>
@@ -9766,12 +8942,6 @@
               <w:right w:val="single" w:sz="6" w:space="0" w:color="1F3864"/>
             </w:tcBorders>
             <w:shd w:val="clear" w:color="auto" w:fill="4472C4"/>
-            <w:tcMar>
-              <w:top w:w="50" w:type="dxa"/>
-              <w:left w:w="90" w:type="dxa"/>
-              <w:bottom w:w="50" w:type="dxa"/>
-              <w:right w:w="90" w:type="dxa"/>
-            </w:tcMar>
             <w:vAlign w:val="center"/>
           </w:tcPr>
           <w:p>
@@ -9811,12 +8981,6 @@
               <w:right w:val="single" w:sz="6" w:space="0" w:color="1F3864"/>
             </w:tcBorders>
             <w:shd w:val="clear" w:color="auto" w:fill="4472C4"/>
-            <w:tcMar>
-              <w:top w:w="50" w:type="dxa"/>
-              <w:left w:w="90" w:type="dxa"/>
-              <w:bottom w:w="50" w:type="dxa"/>
-              <w:right w:w="90" w:type="dxa"/>
-            </w:tcMar>
             <w:vAlign w:val="center"/>
           </w:tcPr>
           <w:p>
@@ -9883,12 +9047,6 @@
               <w:right w:val="single" w:sz="6" w:space="0" w:color="1F3864"/>
             </w:tcBorders>
             <w:shd w:val="clear" w:color="auto" w:fill="D9E2F3"/>
-            <w:tcMar>
-              <w:top w:w="50" w:type="dxa"/>
-              <w:left w:w="90" w:type="dxa"/>
-              <w:bottom w:w="50" w:type="dxa"/>
-              <w:right w:w="90" w:type="dxa"/>
-            </w:tcMar>
             <w:vAlign w:val="center"/>
           </w:tcPr>
           <w:p>
@@ -9921,12 +9079,6 @@
               <w:right w:val="single" w:sz="6" w:space="0" w:color="1F3864"/>
             </w:tcBorders>
             <w:shd w:val="clear" w:color="auto" w:fill="D9E2F3"/>
-            <w:tcMar>
-              <w:top w:w="50" w:type="dxa"/>
-              <w:left w:w="90" w:type="dxa"/>
-              <w:bottom w:w="50" w:type="dxa"/>
-              <w:right w:w="90" w:type="dxa"/>
-            </w:tcMar>
             <w:vAlign w:val="center"/>
           </w:tcPr>
           <w:p>
@@ -9959,12 +9111,6 @@
               <w:right w:val="single" w:sz="6" w:space="0" w:color="1F3864"/>
             </w:tcBorders>
             <w:shd w:val="clear" w:color="auto" w:fill="D9E2F3"/>
-            <w:tcMar>
-              <w:top w:w="50" w:type="dxa"/>
-              <w:left w:w="90" w:type="dxa"/>
-              <w:bottom w:w="50" w:type="dxa"/>
-              <w:right w:w="90" w:type="dxa"/>
-            </w:tcMar>
             <w:vAlign w:val="center"/>
           </w:tcPr>
           <w:p>
@@ -9997,12 +9143,6 @@
               <w:right w:val="single" w:sz="6" w:space="0" w:color="1F3864"/>
             </w:tcBorders>
             <w:shd w:val="clear" w:color="auto" w:fill="D9E2F3"/>
-            <w:tcMar>
-              <w:top w:w="50" w:type="dxa"/>
-              <w:left w:w="90" w:type="dxa"/>
-              <w:bottom w:w="50" w:type="dxa"/>
-              <w:right w:w="90" w:type="dxa"/>
-            </w:tcMar>
             <w:vAlign w:val="center"/>
           </w:tcPr>
           <w:p>
@@ -10062,12 +9202,6 @@
               <w:right w:val="single" w:sz="6" w:space="0" w:color="1F3864"/>
             </w:tcBorders>
             <w:shd w:val="clear" w:color="auto" w:fill="D9E2F3"/>
-            <w:tcMar>
-              <w:top w:w="50" w:type="dxa"/>
-              <w:left w:w="90" w:type="dxa"/>
-              <w:bottom w:w="50" w:type="dxa"/>
-              <w:right w:w="90" w:type="dxa"/>
-            </w:tcMar>
             <w:vAlign w:val="center"/>
           </w:tcPr>
           <w:p>
@@ -10100,12 +9234,6 @@
               <w:right w:val="single" w:sz="6" w:space="0" w:color="1F3864"/>
             </w:tcBorders>
             <w:shd w:val="clear" w:color="auto" w:fill="D9E2F3"/>
-            <w:tcMar>
-              <w:top w:w="50" w:type="dxa"/>
-              <w:left w:w="90" w:type="dxa"/>
-              <w:bottom w:w="50" w:type="dxa"/>
-              <w:right w:w="90" w:type="dxa"/>
-            </w:tcMar>
             <w:vAlign w:val="center"/>
           </w:tcPr>
           <w:p>
@@ -10138,12 +9266,6 @@
               <w:right w:val="single" w:sz="6" w:space="0" w:color="1F3864"/>
             </w:tcBorders>
             <w:shd w:val="clear" w:color="auto" w:fill="D9E2F3"/>
-            <w:tcMar>
-              <w:top w:w="50" w:type="dxa"/>
-              <w:left w:w="90" w:type="dxa"/>
-              <w:bottom w:w="50" w:type="dxa"/>
-              <w:right w:w="90" w:type="dxa"/>
-            </w:tcMar>
             <w:vAlign w:val="center"/>
           </w:tcPr>
           <w:p>
@@ -10176,12 +9298,6 @@
               <w:right w:val="single" w:sz="6" w:space="0" w:color="1F3864"/>
             </w:tcBorders>
             <w:shd w:val="clear" w:color="auto" w:fill="D9E2F3"/>
-            <w:tcMar>
-              <w:top w:w="50" w:type="dxa"/>
-              <w:left w:w="90" w:type="dxa"/>
-              <w:bottom w:w="50" w:type="dxa"/>
-              <w:right w:w="90" w:type="dxa"/>
-            </w:tcMar>
             <w:vAlign w:val="center"/>
           </w:tcPr>
           <w:p>
@@ -10241,12 +9357,6 @@
               <w:right w:val="single" w:sz="6" w:space="0" w:color="1F3864"/>
             </w:tcBorders>
             <w:shd w:val="clear" w:color="auto" w:fill="D9E2F3"/>
-            <w:tcMar>
-              <w:top w:w="50" w:type="dxa"/>
-              <w:left w:w="90" w:type="dxa"/>
-              <w:bottom w:w="50" w:type="dxa"/>
-              <w:right w:w="90" w:type="dxa"/>
-            </w:tcMar>
             <w:vAlign w:val="center"/>
           </w:tcPr>
           <w:p>
@@ -10279,12 +9389,6 @@
               <w:right w:val="single" w:sz="6" w:space="0" w:color="1F3864"/>
             </w:tcBorders>
             <w:shd w:val="clear" w:color="auto" w:fill="D9E2F3"/>
-            <w:tcMar>
-              <w:top w:w="50" w:type="dxa"/>
-              <w:left w:w="90" w:type="dxa"/>
-              <w:bottom w:w="50" w:type="dxa"/>
-              <w:right w:w="90" w:type="dxa"/>
-            </w:tcMar>
             <w:vAlign w:val="center"/>
           </w:tcPr>
           <w:p>
@@ -10317,12 +9421,6 @@
               <w:right w:val="single" w:sz="6" w:space="0" w:color="1F3864"/>
             </w:tcBorders>
             <w:shd w:val="clear" w:color="auto" w:fill="D9E2F3"/>
-            <w:tcMar>
-              <w:top w:w="50" w:type="dxa"/>
-              <w:left w:w="90" w:type="dxa"/>
-              <w:bottom w:w="50" w:type="dxa"/>
-              <w:right w:w="90" w:type="dxa"/>
-            </w:tcMar>
             <w:vAlign w:val="center"/>
           </w:tcPr>
           <w:p>
@@ -10355,12 +9453,6 @@
               <w:right w:val="single" w:sz="6" w:space="0" w:color="1F3864"/>
             </w:tcBorders>
             <w:shd w:val="clear" w:color="auto" w:fill="D9E2F3"/>
-            <w:tcMar>
-              <w:top w:w="50" w:type="dxa"/>
-              <w:left w:w="90" w:type="dxa"/>
-              <w:bottom w:w="50" w:type="dxa"/>
-              <w:right w:w="90" w:type="dxa"/>
-            </w:tcMar>
             <w:vAlign w:val="center"/>
           </w:tcPr>
           <w:p>
@@ -10420,12 +9512,6 @@
               <w:right w:val="single" w:sz="6" w:space="0" w:color="1F3864"/>
             </w:tcBorders>
             <w:shd w:val="clear" w:color="auto" w:fill="D9E2F3"/>
-            <w:tcMar>
-              <w:top w:w="50" w:type="dxa"/>
-              <w:left w:w="90" w:type="dxa"/>
-              <w:bottom w:w="50" w:type="dxa"/>
-              <w:right w:w="90" w:type="dxa"/>
-            </w:tcMar>
             <w:vAlign w:val="center"/>
           </w:tcPr>
           <w:p>
@@ -10470,12 +9556,6 @@
               <w:right w:val="single" w:sz="6" w:space="0" w:color="1F3864"/>
             </w:tcBorders>
             <w:shd w:val="clear" w:color="auto" w:fill="4472C4"/>
-            <w:tcMar>
-              <w:top w:w="50" w:type="dxa"/>
-              <w:left w:w="90" w:type="dxa"/>
-              <w:bottom w:w="50" w:type="dxa"/>
-              <w:right w:w="90" w:type="dxa"/>
-            </w:tcMar>
             <w:vAlign w:val="center"/>
           </w:tcPr>
           <w:p>
@@ -10542,12 +9622,6 @@
               <w:right w:val="single" w:sz="6" w:space="0" w:color="1F3864"/>
             </w:tcBorders>
             <w:shd w:val="clear" w:color="auto" w:fill="4472C4"/>
-            <w:tcMar>
-              <w:top w:w="50" w:type="dxa"/>
-              <w:left w:w="90" w:type="dxa"/>
-              <w:bottom w:w="50" w:type="dxa"/>
-              <w:right w:w="90" w:type="dxa"/>
-            </w:tcMar>
             <w:vAlign w:val="center"/>
           </w:tcPr>
           <w:p>
@@ -10587,12 +9661,6 @@
               <w:right w:val="single" w:sz="6" w:space="0" w:color="1F3864"/>
             </w:tcBorders>
             <w:shd w:val="clear" w:color="auto" w:fill="4472C4"/>
-            <w:tcMar>
-              <w:top w:w="50" w:type="dxa"/>
-              <w:left w:w="90" w:type="dxa"/>
-              <w:bottom w:w="50" w:type="dxa"/>
-              <w:right w:w="90" w:type="dxa"/>
-            </w:tcMar>
             <w:vAlign w:val="center"/>
           </w:tcPr>
           <w:p>
@@ -10632,12 +9700,6 @@
               <w:right w:val="single" w:sz="6" w:space="0" w:color="1F3864"/>
             </w:tcBorders>
             <w:shd w:val="clear" w:color="auto" w:fill="4472C4"/>
-            <w:tcMar>
-              <w:top w:w="50" w:type="dxa"/>
-              <w:left w:w="90" w:type="dxa"/>
-              <w:bottom w:w="50" w:type="dxa"/>
-              <w:right w:w="90" w:type="dxa"/>
-            </w:tcMar>
             <w:vAlign w:val="center"/>
           </w:tcPr>
           <w:p>
@@ -10677,12 +9739,6 @@
               <w:right w:val="single" w:sz="6" w:space="0" w:color="1F3864"/>
             </w:tcBorders>
             <w:shd w:val="clear" w:color="auto" w:fill="4472C4"/>
-            <w:tcMar>
-              <w:top w:w="50" w:type="dxa"/>
-              <w:left w:w="90" w:type="dxa"/>
-              <w:bottom w:w="50" w:type="dxa"/>
-              <w:right w:w="90" w:type="dxa"/>
-            </w:tcMar>
             <w:vAlign w:val="center"/>
           </w:tcPr>
           <w:p>
@@ -10749,12 +9805,6 @@
               <w:right w:val="single" w:sz="6" w:space="0" w:color="1F3864"/>
             </w:tcBorders>
             <w:shd w:val="clear" w:color="auto" w:fill="D9E2F3"/>
-            <w:tcMar>
-              <w:top w:w="50" w:type="dxa"/>
-              <w:left w:w="90" w:type="dxa"/>
-              <w:bottom w:w="50" w:type="dxa"/>
-              <w:right w:w="90" w:type="dxa"/>
-            </w:tcMar>
             <w:vAlign w:val="center"/>
           </w:tcPr>
           <w:p>
@@ -10787,12 +9837,6 @@
               <w:right w:val="single" w:sz="6" w:space="0" w:color="1F3864"/>
             </w:tcBorders>
             <w:shd w:val="clear" w:color="auto" w:fill="D9E2F3"/>
-            <w:tcMar>
-              <w:top w:w="50" w:type="dxa"/>
-              <w:left w:w="90" w:type="dxa"/>
-              <w:bottom w:w="50" w:type="dxa"/>
-              <w:right w:w="90" w:type="dxa"/>
-            </w:tcMar>
             <w:vAlign w:val="center"/>
           </w:tcPr>
           <w:p>
@@ -10825,12 +9869,6 @@
               <w:right w:val="single" w:sz="6" w:space="0" w:color="1F3864"/>
             </w:tcBorders>
             <w:shd w:val="clear" w:color="auto" w:fill="D9E2F3"/>
-            <w:tcMar>
-              <w:top w:w="50" w:type="dxa"/>
-              <w:left w:w="90" w:type="dxa"/>
-              <w:bottom w:w="50" w:type="dxa"/>
-              <w:right w:w="90" w:type="dxa"/>
-            </w:tcMar>
             <w:vAlign w:val="center"/>
           </w:tcPr>
           <w:p>
@@ -10863,12 +9901,6 @@
               <w:right w:val="single" w:sz="6" w:space="0" w:color="1F3864"/>
             </w:tcBorders>
             <w:shd w:val="clear" w:color="auto" w:fill="D9E2F3"/>
-            <w:tcMar>
-              <w:top w:w="50" w:type="dxa"/>
-              <w:left w:w="90" w:type="dxa"/>
-              <w:bottom w:w="50" w:type="dxa"/>
-              <w:right w:w="90" w:type="dxa"/>
-            </w:tcMar>
             <w:vAlign w:val="center"/>
           </w:tcPr>
           <w:p>
@@ -10928,12 +9960,6 @@
               <w:right w:val="single" w:sz="6" w:space="0" w:color="1F3864"/>
             </w:tcBorders>
             <w:shd w:val="clear" w:color="auto" w:fill="D9E2F3"/>
-            <w:tcMar>
-              <w:top w:w="50" w:type="dxa"/>
-              <w:left w:w="90" w:type="dxa"/>
-              <w:bottom w:w="50" w:type="dxa"/>
-              <w:right w:w="90" w:type="dxa"/>
-            </w:tcMar>
             <w:vAlign w:val="center"/>
           </w:tcPr>
           <w:p>
@@ -10966,12 +9992,6 @@
               <w:right w:val="single" w:sz="6" w:space="0" w:color="1F3864"/>
             </w:tcBorders>
             <w:shd w:val="clear" w:color="auto" w:fill="D9E2F3"/>
-            <w:tcMar>
-              <w:top w:w="50" w:type="dxa"/>
-              <w:left w:w="90" w:type="dxa"/>
-              <w:bottom w:w="50" w:type="dxa"/>
-              <w:right w:w="90" w:type="dxa"/>
-            </w:tcMar>
             <w:vAlign w:val="center"/>
           </w:tcPr>
           <w:p>
@@ -11004,12 +10024,6 @@
               <w:right w:val="single" w:sz="6" w:space="0" w:color="1F3864"/>
             </w:tcBorders>
             <w:shd w:val="clear" w:color="auto" w:fill="D9E2F3"/>
-            <w:tcMar>
-              <w:top w:w="50" w:type="dxa"/>
-              <w:left w:w="90" w:type="dxa"/>
-              <w:bottom w:w="50" w:type="dxa"/>
-              <w:right w:w="90" w:type="dxa"/>
-            </w:tcMar>
             <w:vAlign w:val="center"/>
           </w:tcPr>
           <w:p>
@@ -11042,12 +10056,6 @@
               <w:right w:val="single" w:sz="6" w:space="0" w:color="1F3864"/>
             </w:tcBorders>
             <w:shd w:val="clear" w:color="auto" w:fill="D9E2F3"/>
-            <w:tcMar>
-              <w:top w:w="50" w:type="dxa"/>
-              <w:left w:w="90" w:type="dxa"/>
-              <w:bottom w:w="50" w:type="dxa"/>
-              <w:right w:w="90" w:type="dxa"/>
-            </w:tcMar>
             <w:vAlign w:val="center"/>
           </w:tcPr>
           <w:p>
@@ -11107,12 +10115,6 @@
               <w:right w:val="single" w:sz="6" w:space="0" w:color="1F3864"/>
             </w:tcBorders>
             <w:shd w:val="clear" w:color="auto" w:fill="D9E2F3"/>
-            <w:tcMar>
-              <w:top w:w="50" w:type="dxa"/>
-              <w:left w:w="90" w:type="dxa"/>
-              <w:bottom w:w="50" w:type="dxa"/>
-              <w:right w:w="90" w:type="dxa"/>
-            </w:tcMar>
             <w:vAlign w:val="center"/>
           </w:tcPr>
           <w:p>
@@ -11145,12 +10147,6 @@
               <w:right w:val="single" w:sz="6" w:space="0" w:color="1F3864"/>
             </w:tcBorders>
             <w:shd w:val="clear" w:color="auto" w:fill="D9E2F3"/>
-            <w:tcMar>
-              <w:top w:w="50" w:type="dxa"/>
-              <w:left w:w="90" w:type="dxa"/>
-              <w:bottom w:w="50" w:type="dxa"/>
-              <w:right w:w="90" w:type="dxa"/>
-            </w:tcMar>
             <w:vAlign w:val="center"/>
           </w:tcPr>
           <w:p>
@@ -11183,12 +10179,6 @@
               <w:right w:val="single" w:sz="6" w:space="0" w:color="1F3864"/>
             </w:tcBorders>
             <w:shd w:val="clear" w:color="auto" w:fill="D9E2F3"/>
-            <w:tcMar>
-              <w:top w:w="50" w:type="dxa"/>
-              <w:left w:w="90" w:type="dxa"/>
-              <w:bottom w:w="50" w:type="dxa"/>
-              <w:right w:w="90" w:type="dxa"/>
-            </w:tcMar>
             <w:vAlign w:val="center"/>
           </w:tcPr>
           <w:p>
@@ -11221,12 +10211,6 @@
               <w:right w:val="single" w:sz="6" w:space="0" w:color="1F3864"/>
             </w:tcBorders>
             <w:shd w:val="clear" w:color="auto" w:fill="D9E2F3"/>
-            <w:tcMar>
-              <w:top w:w="50" w:type="dxa"/>
-              <w:left w:w="90" w:type="dxa"/>
-              <w:bottom w:w="50" w:type="dxa"/>
-              <w:right w:w="90" w:type="dxa"/>
-            </w:tcMar>
             <w:vAlign w:val="center"/>
           </w:tcPr>
           <w:p>
@@ -11286,12 +10270,6 @@
               <w:right w:val="single" w:sz="6" w:space="0" w:color="1F3864"/>
             </w:tcBorders>
             <w:shd w:val="clear" w:color="auto" w:fill="D9E2F3"/>
-            <w:tcMar>
-              <w:top w:w="50" w:type="dxa"/>
-              <w:left w:w="90" w:type="dxa"/>
-              <w:bottom w:w="50" w:type="dxa"/>
-              <w:right w:w="90" w:type="dxa"/>
-            </w:tcMar>
             <w:vAlign w:val="center"/>
           </w:tcPr>
           <w:p>
@@ -11336,12 +10314,6 @@
               <w:right w:val="single" w:sz="6" w:space="0" w:color="1F3864"/>
             </w:tcBorders>
             <w:shd w:val="clear" w:color="auto" w:fill="4472C4"/>
-            <w:tcMar>
-              <w:top w:w="50" w:type="dxa"/>
-              <w:left w:w="90" w:type="dxa"/>
-              <w:bottom w:w="50" w:type="dxa"/>
-              <w:right w:w="90" w:type="dxa"/>
-            </w:tcMar>
             <w:vAlign w:val="center"/>
           </w:tcPr>
           <w:p>
@@ -11408,12 +10380,6 @@
               <w:right w:val="single" w:sz="6" w:space="0" w:color="1F3864"/>
             </w:tcBorders>
             <w:shd w:val="clear" w:color="auto" w:fill="4472C4"/>
-            <w:tcMar>
-              <w:top w:w="50" w:type="dxa"/>
-              <w:left w:w="90" w:type="dxa"/>
-              <w:bottom w:w="50" w:type="dxa"/>
-              <w:right w:w="90" w:type="dxa"/>
-            </w:tcMar>
             <w:vAlign w:val="center"/>
           </w:tcPr>
           <w:p>
@@ -11453,12 +10419,6 @@
               <w:right w:val="single" w:sz="6" w:space="0" w:color="1F3864"/>
             </w:tcBorders>
             <w:shd w:val="clear" w:color="auto" w:fill="4472C4"/>
-            <w:tcMar>
-              <w:top w:w="50" w:type="dxa"/>
-              <w:left w:w="90" w:type="dxa"/>
-              <w:bottom w:w="50" w:type="dxa"/>
-              <w:right w:w="90" w:type="dxa"/>
-            </w:tcMar>
             <w:vAlign w:val="center"/>
           </w:tcPr>
           <w:p>
@@ -11498,12 +10458,6 @@
               <w:right w:val="single" w:sz="6" w:space="0" w:color="1F3864"/>
             </w:tcBorders>
             <w:shd w:val="clear" w:color="auto" w:fill="4472C4"/>
-            <w:tcMar>
-              <w:top w:w="50" w:type="dxa"/>
-              <w:left w:w="90" w:type="dxa"/>
-              <w:bottom w:w="50" w:type="dxa"/>
-              <w:right w:w="90" w:type="dxa"/>
-            </w:tcMar>
             <w:vAlign w:val="center"/>
           </w:tcPr>
           <w:p>
@@ -11543,12 +10497,6 @@
               <w:right w:val="single" w:sz="6" w:space="0" w:color="1F3864"/>
             </w:tcBorders>
             <w:shd w:val="clear" w:color="auto" w:fill="4472C4"/>
-            <w:tcMar>
-              <w:top w:w="50" w:type="dxa"/>
-              <w:left w:w="90" w:type="dxa"/>
-              <w:bottom w:w="50" w:type="dxa"/>
-              <w:right w:w="90" w:type="dxa"/>
-            </w:tcMar>
             <w:vAlign w:val="center"/>
           </w:tcPr>
           <w:p>
@@ -11615,12 +10563,6 @@
               <w:right w:val="single" w:sz="6" w:space="0" w:color="1F3864"/>
             </w:tcBorders>
             <w:shd w:val="clear" w:color="auto" w:fill="D9E2F3"/>
-            <w:tcMar>
-              <w:top w:w="50" w:type="dxa"/>
-              <w:left w:w="90" w:type="dxa"/>
-              <w:bottom w:w="50" w:type="dxa"/>
-              <w:right w:w="90" w:type="dxa"/>
-            </w:tcMar>
             <w:vAlign w:val="center"/>
           </w:tcPr>
           <w:p>
@@ -11653,12 +10595,6 @@
               <w:right w:val="single" w:sz="6" w:space="0" w:color="1F3864"/>
             </w:tcBorders>
             <w:shd w:val="clear" w:color="auto" w:fill="D9E2F3"/>
-            <w:tcMar>
-              <w:top w:w="50" w:type="dxa"/>
-              <w:left w:w="90" w:type="dxa"/>
-              <w:bottom w:w="50" w:type="dxa"/>
-              <w:right w:w="90" w:type="dxa"/>
-            </w:tcMar>
             <w:vAlign w:val="center"/>
           </w:tcPr>
           <w:p>
@@ -11691,12 +10627,6 @@
               <w:right w:val="single" w:sz="6" w:space="0" w:color="1F3864"/>
             </w:tcBorders>
             <w:shd w:val="clear" w:color="auto" w:fill="D9E2F3"/>
-            <w:tcMar>
-              <w:top w:w="50" w:type="dxa"/>
-              <w:left w:w="90" w:type="dxa"/>
-              <w:bottom w:w="50" w:type="dxa"/>
-              <w:right w:w="90" w:type="dxa"/>
-            </w:tcMar>
             <w:vAlign w:val="center"/>
           </w:tcPr>
           <w:p>
@@ -11729,12 +10659,6 @@
               <w:right w:val="single" w:sz="6" w:space="0" w:color="1F3864"/>
             </w:tcBorders>
             <w:shd w:val="clear" w:color="auto" w:fill="D9E2F3"/>
-            <w:tcMar>
-              <w:top w:w="50" w:type="dxa"/>
-              <w:left w:w="90" w:type="dxa"/>
-              <w:bottom w:w="50" w:type="dxa"/>
-              <w:right w:w="90" w:type="dxa"/>
-            </w:tcMar>
             <w:vAlign w:val="center"/>
           </w:tcPr>
           <w:p>
@@ -11794,12 +10718,6 @@
               <w:right w:val="single" w:sz="6" w:space="0" w:color="1F3864"/>
             </w:tcBorders>
             <w:shd w:val="clear" w:color="auto" w:fill="D9E2F3"/>
-            <w:tcMar>
-              <w:top w:w="50" w:type="dxa"/>
-              <w:left w:w="90" w:type="dxa"/>
-              <w:bottom w:w="50" w:type="dxa"/>
-              <w:right w:w="90" w:type="dxa"/>
-            </w:tcMar>
             <w:vAlign w:val="center"/>
           </w:tcPr>
           <w:p>
@@ -11832,12 +10750,6 @@
               <w:right w:val="single" w:sz="6" w:space="0" w:color="1F3864"/>
             </w:tcBorders>
             <w:shd w:val="clear" w:color="auto" w:fill="D9E2F3"/>
-            <w:tcMar>
-              <w:top w:w="50" w:type="dxa"/>
-              <w:left w:w="90" w:type="dxa"/>
-              <w:bottom w:w="50" w:type="dxa"/>
-              <w:right w:w="90" w:type="dxa"/>
-            </w:tcMar>
             <w:vAlign w:val="center"/>
           </w:tcPr>
           <w:p>
@@ -11870,12 +10782,6 @@
               <w:right w:val="single" w:sz="6" w:space="0" w:color="1F3864"/>
             </w:tcBorders>
             <w:shd w:val="clear" w:color="auto" w:fill="D9E2F3"/>
-            <w:tcMar>
-              <w:top w:w="50" w:type="dxa"/>
-              <w:left w:w="90" w:type="dxa"/>
-              <w:bottom w:w="50" w:type="dxa"/>
-              <w:right w:w="90" w:type="dxa"/>
-            </w:tcMar>
             <w:vAlign w:val="center"/>
           </w:tcPr>
           <w:p>
@@ -11908,12 +10814,6 @@
               <w:right w:val="single" w:sz="6" w:space="0" w:color="1F3864"/>
             </w:tcBorders>
             <w:shd w:val="clear" w:color="auto" w:fill="D9E2F3"/>
-            <w:tcMar>
-              <w:top w:w="50" w:type="dxa"/>
-              <w:left w:w="90" w:type="dxa"/>
-              <w:bottom w:w="50" w:type="dxa"/>
-              <w:right w:w="90" w:type="dxa"/>
-            </w:tcMar>
             <w:vAlign w:val="center"/>
           </w:tcPr>
           <w:p>
@@ -11973,12 +10873,6 @@
               <w:right w:val="single" w:sz="6" w:space="0" w:color="1F3864"/>
             </w:tcBorders>
             <w:shd w:val="clear" w:color="auto" w:fill="D9E2F3"/>
-            <w:tcMar>
-              <w:top w:w="50" w:type="dxa"/>
-              <w:left w:w="90" w:type="dxa"/>
-              <w:bottom w:w="50" w:type="dxa"/>
-              <w:right w:w="90" w:type="dxa"/>
-            </w:tcMar>
             <w:vAlign w:val="center"/>
           </w:tcPr>
           <w:p>
@@ -12011,12 +10905,6 @@
               <w:right w:val="single" w:sz="6" w:space="0" w:color="1F3864"/>
             </w:tcBorders>
             <w:shd w:val="clear" w:color="auto" w:fill="D9E2F3"/>
-            <w:tcMar>
-              <w:top w:w="50" w:type="dxa"/>
-              <w:left w:w="90" w:type="dxa"/>
-              <w:bottom w:w="50" w:type="dxa"/>
-              <w:right w:w="90" w:type="dxa"/>
-            </w:tcMar>
             <w:vAlign w:val="center"/>
           </w:tcPr>
           <w:p>
@@ -12049,12 +10937,6 @@
               <w:right w:val="single" w:sz="6" w:space="0" w:color="1F3864"/>
             </w:tcBorders>
             <w:shd w:val="clear" w:color="auto" w:fill="D9E2F3"/>
-            <w:tcMar>
-              <w:top w:w="50" w:type="dxa"/>
-              <w:left w:w="90" w:type="dxa"/>
-              <w:bottom w:w="50" w:type="dxa"/>
-              <w:right w:w="90" w:type="dxa"/>
-            </w:tcMar>
             <w:vAlign w:val="center"/>
           </w:tcPr>
           <w:p>
@@ -12087,12 +10969,6 @@
               <w:right w:val="single" w:sz="6" w:space="0" w:color="1F3864"/>
             </w:tcBorders>
             <w:shd w:val="clear" w:color="auto" w:fill="D9E2F3"/>
-            <w:tcMar>
-              <w:top w:w="50" w:type="dxa"/>
-              <w:left w:w="90" w:type="dxa"/>
-              <w:bottom w:w="50" w:type="dxa"/>
-              <w:right w:w="90" w:type="dxa"/>
-            </w:tcMar>
             <w:vAlign w:val="center"/>
           </w:tcPr>
           <w:p>
@@ -12152,12 +11028,6 @@
               <w:right w:val="single" w:sz="6" w:space="0" w:color="1F3864"/>
             </w:tcBorders>
             <w:shd w:val="clear" w:color="auto" w:fill="D9E2F3"/>
-            <w:tcMar>
-              <w:top w:w="50" w:type="dxa"/>
-              <w:left w:w="90" w:type="dxa"/>
-              <w:bottom w:w="50" w:type="dxa"/>
-              <w:right w:w="90" w:type="dxa"/>
-            </w:tcMar>
             <w:vAlign w:val="center"/>
           </w:tcPr>
           <w:p>
@@ -12202,12 +11072,6 @@
               <w:right w:val="single" w:sz="6" w:space="0" w:color="1F3864"/>
             </w:tcBorders>
             <w:shd w:val="clear" w:color="auto" w:fill="4472C4"/>
-            <w:tcMar>
-              <w:top w:w="50" w:type="dxa"/>
-              <w:left w:w="90" w:type="dxa"/>
-              <w:bottom w:w="50" w:type="dxa"/>
-              <w:right w:w="90" w:type="dxa"/>
-            </w:tcMar>
             <w:vAlign w:val="center"/>
           </w:tcPr>
           <w:p>
@@ -12274,12 +11138,6 @@
               <w:right w:val="single" w:sz="6" w:space="0" w:color="1F3864"/>
             </w:tcBorders>
             <w:shd w:val="clear" w:color="auto" w:fill="4472C4"/>
-            <w:tcMar>
-              <w:top w:w="50" w:type="dxa"/>
-              <w:left w:w="90" w:type="dxa"/>
-              <w:bottom w:w="50" w:type="dxa"/>
-              <w:right w:w="90" w:type="dxa"/>
-            </w:tcMar>
             <w:vAlign w:val="center"/>
           </w:tcPr>
           <w:p>
@@ -12319,12 +11177,6 @@
               <w:right w:val="single" w:sz="6" w:space="0" w:color="1F3864"/>
             </w:tcBorders>
             <w:shd w:val="clear" w:color="auto" w:fill="4472C4"/>
-            <w:tcMar>
-              <w:top w:w="50" w:type="dxa"/>
-              <w:left w:w="90" w:type="dxa"/>
-              <w:bottom w:w="50" w:type="dxa"/>
-              <w:right w:w="90" w:type="dxa"/>
-            </w:tcMar>
             <w:vAlign w:val="center"/>
           </w:tcPr>
           <w:p>
@@ -12364,12 +11216,6 @@
               <w:right w:val="single" w:sz="6" w:space="0" w:color="1F3864"/>
             </w:tcBorders>
             <w:shd w:val="clear" w:color="auto" w:fill="4472C4"/>
-            <w:tcMar>
-              <w:top w:w="50" w:type="dxa"/>
-              <w:left w:w="90" w:type="dxa"/>
-              <w:bottom w:w="50" w:type="dxa"/>
-              <w:right w:w="90" w:type="dxa"/>
-            </w:tcMar>
             <w:vAlign w:val="center"/>
           </w:tcPr>
           <w:p>
@@ -12409,12 +11255,6 @@
               <w:right w:val="single" w:sz="6" w:space="0" w:color="1F3864"/>
             </w:tcBorders>
             <w:shd w:val="clear" w:color="auto" w:fill="4472C4"/>
-            <w:tcMar>
-              <w:top w:w="50" w:type="dxa"/>
-              <w:left w:w="90" w:type="dxa"/>
-              <w:bottom w:w="50" w:type="dxa"/>
-              <w:right w:w="90" w:type="dxa"/>
-            </w:tcMar>
             <w:vAlign w:val="center"/>
           </w:tcPr>
           <w:p>
@@ -12481,12 +11321,6 @@
               <w:right w:val="single" w:sz="6" w:space="0" w:color="1F3864"/>
             </w:tcBorders>
             <w:shd w:val="clear" w:color="auto" w:fill="D9E2F3"/>
-            <w:tcMar>
-              <w:top w:w="50" w:type="dxa"/>
-              <w:left w:w="90" w:type="dxa"/>
-              <w:bottom w:w="50" w:type="dxa"/>
-              <w:right w:w="90" w:type="dxa"/>
-            </w:tcMar>
             <w:vAlign w:val="center"/>
           </w:tcPr>
           <w:p>
@@ -12519,12 +11353,6 @@
               <w:right w:val="single" w:sz="6" w:space="0" w:color="1F3864"/>
             </w:tcBorders>
             <w:shd w:val="clear" w:color="auto" w:fill="D9E2F3"/>
-            <w:tcMar>
-              <w:top w:w="50" w:type="dxa"/>
-              <w:left w:w="90" w:type="dxa"/>
-              <w:bottom w:w="50" w:type="dxa"/>
-              <w:right w:w="90" w:type="dxa"/>
-            </w:tcMar>
             <w:vAlign w:val="center"/>
           </w:tcPr>
           <w:p>
@@ -12557,12 +11385,6 @@
               <w:right w:val="single" w:sz="6" w:space="0" w:color="1F3864"/>
             </w:tcBorders>
             <w:shd w:val="clear" w:color="auto" w:fill="D9E2F3"/>
-            <w:tcMar>
-              <w:top w:w="50" w:type="dxa"/>
-              <w:left w:w="90" w:type="dxa"/>
-              <w:bottom w:w="50" w:type="dxa"/>
-              <w:right w:w="90" w:type="dxa"/>
-            </w:tcMar>
             <w:vAlign w:val="center"/>
           </w:tcPr>
           <w:p>
@@ -12595,12 +11417,6 @@
               <w:right w:val="single" w:sz="6" w:space="0" w:color="1F3864"/>
             </w:tcBorders>
             <w:shd w:val="clear" w:color="auto" w:fill="D9E2F3"/>
-            <w:tcMar>
-              <w:top w:w="50" w:type="dxa"/>
-              <w:left w:w="90" w:type="dxa"/>
-              <w:bottom w:w="50" w:type="dxa"/>
-              <w:right w:w="90" w:type="dxa"/>
-            </w:tcMar>
             <w:vAlign w:val="center"/>
           </w:tcPr>
           <w:p>
@@ -12660,12 +11476,6 @@
               <w:right w:val="single" w:sz="6" w:space="0" w:color="1F3864"/>
             </w:tcBorders>
             <w:shd w:val="clear" w:color="auto" w:fill="D9E2F3"/>
-            <w:tcMar>
-              <w:top w:w="50" w:type="dxa"/>
-              <w:left w:w="90" w:type="dxa"/>
-              <w:bottom w:w="50" w:type="dxa"/>
-              <w:right w:w="90" w:type="dxa"/>
-            </w:tcMar>
             <w:vAlign w:val="center"/>
           </w:tcPr>
           <w:p>
@@ -12698,12 +11508,6 @@
               <w:right w:val="single" w:sz="6" w:space="0" w:color="1F3864"/>
             </w:tcBorders>
             <w:shd w:val="clear" w:color="auto" w:fill="D9E2F3"/>
-            <w:tcMar>
-              <w:top w:w="50" w:type="dxa"/>
-              <w:left w:w="90" w:type="dxa"/>
-              <w:bottom w:w="50" w:type="dxa"/>
-              <w:right w:w="90" w:type="dxa"/>
-            </w:tcMar>
             <w:vAlign w:val="center"/>
           </w:tcPr>
           <w:p>
@@ -12736,12 +11540,6 @@
               <w:right w:val="single" w:sz="6" w:space="0" w:color="1F3864"/>
             </w:tcBorders>
             <w:shd w:val="clear" w:color="auto" w:fill="D9E2F3"/>
-            <w:tcMar>
-              <w:top w:w="50" w:type="dxa"/>
-              <w:left w:w="90" w:type="dxa"/>
-              <w:bottom w:w="50" w:type="dxa"/>
-              <w:right w:w="90" w:type="dxa"/>
-            </w:tcMar>
             <w:vAlign w:val="center"/>
           </w:tcPr>
           <w:p>
@@ -12774,12 +11572,6 @@
               <w:right w:val="single" w:sz="6" w:space="0" w:color="1F3864"/>
             </w:tcBorders>
             <w:shd w:val="clear" w:color="auto" w:fill="D9E2F3"/>
-            <w:tcMar>
-              <w:top w:w="50" w:type="dxa"/>
-              <w:left w:w="90" w:type="dxa"/>
-              <w:bottom w:w="50" w:type="dxa"/>
-              <w:right w:w="90" w:type="dxa"/>
-            </w:tcMar>
             <w:vAlign w:val="center"/>
           </w:tcPr>
           <w:p>
@@ -12839,12 +11631,6 @@
               <w:right w:val="single" w:sz="6" w:space="0" w:color="1F3864"/>
             </w:tcBorders>
             <w:shd w:val="clear" w:color="auto" w:fill="D9E2F3"/>
-            <w:tcMar>
-              <w:top w:w="50" w:type="dxa"/>
-              <w:left w:w="90" w:type="dxa"/>
-              <w:bottom w:w="50" w:type="dxa"/>
-              <w:right w:w="90" w:type="dxa"/>
-            </w:tcMar>
             <w:vAlign w:val="center"/>
           </w:tcPr>
           <w:p>
@@ -12877,12 +11663,6 @@
               <w:right w:val="single" w:sz="6" w:space="0" w:color="1F3864"/>
             </w:tcBorders>
             <w:shd w:val="clear" w:color="auto" w:fill="D9E2F3"/>
-            <w:tcMar>
-              <w:top w:w="50" w:type="dxa"/>
-              <w:left w:w="90" w:type="dxa"/>
-              <w:bottom w:w="50" w:type="dxa"/>
-              <w:right w:w="90" w:type="dxa"/>
-            </w:tcMar>
             <w:vAlign w:val="center"/>
           </w:tcPr>
           <w:p>
@@ -12915,12 +11695,6 @@
               <w:right w:val="single" w:sz="6" w:space="0" w:color="1F3864"/>
             </w:tcBorders>
             <w:shd w:val="clear" w:color="auto" w:fill="D9E2F3"/>
-            <w:tcMar>
-              <w:top w:w="50" w:type="dxa"/>
-              <w:left w:w="90" w:type="dxa"/>
-              <w:bottom w:w="50" w:type="dxa"/>
-              <w:right w:w="90" w:type="dxa"/>
-            </w:tcMar>
             <w:vAlign w:val="center"/>
           </w:tcPr>
           <w:p>
@@ -12953,12 +11727,6 @@
               <w:right w:val="single" w:sz="6" w:space="0" w:color="1F3864"/>
             </w:tcBorders>
             <w:shd w:val="clear" w:color="auto" w:fill="D9E2F3"/>
-            <w:tcMar>
-              <w:top w:w="50" w:type="dxa"/>
-              <w:left w:w="90" w:type="dxa"/>
-              <w:bottom w:w="50" w:type="dxa"/>
-              <w:right w:w="90" w:type="dxa"/>
-            </w:tcMar>
             <w:vAlign w:val="center"/>
           </w:tcPr>
           <w:p>
@@ -13018,12 +11786,6 @@
               <w:right w:val="single" w:sz="6" w:space="0" w:color="1F3864"/>
             </w:tcBorders>
             <w:shd w:val="clear" w:color="auto" w:fill="D9E2F3"/>
-            <w:tcMar>
-              <w:top w:w="50" w:type="dxa"/>
-              <w:left w:w="90" w:type="dxa"/>
-              <w:bottom w:w="50" w:type="dxa"/>
-              <w:right w:w="90" w:type="dxa"/>
-            </w:tcMar>
             <w:vAlign w:val="center"/>
           </w:tcPr>
           <w:p>
@@ -13068,12 +11830,6 @@
               <w:right w:val="single" w:sz="6" w:space="0" w:color="1F3864"/>
             </w:tcBorders>
             <w:shd w:val="clear" w:color="auto" w:fill="4472C4"/>
-            <w:tcMar>
-              <w:top w:w="50" w:type="dxa"/>
-              <w:left w:w="90" w:type="dxa"/>
-              <w:bottom w:w="50" w:type="dxa"/>
-              <w:right w:w="90" w:type="dxa"/>
-            </w:tcMar>
             <w:vAlign w:val="center"/>
           </w:tcPr>
           <w:p>
@@ -13140,12 +11896,6 @@
               <w:right w:val="single" w:sz="6" w:space="0" w:color="1F3864"/>
             </w:tcBorders>
             <w:shd w:val="clear" w:color="auto" w:fill="4472C4"/>
-            <w:tcMar>
-              <w:top w:w="50" w:type="dxa"/>
-              <w:left w:w="90" w:type="dxa"/>
-              <w:bottom w:w="50" w:type="dxa"/>
-              <w:right w:w="90" w:type="dxa"/>
-            </w:tcMar>
             <w:vAlign w:val="center"/>
           </w:tcPr>
           <w:p>
@@ -13185,12 +11935,6 @@
               <w:right w:val="single" w:sz="6" w:space="0" w:color="1F3864"/>
             </w:tcBorders>
             <w:shd w:val="clear" w:color="auto" w:fill="4472C4"/>
-            <w:tcMar>
-              <w:top w:w="50" w:type="dxa"/>
-              <w:left w:w="90" w:type="dxa"/>
-              <w:bottom w:w="50" w:type="dxa"/>
-              <w:right w:w="90" w:type="dxa"/>
-            </w:tcMar>
             <w:vAlign w:val="center"/>
           </w:tcPr>
           <w:p>
@@ -13230,12 +11974,6 @@
               <w:right w:val="single" w:sz="6" w:space="0" w:color="1F3864"/>
             </w:tcBorders>
             <w:shd w:val="clear" w:color="auto" w:fill="4472C4"/>
-            <w:tcMar>
-              <w:top w:w="50" w:type="dxa"/>
-              <w:left w:w="90" w:type="dxa"/>
-              <w:bottom w:w="50" w:type="dxa"/>
-              <w:right w:w="90" w:type="dxa"/>
-            </w:tcMar>
             <w:vAlign w:val="center"/>
           </w:tcPr>
           <w:p>
@@ -13275,12 +12013,6 @@
               <w:right w:val="single" w:sz="6" w:space="0" w:color="1F3864"/>
             </w:tcBorders>
             <w:shd w:val="clear" w:color="auto" w:fill="4472C4"/>
-            <w:tcMar>
-              <w:top w:w="50" w:type="dxa"/>
-              <w:left w:w="90" w:type="dxa"/>
-              <w:bottom w:w="50" w:type="dxa"/>
-              <w:right w:w="90" w:type="dxa"/>
-            </w:tcMar>
             <w:vAlign w:val="center"/>
           </w:tcPr>
           <w:p>
@@ -13347,12 +12079,6 @@
               <w:right w:val="single" w:sz="6" w:space="0" w:color="1F3864"/>
             </w:tcBorders>
             <w:shd w:val="clear" w:color="auto" w:fill="D9E2F3"/>
-            <w:tcMar>
-              <w:top w:w="50" w:type="dxa"/>
-              <w:left w:w="90" w:type="dxa"/>
-              <w:bottom w:w="50" w:type="dxa"/>
-              <w:right w:w="90" w:type="dxa"/>
-            </w:tcMar>
             <w:vAlign w:val="center"/>
           </w:tcPr>
           <w:p>
@@ -13385,12 +12111,6 @@
               <w:right w:val="single" w:sz="6" w:space="0" w:color="1F3864"/>
             </w:tcBorders>
             <w:shd w:val="clear" w:color="auto" w:fill="D9E2F3"/>
-            <w:tcMar>
-              <w:top w:w="50" w:type="dxa"/>
-              <w:left w:w="90" w:type="dxa"/>
-              <w:bottom w:w="50" w:type="dxa"/>
-              <w:right w:w="90" w:type="dxa"/>
-            </w:tcMar>
             <w:vAlign w:val="center"/>
           </w:tcPr>
           <w:p>
@@ -13423,12 +12143,6 @@
               <w:right w:val="single" w:sz="6" w:space="0" w:color="1F3864"/>
             </w:tcBorders>
             <w:shd w:val="clear" w:color="auto" w:fill="D9E2F3"/>
-            <w:tcMar>
-              <w:top w:w="50" w:type="dxa"/>
-              <w:left w:w="90" w:type="dxa"/>
-              <w:bottom w:w="50" w:type="dxa"/>
-              <w:right w:w="90" w:type="dxa"/>
-            </w:tcMar>
             <w:vAlign w:val="center"/>
           </w:tcPr>
           <w:p>
@@ -13461,12 +12175,6 @@
               <w:right w:val="single" w:sz="6" w:space="0" w:color="1F3864"/>
             </w:tcBorders>
             <w:shd w:val="clear" w:color="auto" w:fill="D9E2F3"/>
-            <w:tcMar>
-              <w:top w:w="50" w:type="dxa"/>
-              <w:left w:w="90" w:type="dxa"/>
-              <w:bottom w:w="50" w:type="dxa"/>
-              <w:right w:w="90" w:type="dxa"/>
-            </w:tcMar>
             <w:vAlign w:val="center"/>
           </w:tcPr>
           <w:p>
@@ -13526,12 +12234,6 @@
               <w:right w:val="single" w:sz="6" w:space="0" w:color="1F3864"/>
             </w:tcBorders>
             <w:shd w:val="clear" w:color="auto" w:fill="D9E2F3"/>
-            <w:tcMar>
-              <w:top w:w="50" w:type="dxa"/>
-              <w:left w:w="90" w:type="dxa"/>
-              <w:bottom w:w="50" w:type="dxa"/>
-              <w:right w:w="90" w:type="dxa"/>
-            </w:tcMar>
             <w:vAlign w:val="center"/>
           </w:tcPr>
           <w:p>
@@ -13564,12 +12266,6 @@
               <w:right w:val="single" w:sz="6" w:space="0" w:color="1F3864"/>
             </w:tcBorders>
             <w:shd w:val="clear" w:color="auto" w:fill="D9E2F3"/>
-            <w:tcMar>
-              <w:top w:w="50" w:type="dxa"/>
-              <w:left w:w="90" w:type="dxa"/>
-              <w:bottom w:w="50" w:type="dxa"/>
-              <w:right w:w="90" w:type="dxa"/>
-            </w:tcMar>
             <w:vAlign w:val="center"/>
           </w:tcPr>
           <w:p>
@@ -13602,12 +12298,6 @@
               <w:right w:val="single" w:sz="6" w:space="0" w:color="1F3864"/>
             </w:tcBorders>
             <w:shd w:val="clear" w:color="auto" w:fill="D9E2F3"/>
-            <w:tcMar>
-              <w:top w:w="50" w:type="dxa"/>
-              <w:left w:w="90" w:type="dxa"/>
-              <w:bottom w:w="50" w:type="dxa"/>
-              <w:right w:w="90" w:type="dxa"/>
-            </w:tcMar>
             <w:vAlign w:val="center"/>
           </w:tcPr>
           <w:p>
@@ -13640,12 +12330,6 @@
               <w:right w:val="single" w:sz="6" w:space="0" w:color="1F3864"/>
             </w:tcBorders>
             <w:shd w:val="clear" w:color="auto" w:fill="D9E2F3"/>
-            <w:tcMar>
-              <w:top w:w="50" w:type="dxa"/>
-              <w:left w:w="90" w:type="dxa"/>
-              <w:bottom w:w="50" w:type="dxa"/>
-              <w:right w:w="90" w:type="dxa"/>
-            </w:tcMar>
             <w:vAlign w:val="center"/>
           </w:tcPr>
           <w:p>
@@ -13705,12 +12389,6 @@
               <w:right w:val="single" w:sz="6" w:space="0" w:color="1F3864"/>
             </w:tcBorders>
             <w:shd w:val="clear" w:color="auto" w:fill="D9E2F3"/>
-            <w:tcMar>
-              <w:top w:w="50" w:type="dxa"/>
-              <w:left w:w="90" w:type="dxa"/>
-              <w:bottom w:w="50" w:type="dxa"/>
-              <w:right w:w="90" w:type="dxa"/>
-            </w:tcMar>
             <w:vAlign w:val="center"/>
           </w:tcPr>
           <w:p>
@@ -13743,12 +12421,6 @@
               <w:right w:val="single" w:sz="6" w:space="0" w:color="1F3864"/>
             </w:tcBorders>
             <w:shd w:val="clear" w:color="auto" w:fill="D9E2F3"/>
-            <w:tcMar>
-              <w:top w:w="50" w:type="dxa"/>
-              <w:left w:w="90" w:type="dxa"/>
-              <w:bottom w:w="50" w:type="dxa"/>
-              <w:right w:w="90" w:type="dxa"/>
-            </w:tcMar>
             <w:vAlign w:val="center"/>
           </w:tcPr>
           <w:p>
@@ -13781,12 +12453,6 @@
               <w:right w:val="single" w:sz="6" w:space="0" w:color="1F3864"/>
             </w:tcBorders>
             <w:shd w:val="clear" w:color="auto" w:fill="D9E2F3"/>
-            <w:tcMar>
-              <w:top w:w="50" w:type="dxa"/>
-              <w:left w:w="90" w:type="dxa"/>
-              <w:bottom w:w="50" w:type="dxa"/>
-              <w:right w:w="90" w:type="dxa"/>
-            </w:tcMar>
             <w:vAlign w:val="center"/>
           </w:tcPr>
           <w:p>
@@ -13819,12 +12485,6 @@
               <w:right w:val="single" w:sz="6" w:space="0" w:color="1F3864"/>
             </w:tcBorders>
             <w:shd w:val="clear" w:color="auto" w:fill="D9E2F3"/>
-            <w:tcMar>
-              <w:top w:w="50" w:type="dxa"/>
-              <w:left w:w="90" w:type="dxa"/>
-              <w:bottom w:w="50" w:type="dxa"/>
-              <w:right w:w="90" w:type="dxa"/>
-            </w:tcMar>
             <w:vAlign w:val="center"/>
           </w:tcPr>
           <w:p>
@@ -13884,12 +12544,6 @@
               <w:right w:val="single" w:sz="6" w:space="0" w:color="1F3864"/>
             </w:tcBorders>
             <w:shd w:val="clear" w:color="auto" w:fill="D9E2F3"/>
-            <w:tcMar>
-              <w:top w:w="50" w:type="dxa"/>
-              <w:left w:w="90" w:type="dxa"/>
-              <w:bottom w:w="50" w:type="dxa"/>
-              <w:right w:w="90" w:type="dxa"/>
-            </w:tcMar>
             <w:vAlign w:val="center"/>
           </w:tcPr>
           <w:p>
@@ -13934,12 +12588,6 @@
               <w:right w:val="single" w:sz="6" w:space="0" w:color="1F3864"/>
             </w:tcBorders>
             <w:shd w:val="clear" w:color="auto" w:fill="4472C4"/>
-            <w:tcMar>
-              <w:top w:w="50" w:type="dxa"/>
-              <w:left w:w="90" w:type="dxa"/>
-              <w:bottom w:w="50" w:type="dxa"/>
-              <w:right w:w="90" w:type="dxa"/>
-            </w:tcMar>
             <w:vAlign w:val="center"/>
           </w:tcPr>
           <w:p>
@@ -14006,12 +12654,6 @@
               <w:right w:val="single" w:sz="6" w:space="0" w:color="1F3864"/>
             </w:tcBorders>
             <w:shd w:val="clear" w:color="auto" w:fill="4472C4"/>
-            <w:tcMar>
-              <w:top w:w="50" w:type="dxa"/>
-              <w:left w:w="90" w:type="dxa"/>
-              <w:bottom w:w="50" w:type="dxa"/>
-              <w:right w:w="90" w:type="dxa"/>
-            </w:tcMar>
             <w:vAlign w:val="center"/>
           </w:tcPr>
           <w:p>
@@ -14051,12 +12693,6 @@
               <w:right w:val="single" w:sz="6" w:space="0" w:color="1F3864"/>
             </w:tcBorders>
             <w:shd w:val="clear" w:color="auto" w:fill="4472C4"/>
-            <w:tcMar>
-              <w:top w:w="50" w:type="dxa"/>
-              <w:left w:w="90" w:type="dxa"/>
-              <w:bottom w:w="50" w:type="dxa"/>
-              <w:right w:w="90" w:type="dxa"/>
-            </w:tcMar>
             <w:vAlign w:val="center"/>
           </w:tcPr>
           <w:p>
@@ -14096,12 +12732,6 @@
               <w:right w:val="single" w:sz="6" w:space="0" w:color="1F3864"/>
             </w:tcBorders>
             <w:shd w:val="clear" w:color="auto" w:fill="4472C4"/>
-            <w:tcMar>
-              <w:top w:w="50" w:type="dxa"/>
-              <w:left w:w="90" w:type="dxa"/>
-              <w:bottom w:w="50" w:type="dxa"/>
-              <w:right w:w="90" w:type="dxa"/>
-            </w:tcMar>
             <w:vAlign w:val="center"/>
           </w:tcPr>
           <w:p>
@@ -14141,12 +12771,6 @@
               <w:right w:val="single" w:sz="6" w:space="0" w:color="1F3864"/>
             </w:tcBorders>
             <w:shd w:val="clear" w:color="auto" w:fill="4472C4"/>
-            <w:tcMar>
-              <w:top w:w="50" w:type="dxa"/>
-              <w:left w:w="90" w:type="dxa"/>
-              <w:bottom w:w="50" w:type="dxa"/>
-              <w:right w:w="90" w:type="dxa"/>
-            </w:tcMar>
             <w:vAlign w:val="center"/>
           </w:tcPr>
           <w:p>
@@ -14213,12 +12837,6 @@
               <w:right w:val="single" w:sz="6" w:space="0" w:color="1F3864"/>
             </w:tcBorders>
             <w:shd w:val="clear" w:color="auto" w:fill="D9E2F3"/>
-            <w:tcMar>
-              <w:top w:w="50" w:type="dxa"/>
-              <w:left w:w="90" w:type="dxa"/>
-              <w:bottom w:w="50" w:type="dxa"/>
-              <w:right w:w="90" w:type="dxa"/>
-            </w:tcMar>
             <w:vAlign w:val="center"/>
           </w:tcPr>
           <w:p>
@@ -14251,12 +12869,6 @@
               <w:right w:val="single" w:sz="6" w:space="0" w:color="1F3864"/>
             </w:tcBorders>
             <w:shd w:val="clear" w:color="auto" w:fill="D9E2F3"/>
-            <w:tcMar>
-              <w:top w:w="50" w:type="dxa"/>
-              <w:left w:w="90" w:type="dxa"/>
-              <w:bottom w:w="50" w:type="dxa"/>
-              <w:right w:w="90" w:type="dxa"/>
-            </w:tcMar>
             <w:vAlign w:val="center"/>
           </w:tcPr>
           <w:p>
@@ -14289,12 +12901,6 @@
               <w:right w:val="single" w:sz="6" w:space="0" w:color="1F3864"/>
             </w:tcBorders>
             <w:shd w:val="clear" w:color="auto" w:fill="D9E2F3"/>
-            <w:tcMar>
-              <w:top w:w="50" w:type="dxa"/>
-              <w:left w:w="90" w:type="dxa"/>
-              <w:bottom w:w="50" w:type="dxa"/>
-              <w:right w:w="90" w:type="dxa"/>
-            </w:tcMar>
             <w:vAlign w:val="center"/>
           </w:tcPr>
           <w:p>
@@ -14327,12 +12933,6 @@
               <w:right w:val="single" w:sz="6" w:space="0" w:color="1F3864"/>
             </w:tcBorders>
             <w:shd w:val="clear" w:color="auto" w:fill="D9E2F3"/>
-            <w:tcMar>
-              <w:top w:w="50" w:type="dxa"/>
-              <w:left w:w="90" w:type="dxa"/>
-              <w:bottom w:w="50" w:type="dxa"/>
-              <w:right w:w="90" w:type="dxa"/>
-            </w:tcMar>
             <w:vAlign w:val="center"/>
           </w:tcPr>
           <w:p>
@@ -14392,12 +12992,6 @@
               <w:right w:val="single" w:sz="6" w:space="0" w:color="1F3864"/>
             </w:tcBorders>
             <w:shd w:val="clear" w:color="auto" w:fill="D9E2F3"/>
-            <w:tcMar>
-              <w:top w:w="50" w:type="dxa"/>
-              <w:left w:w="90" w:type="dxa"/>
-              <w:bottom w:w="50" w:type="dxa"/>
-              <w:right w:w="90" w:type="dxa"/>
-            </w:tcMar>
             <w:vAlign w:val="center"/>
           </w:tcPr>
           <w:p>
@@ -14430,12 +13024,6 @@
               <w:right w:val="single" w:sz="6" w:space="0" w:color="1F3864"/>
             </w:tcBorders>
             <w:shd w:val="clear" w:color="auto" w:fill="D9E2F3"/>
-            <w:tcMar>
-              <w:top w:w="50" w:type="dxa"/>
-              <w:left w:w="90" w:type="dxa"/>
-              <w:bottom w:w="50" w:type="dxa"/>
-              <w:right w:w="90" w:type="dxa"/>
-            </w:tcMar>
             <w:vAlign w:val="center"/>
           </w:tcPr>
           <w:p>
@@ -14468,12 +13056,6 @@
               <w:right w:val="single" w:sz="6" w:space="0" w:color="1F3864"/>
             </w:tcBorders>
             <w:shd w:val="clear" w:color="auto" w:fill="D9E2F3"/>
-            <w:tcMar>
-              <w:top w:w="50" w:type="dxa"/>
-              <w:left w:w="90" w:type="dxa"/>
-              <w:bottom w:w="50" w:type="dxa"/>
-              <w:right w:w="90" w:type="dxa"/>
-            </w:tcMar>
             <w:vAlign w:val="center"/>
           </w:tcPr>
           <w:p>
@@ -14506,12 +13088,6 @@
               <w:right w:val="single" w:sz="6" w:space="0" w:color="1F3864"/>
             </w:tcBorders>
             <w:shd w:val="clear" w:color="auto" w:fill="D9E2F3"/>
-            <w:tcMar>
-              <w:top w:w="50" w:type="dxa"/>
-              <w:left w:w="90" w:type="dxa"/>
-              <w:bottom w:w="50" w:type="dxa"/>
-              <w:right w:w="90" w:type="dxa"/>
-            </w:tcMar>
             <w:vAlign w:val="center"/>
           </w:tcPr>
           <w:p>
@@ -14571,12 +13147,6 @@
               <w:right w:val="single" w:sz="6" w:space="0" w:color="1F3864"/>
             </w:tcBorders>
             <w:shd w:val="clear" w:color="auto" w:fill="D9E2F3"/>
-            <w:tcMar>
-              <w:top w:w="50" w:type="dxa"/>
-              <w:left w:w="90" w:type="dxa"/>
-              <w:bottom w:w="50" w:type="dxa"/>
-              <w:right w:w="90" w:type="dxa"/>
-            </w:tcMar>
             <w:vAlign w:val="center"/>
           </w:tcPr>
           <w:p>
@@ -14609,12 +13179,6 @@
               <w:right w:val="single" w:sz="6" w:space="0" w:color="1F3864"/>
             </w:tcBorders>
             <w:shd w:val="clear" w:color="auto" w:fill="D9E2F3"/>
-            <w:tcMar>
-              <w:top w:w="50" w:type="dxa"/>
-              <w:left w:w="90" w:type="dxa"/>
-              <w:bottom w:w="50" w:type="dxa"/>
-              <w:right w:w="90" w:type="dxa"/>
-            </w:tcMar>
             <w:vAlign w:val="center"/>
           </w:tcPr>
           <w:p>
@@ -14647,12 +13211,6 @@
               <w:right w:val="single" w:sz="6" w:space="0" w:color="1F3864"/>
             </w:tcBorders>
             <w:shd w:val="clear" w:color="auto" w:fill="D9E2F3"/>
-            <w:tcMar>
-              <w:top w:w="50" w:type="dxa"/>
-              <w:left w:w="90" w:type="dxa"/>
-              <w:bottom w:w="50" w:type="dxa"/>
-              <w:right w:w="90" w:type="dxa"/>
-            </w:tcMar>
             <w:vAlign w:val="center"/>
           </w:tcPr>
           <w:p>
@@ -14685,12 +13243,6 @@
               <w:right w:val="single" w:sz="6" w:space="0" w:color="1F3864"/>
             </w:tcBorders>
             <w:shd w:val="clear" w:color="auto" w:fill="D9E2F3"/>
-            <w:tcMar>
-              <w:top w:w="50" w:type="dxa"/>
-              <w:left w:w="90" w:type="dxa"/>
-              <w:bottom w:w="50" w:type="dxa"/>
-              <w:right w:w="90" w:type="dxa"/>
-            </w:tcMar>
             <w:vAlign w:val="center"/>
           </w:tcPr>
           <w:p>
@@ -14750,12 +13302,6 @@
               <w:right w:val="single" w:sz="6" w:space="0" w:color="1F3864"/>
             </w:tcBorders>
             <w:shd w:val="clear" w:color="auto" w:fill="D9E2F3"/>
-            <w:tcMar>
-              <w:top w:w="50" w:type="dxa"/>
-              <w:left w:w="90" w:type="dxa"/>
-              <w:bottom w:w="50" w:type="dxa"/>
-              <w:right w:w="90" w:type="dxa"/>
-            </w:tcMar>
             <w:vAlign w:val="center"/>
           </w:tcPr>
           <w:p>
@@ -14800,12 +13346,6 @@
               <w:right w:val="single" w:sz="6" w:space="0" w:color="1F3864"/>
             </w:tcBorders>
             <w:shd w:val="clear" w:color="auto" w:fill="4472C4"/>
-            <w:tcMar>
-              <w:top w:w="50" w:type="dxa"/>
-              <w:left w:w="90" w:type="dxa"/>
-              <w:bottom w:w="50" w:type="dxa"/>
-              <w:right w:w="90" w:type="dxa"/>
-            </w:tcMar>
             <w:vAlign w:val="center"/>
           </w:tcPr>
           <w:p>
@@ -14872,12 +13412,6 @@
               <w:right w:val="single" w:sz="6" w:space="0" w:color="1F3864"/>
             </w:tcBorders>
             <w:shd w:val="clear" w:color="auto" w:fill="4472C4"/>
-            <w:tcMar>
-              <w:top w:w="50" w:type="dxa"/>
-              <w:left w:w="90" w:type="dxa"/>
-              <w:bottom w:w="50" w:type="dxa"/>
-              <w:right w:w="90" w:type="dxa"/>
-            </w:tcMar>
             <w:vAlign w:val="center"/>
           </w:tcPr>
           <w:p>
@@ -14917,12 +13451,6 @@
               <w:right w:val="single" w:sz="6" w:space="0" w:color="1F3864"/>
             </w:tcBorders>
             <w:shd w:val="clear" w:color="auto" w:fill="4472C4"/>
-            <w:tcMar>
-              <w:top w:w="50" w:type="dxa"/>
-              <w:left w:w="90" w:type="dxa"/>
-              <w:bottom w:w="50" w:type="dxa"/>
-              <w:right w:w="90" w:type="dxa"/>
-            </w:tcMar>
             <w:vAlign w:val="center"/>
           </w:tcPr>
           <w:p>
@@ -14962,12 +13490,6 @@
               <w:right w:val="single" w:sz="6" w:space="0" w:color="1F3864"/>
             </w:tcBorders>
             <w:shd w:val="clear" w:color="auto" w:fill="4472C4"/>
-            <w:tcMar>
-              <w:top w:w="50" w:type="dxa"/>
-              <w:left w:w="90" w:type="dxa"/>
-              <w:bottom w:w="50" w:type="dxa"/>
-              <w:right w:w="90" w:type="dxa"/>
-            </w:tcMar>
             <w:vAlign w:val="center"/>
           </w:tcPr>
           <w:p>
@@ -15007,12 +13529,6 @@
               <w:right w:val="single" w:sz="6" w:space="0" w:color="1F3864"/>
             </w:tcBorders>
             <w:shd w:val="clear" w:color="auto" w:fill="4472C4"/>
-            <w:tcMar>
-              <w:top w:w="50" w:type="dxa"/>
-              <w:left w:w="90" w:type="dxa"/>
-              <w:bottom w:w="50" w:type="dxa"/>
-              <w:right w:w="90" w:type="dxa"/>
-            </w:tcMar>
             <w:vAlign w:val="center"/>
           </w:tcPr>
           <w:p>
@@ -15079,12 +13595,6 @@
               <w:right w:val="single" w:sz="6" w:space="0" w:color="1F3864"/>
             </w:tcBorders>
             <w:shd w:val="clear" w:color="auto" w:fill="D9E2F3"/>
-            <w:tcMar>
-              <w:top w:w="50" w:type="dxa"/>
-              <w:left w:w="90" w:type="dxa"/>
-              <w:bottom w:w="50" w:type="dxa"/>
-              <w:right w:w="90" w:type="dxa"/>
-            </w:tcMar>
             <w:vAlign w:val="center"/>
           </w:tcPr>
           <w:p>
@@ -15117,12 +13627,6 @@
               <w:right w:val="single" w:sz="6" w:space="0" w:color="1F3864"/>
             </w:tcBorders>
             <w:shd w:val="clear" w:color="auto" w:fill="D9E2F3"/>
-            <w:tcMar>
-              <w:top w:w="50" w:type="dxa"/>
-              <w:left w:w="90" w:type="dxa"/>
-              <w:bottom w:w="50" w:type="dxa"/>
-              <w:right w:w="90" w:type="dxa"/>
-            </w:tcMar>
             <w:vAlign w:val="center"/>
           </w:tcPr>
           <w:p>
@@ -15155,12 +13659,6 @@
               <w:right w:val="single" w:sz="6" w:space="0" w:color="1F3864"/>
             </w:tcBorders>
             <w:shd w:val="clear" w:color="auto" w:fill="D9E2F3"/>
-            <w:tcMar>
-              <w:top w:w="50" w:type="dxa"/>
-              <w:left w:w="90" w:type="dxa"/>
-              <w:bottom w:w="50" w:type="dxa"/>
-              <w:right w:w="90" w:type="dxa"/>
-            </w:tcMar>
             <w:vAlign w:val="center"/>
           </w:tcPr>
           <w:p>
@@ -15193,12 +13691,6 @@
               <w:right w:val="single" w:sz="6" w:space="0" w:color="1F3864"/>
             </w:tcBorders>
             <w:shd w:val="clear" w:color="auto" w:fill="D9E2F3"/>
-            <w:tcMar>
-              <w:top w:w="50" w:type="dxa"/>
-              <w:left w:w="90" w:type="dxa"/>
-              <w:bottom w:w="50" w:type="dxa"/>
-              <w:right w:w="90" w:type="dxa"/>
-            </w:tcMar>
             <w:vAlign w:val="center"/>
           </w:tcPr>
           <w:p>
@@ -15258,12 +13750,6 @@
               <w:right w:val="single" w:sz="6" w:space="0" w:color="1F3864"/>
             </w:tcBorders>
             <w:shd w:val="clear" w:color="auto" w:fill="D9E2F3"/>
-            <w:tcMar>
-              <w:top w:w="50" w:type="dxa"/>
-              <w:left w:w="90" w:type="dxa"/>
-              <w:bottom w:w="50" w:type="dxa"/>
-              <w:right w:w="90" w:type="dxa"/>
-            </w:tcMar>
             <w:vAlign w:val="center"/>
           </w:tcPr>
           <w:p>
@@ -15296,12 +13782,6 @@
               <w:right w:val="single" w:sz="6" w:space="0" w:color="1F3864"/>
             </w:tcBorders>
             <w:shd w:val="clear" w:color="auto" w:fill="D9E2F3"/>
-            <w:tcMar>
-              <w:top w:w="50" w:type="dxa"/>
-              <w:left w:w="90" w:type="dxa"/>
-              <w:bottom w:w="50" w:type="dxa"/>
-              <w:right w:w="90" w:type="dxa"/>
-            </w:tcMar>
             <w:vAlign w:val="center"/>
           </w:tcPr>
           <w:p>
@@ -15334,12 +13814,6 @@
               <w:right w:val="single" w:sz="6" w:space="0" w:color="1F3864"/>
             </w:tcBorders>
             <w:shd w:val="clear" w:color="auto" w:fill="D9E2F3"/>
-            <w:tcMar>
-              <w:top w:w="50" w:type="dxa"/>
-              <w:left w:w="90" w:type="dxa"/>
-              <w:bottom w:w="50" w:type="dxa"/>
-              <w:right w:w="90" w:type="dxa"/>
-            </w:tcMar>
             <w:vAlign w:val="center"/>
           </w:tcPr>
           <w:p>
@@ -15372,12 +13846,6 @@
               <w:right w:val="single" w:sz="6" w:space="0" w:color="1F3864"/>
             </w:tcBorders>
             <w:shd w:val="clear" w:color="auto" w:fill="D9E2F3"/>
-            <w:tcMar>
-              <w:top w:w="50" w:type="dxa"/>
-              <w:left w:w="90" w:type="dxa"/>
-              <w:bottom w:w="50" w:type="dxa"/>
-              <w:right w:w="90" w:type="dxa"/>
-            </w:tcMar>
             <w:vAlign w:val="center"/>
           </w:tcPr>
           <w:p>
@@ -15437,12 +13905,6 @@
               <w:right w:val="single" w:sz="6" w:space="0" w:color="1F3864"/>
             </w:tcBorders>
             <w:shd w:val="clear" w:color="auto" w:fill="D9E2F3"/>
-            <w:tcMar>
-              <w:top w:w="50" w:type="dxa"/>
-              <w:left w:w="90" w:type="dxa"/>
-              <w:bottom w:w="50" w:type="dxa"/>
-              <w:right w:w="90" w:type="dxa"/>
-            </w:tcMar>
             <w:vAlign w:val="center"/>
           </w:tcPr>
           <w:p>
@@ -15475,12 +13937,6 @@
               <w:right w:val="single" w:sz="6" w:space="0" w:color="1F3864"/>
             </w:tcBorders>
             <w:shd w:val="clear" w:color="auto" w:fill="D9E2F3"/>
-            <w:tcMar>
-              <w:top w:w="50" w:type="dxa"/>
-              <w:left w:w="90" w:type="dxa"/>
-              <w:bottom w:w="50" w:type="dxa"/>
-              <w:right w:w="90" w:type="dxa"/>
-            </w:tcMar>
             <w:vAlign w:val="center"/>
           </w:tcPr>
           <w:p>
@@ -15513,12 +13969,6 @@
               <w:right w:val="single" w:sz="6" w:space="0" w:color="1F3864"/>
             </w:tcBorders>
             <w:shd w:val="clear" w:color="auto" w:fill="D9E2F3"/>
-            <w:tcMar>
-              <w:top w:w="50" w:type="dxa"/>
-              <w:left w:w="90" w:type="dxa"/>
-              <w:bottom w:w="50" w:type="dxa"/>
-              <w:right w:w="90" w:type="dxa"/>
-            </w:tcMar>
             <w:vAlign w:val="center"/>
           </w:tcPr>
           <w:p>
@@ -15551,12 +14001,6 @@
               <w:right w:val="single" w:sz="6" w:space="0" w:color="1F3864"/>
             </w:tcBorders>
             <w:shd w:val="clear" w:color="auto" w:fill="D9E2F3"/>
-            <w:tcMar>
-              <w:top w:w="50" w:type="dxa"/>
-              <w:left w:w="90" w:type="dxa"/>
-              <w:bottom w:w="50" w:type="dxa"/>
-              <w:right w:w="90" w:type="dxa"/>
-            </w:tcMar>
             <w:vAlign w:val="center"/>
           </w:tcPr>
           <w:p>
@@ -15616,12 +14060,6 @@
               <w:right w:val="single" w:sz="6" w:space="0" w:color="1F3864"/>
             </w:tcBorders>
             <w:shd w:val="clear" w:color="auto" w:fill="D9E2F3"/>
-            <w:tcMar>
-              <w:top w:w="50" w:type="dxa"/>
-              <w:left w:w="90" w:type="dxa"/>
-              <w:bottom w:w="50" w:type="dxa"/>
-              <w:right w:w="90" w:type="dxa"/>
-            </w:tcMar>
             <w:vAlign w:val="center"/>
           </w:tcPr>
           <w:p>
@@ -15666,12 +14104,6 @@
               <w:right w:val="single" w:sz="6" w:space="0" w:color="1F3864"/>
             </w:tcBorders>
             <w:shd w:val="clear" w:color="auto" w:fill="4472C4"/>
-            <w:tcMar>
-              <w:top w:w="50" w:type="dxa"/>
-              <w:left w:w="90" w:type="dxa"/>
-              <w:bottom w:w="50" w:type="dxa"/>
-              <w:right w:w="90" w:type="dxa"/>
-            </w:tcMar>
             <w:vAlign w:val="center"/>
           </w:tcPr>
           <w:p>
@@ -15738,12 +14170,6 @@
               <w:right w:val="single" w:sz="6" w:space="0" w:color="1F3864"/>
             </w:tcBorders>
             <w:shd w:val="clear" w:color="auto" w:fill="4472C4"/>
-            <w:tcMar>
-              <w:top w:w="50" w:type="dxa"/>
-              <w:left w:w="90" w:type="dxa"/>
-              <w:bottom w:w="50" w:type="dxa"/>
-              <w:right w:w="90" w:type="dxa"/>
-            </w:tcMar>
             <w:vAlign w:val="center"/>
           </w:tcPr>
           <w:p>
@@ -15783,12 +14209,6 @@
               <w:right w:val="single" w:sz="6" w:space="0" w:color="1F3864"/>
             </w:tcBorders>
             <w:shd w:val="clear" w:color="auto" w:fill="4472C4"/>
-            <w:tcMar>
-              <w:top w:w="50" w:type="dxa"/>
-              <w:left w:w="90" w:type="dxa"/>
-              <w:bottom w:w="50" w:type="dxa"/>
-              <w:right w:w="90" w:type="dxa"/>
-            </w:tcMar>
             <w:vAlign w:val="center"/>
           </w:tcPr>
           <w:p>
@@ -15828,12 +14248,6 @@
               <w:right w:val="single" w:sz="6" w:space="0" w:color="1F3864"/>
             </w:tcBorders>
             <w:shd w:val="clear" w:color="auto" w:fill="4472C4"/>
-            <w:tcMar>
-              <w:top w:w="50" w:type="dxa"/>
-              <w:left w:w="90" w:type="dxa"/>
-              <w:bottom w:w="50" w:type="dxa"/>
-              <w:right w:w="90" w:type="dxa"/>
-            </w:tcMar>
             <w:vAlign w:val="center"/>
           </w:tcPr>
           <w:p>
@@ -15873,12 +14287,6 @@
               <w:right w:val="single" w:sz="6" w:space="0" w:color="1F3864"/>
             </w:tcBorders>
             <w:shd w:val="clear" w:color="auto" w:fill="4472C4"/>
-            <w:tcMar>
-              <w:top w:w="50" w:type="dxa"/>
-              <w:left w:w="90" w:type="dxa"/>
-              <w:bottom w:w="50" w:type="dxa"/>
-              <w:right w:w="90" w:type="dxa"/>
-            </w:tcMar>
             <w:vAlign w:val="center"/>
           </w:tcPr>
           <w:p>
@@ -15945,12 +14353,6 @@
               <w:right w:val="single" w:sz="6" w:space="0" w:color="1F3864"/>
             </w:tcBorders>
             <w:shd w:val="clear" w:color="auto" w:fill="D9E2F3"/>
-            <w:tcMar>
-              <w:top w:w="50" w:type="dxa"/>
-              <w:left w:w="90" w:type="dxa"/>
-              <w:bottom w:w="50" w:type="dxa"/>
-              <w:right w:w="90" w:type="dxa"/>
-            </w:tcMar>
             <w:vAlign w:val="center"/>
           </w:tcPr>
           <w:p>
@@ -15983,12 +14385,6 @@
               <w:right w:val="single" w:sz="6" w:space="0" w:color="1F3864"/>
             </w:tcBorders>
             <w:shd w:val="clear" w:color="auto" w:fill="D9E2F3"/>
-            <w:tcMar>
-              <w:top w:w="50" w:type="dxa"/>
-              <w:left w:w="90" w:type="dxa"/>
-              <w:bottom w:w="50" w:type="dxa"/>
-              <w:right w:w="90" w:type="dxa"/>
-            </w:tcMar>
             <w:vAlign w:val="center"/>
           </w:tcPr>
           <w:p>
@@ -16021,12 +14417,6 @@
               <w:right w:val="single" w:sz="6" w:space="0" w:color="1F3864"/>
             </w:tcBorders>
             <w:shd w:val="clear" w:color="auto" w:fill="D9E2F3"/>
-            <w:tcMar>
-              <w:top w:w="50" w:type="dxa"/>
-              <w:left w:w="90" w:type="dxa"/>
-              <w:bottom w:w="50" w:type="dxa"/>
-              <w:right w:w="90" w:type="dxa"/>
-            </w:tcMar>
             <w:vAlign w:val="center"/>
           </w:tcPr>
           <w:p>
@@ -16059,12 +14449,6 @@
               <w:right w:val="single" w:sz="6" w:space="0" w:color="1F3864"/>
             </w:tcBorders>
             <w:shd w:val="clear" w:color="auto" w:fill="D9E2F3"/>
-            <w:tcMar>
-              <w:top w:w="50" w:type="dxa"/>
-              <w:left w:w="90" w:type="dxa"/>
-              <w:bottom w:w="50" w:type="dxa"/>
-              <w:right w:w="90" w:type="dxa"/>
-            </w:tcMar>
             <w:vAlign w:val="center"/>
           </w:tcPr>
           <w:p>
@@ -16124,12 +14508,6 @@
               <w:right w:val="single" w:sz="6" w:space="0" w:color="1F3864"/>
             </w:tcBorders>
             <w:shd w:val="clear" w:color="auto" w:fill="D9E2F3"/>
-            <w:tcMar>
-              <w:top w:w="50" w:type="dxa"/>
-              <w:left w:w="90" w:type="dxa"/>
-              <w:bottom w:w="50" w:type="dxa"/>
-              <w:right w:w="90" w:type="dxa"/>
-            </w:tcMar>
             <w:vAlign w:val="center"/>
           </w:tcPr>
           <w:p>
@@ -16162,12 +14540,6 @@
               <w:right w:val="single" w:sz="6" w:space="0" w:color="1F3864"/>
             </w:tcBorders>
             <w:shd w:val="clear" w:color="auto" w:fill="D9E2F3"/>
-            <w:tcMar>
-              <w:top w:w="50" w:type="dxa"/>
-              <w:left w:w="90" w:type="dxa"/>
-              <w:bottom w:w="50" w:type="dxa"/>
-              <w:right w:w="90" w:type="dxa"/>
-            </w:tcMar>
             <w:vAlign w:val="center"/>
           </w:tcPr>
           <w:p>
@@ -16200,12 +14572,6 @@
               <w:right w:val="single" w:sz="6" w:space="0" w:color="1F3864"/>
             </w:tcBorders>
             <w:shd w:val="clear" w:color="auto" w:fill="D9E2F3"/>
-            <w:tcMar>
-              <w:top w:w="50" w:type="dxa"/>
-              <w:left w:w="90" w:type="dxa"/>
-              <w:bottom w:w="50" w:type="dxa"/>
-              <w:right w:w="90" w:type="dxa"/>
-            </w:tcMar>
             <w:vAlign w:val="center"/>
           </w:tcPr>
           <w:p>
@@ -16238,12 +14604,6 @@
               <w:right w:val="single" w:sz="6" w:space="0" w:color="1F3864"/>
             </w:tcBorders>
             <w:shd w:val="clear" w:color="auto" w:fill="D9E2F3"/>
-            <w:tcMar>
-              <w:top w:w="50" w:type="dxa"/>
-              <w:left w:w="90" w:type="dxa"/>
-              <w:bottom w:w="50" w:type="dxa"/>
-              <w:right w:w="90" w:type="dxa"/>
-            </w:tcMar>
             <w:vAlign w:val="center"/>
           </w:tcPr>
           <w:p>
@@ -16303,12 +14663,6 @@
               <w:right w:val="single" w:sz="6" w:space="0" w:color="1F3864"/>
             </w:tcBorders>
             <w:shd w:val="clear" w:color="auto" w:fill="D9E2F3"/>
-            <w:tcMar>
-              <w:top w:w="50" w:type="dxa"/>
-              <w:left w:w="90" w:type="dxa"/>
-              <w:bottom w:w="50" w:type="dxa"/>
-              <w:right w:w="90" w:type="dxa"/>
-            </w:tcMar>
             <w:vAlign w:val="center"/>
           </w:tcPr>
           <w:p>
@@ -16341,12 +14695,6 @@
               <w:right w:val="single" w:sz="6" w:space="0" w:color="1F3864"/>
             </w:tcBorders>
             <w:shd w:val="clear" w:color="auto" w:fill="D9E2F3"/>
-            <w:tcMar>
-              <w:top w:w="50" w:type="dxa"/>
-              <w:left w:w="90" w:type="dxa"/>
-              <w:bottom w:w="50" w:type="dxa"/>
-              <w:right w:w="90" w:type="dxa"/>
-            </w:tcMar>
             <w:vAlign w:val="center"/>
           </w:tcPr>
           <w:p>
@@ -16379,12 +14727,6 @@
               <w:right w:val="single" w:sz="6" w:space="0" w:color="1F3864"/>
             </w:tcBorders>
             <w:shd w:val="clear" w:color="auto" w:fill="D9E2F3"/>
-            <w:tcMar>
-              <w:top w:w="50" w:type="dxa"/>
-              <w:left w:w="90" w:type="dxa"/>
-              <w:bottom w:w="50" w:type="dxa"/>
-              <w:right w:w="90" w:type="dxa"/>
-            </w:tcMar>
             <w:vAlign w:val="center"/>
           </w:tcPr>
           <w:p>
@@ -16417,12 +14759,6 @@
               <w:right w:val="single" w:sz="6" w:space="0" w:color="1F3864"/>
             </w:tcBorders>
             <w:shd w:val="clear" w:color="auto" w:fill="D9E2F3"/>
-            <w:tcMar>
-              <w:top w:w="50" w:type="dxa"/>
-              <w:left w:w="90" w:type="dxa"/>
-              <w:bottom w:w="50" w:type="dxa"/>
-              <w:right w:w="90" w:type="dxa"/>
-            </w:tcMar>
             <w:vAlign w:val="center"/>
           </w:tcPr>
           <w:p>
@@ -16482,12 +14818,6 @@
               <w:right w:val="single" w:sz="6" w:space="0" w:color="1F3864"/>
             </w:tcBorders>
             <w:shd w:val="clear" w:color="auto" w:fill="D9E2F3"/>
-            <w:tcMar>
-              <w:top w:w="50" w:type="dxa"/>
-              <w:left w:w="90" w:type="dxa"/>
-              <w:bottom w:w="50" w:type="dxa"/>
-              <w:right w:w="90" w:type="dxa"/>
-            </w:tcMar>
             <w:vAlign w:val="center"/>
           </w:tcPr>
           <w:p>
@@ -16532,12 +14862,6 @@
               <w:right w:val="single" w:sz="6" w:space="0" w:color="1F3864"/>
             </w:tcBorders>
             <w:shd w:val="clear" w:color="auto" w:fill="4472C4"/>
-            <w:tcMar>
-              <w:top w:w="50" w:type="dxa"/>
-              <w:left w:w="90" w:type="dxa"/>
-              <w:bottom w:w="50" w:type="dxa"/>
-              <w:right w:w="90" w:type="dxa"/>
-            </w:tcMar>
             <w:vAlign w:val="center"/>
           </w:tcPr>
           <w:p>
@@ -16604,12 +14928,6 @@
               <w:right w:val="single" w:sz="6" w:space="0" w:color="1F3864"/>
             </w:tcBorders>
             <w:shd w:val="clear" w:color="auto" w:fill="4472C4"/>
-            <w:tcMar>
-              <w:top w:w="50" w:type="dxa"/>
-              <w:left w:w="90" w:type="dxa"/>
-              <w:bottom w:w="50" w:type="dxa"/>
-              <w:right w:w="90" w:type="dxa"/>
-            </w:tcMar>
             <w:vAlign w:val="center"/>
           </w:tcPr>
           <w:p>
@@ -16649,12 +14967,6 @@
               <w:right w:val="single" w:sz="6" w:space="0" w:color="1F3864"/>
             </w:tcBorders>
             <w:shd w:val="clear" w:color="auto" w:fill="4472C4"/>
-            <w:tcMar>
-              <w:top w:w="50" w:type="dxa"/>
-              <w:left w:w="90" w:type="dxa"/>
-              <w:bottom w:w="50" w:type="dxa"/>
-              <w:right w:w="90" w:type="dxa"/>
-            </w:tcMar>
             <w:vAlign w:val="center"/>
           </w:tcPr>
           <w:p>
@@ -16694,12 +15006,6 @@
               <w:right w:val="single" w:sz="6" w:space="0" w:color="1F3864"/>
             </w:tcBorders>
             <w:shd w:val="clear" w:color="auto" w:fill="4472C4"/>
-            <w:tcMar>
-              <w:top w:w="50" w:type="dxa"/>
-              <w:left w:w="90" w:type="dxa"/>
-              <w:bottom w:w="50" w:type="dxa"/>
-              <w:right w:w="90" w:type="dxa"/>
-            </w:tcMar>
             <w:vAlign w:val="center"/>
           </w:tcPr>
           <w:p>
@@ -16739,12 +15045,6 @@
               <w:right w:val="single" w:sz="6" w:space="0" w:color="1F3864"/>
             </w:tcBorders>
             <w:shd w:val="clear" w:color="auto" w:fill="4472C4"/>
-            <w:tcMar>
-              <w:top w:w="50" w:type="dxa"/>
-              <w:left w:w="90" w:type="dxa"/>
-              <w:bottom w:w="50" w:type="dxa"/>
-              <w:right w:w="90" w:type="dxa"/>
-            </w:tcMar>
             <w:vAlign w:val="center"/>
           </w:tcPr>
           <w:p>
@@ -16811,12 +15111,6 @@
               <w:right w:val="single" w:sz="6" w:space="0" w:color="1F3864"/>
             </w:tcBorders>
             <w:shd w:val="clear" w:color="auto" w:fill="D9E2F3"/>
-            <w:tcMar>
-              <w:top w:w="50" w:type="dxa"/>
-              <w:left w:w="90" w:type="dxa"/>
-              <w:bottom w:w="50" w:type="dxa"/>
-              <w:right w:w="90" w:type="dxa"/>
-            </w:tcMar>
             <w:vAlign w:val="center"/>
           </w:tcPr>
           <w:p>
@@ -16849,12 +15143,6 @@
               <w:right w:val="single" w:sz="6" w:space="0" w:color="1F3864"/>
             </w:tcBorders>
             <w:shd w:val="clear" w:color="auto" w:fill="D9E2F3"/>
-            <w:tcMar>
-              <w:top w:w="50" w:type="dxa"/>
-              <w:left w:w="90" w:type="dxa"/>
-              <w:bottom w:w="50" w:type="dxa"/>
-              <w:right w:w="90" w:type="dxa"/>
-            </w:tcMar>
             <w:vAlign w:val="center"/>
           </w:tcPr>
           <w:p>
@@ -16887,12 +15175,6 @@
               <w:right w:val="single" w:sz="6" w:space="0" w:color="1F3864"/>
             </w:tcBorders>
             <w:shd w:val="clear" w:color="auto" w:fill="D9E2F3"/>
-            <w:tcMar>
-              <w:top w:w="50" w:type="dxa"/>
-              <w:left w:w="90" w:type="dxa"/>
-              <w:bottom w:w="50" w:type="dxa"/>
-              <w:right w:w="90" w:type="dxa"/>
-            </w:tcMar>
             <w:vAlign w:val="center"/>
           </w:tcPr>
           <w:p>
@@ -16925,12 +15207,6 @@
               <w:right w:val="single" w:sz="6" w:space="0" w:color="1F3864"/>
             </w:tcBorders>
             <w:shd w:val="clear" w:color="auto" w:fill="D9E2F3"/>
-            <w:tcMar>
-              <w:top w:w="50" w:type="dxa"/>
-              <w:left w:w="90" w:type="dxa"/>
-              <w:bottom w:w="50" w:type="dxa"/>
-              <w:right w:w="90" w:type="dxa"/>
-            </w:tcMar>
             <w:vAlign w:val="center"/>
           </w:tcPr>
           <w:p>
@@ -16990,12 +15266,6 @@
               <w:right w:val="single" w:sz="6" w:space="0" w:color="1F3864"/>
             </w:tcBorders>
             <w:shd w:val="clear" w:color="auto" w:fill="D9E2F3"/>
-            <w:tcMar>
-              <w:top w:w="50" w:type="dxa"/>
-              <w:left w:w="90" w:type="dxa"/>
-              <w:bottom w:w="50" w:type="dxa"/>
-              <w:right w:w="90" w:type="dxa"/>
-            </w:tcMar>
             <w:vAlign w:val="center"/>
           </w:tcPr>
           <w:p>
@@ -17028,12 +15298,6 @@
               <w:right w:val="single" w:sz="6" w:space="0" w:color="1F3864"/>
             </w:tcBorders>
             <w:shd w:val="clear" w:color="auto" w:fill="D9E2F3"/>
-            <w:tcMar>
-              <w:top w:w="50" w:type="dxa"/>
-              <w:left w:w="90" w:type="dxa"/>
-              <w:bottom w:w="50" w:type="dxa"/>
-              <w:right w:w="90" w:type="dxa"/>
-            </w:tcMar>
             <w:vAlign w:val="center"/>
           </w:tcPr>
           <w:p>
@@ -17066,12 +15330,6 @@
               <w:right w:val="single" w:sz="6" w:space="0" w:color="1F3864"/>
             </w:tcBorders>
             <w:shd w:val="clear" w:color="auto" w:fill="D9E2F3"/>
-            <w:tcMar>
-              <w:top w:w="50" w:type="dxa"/>
-              <w:left w:w="90" w:type="dxa"/>
-              <w:bottom w:w="50" w:type="dxa"/>
-              <w:right w:w="90" w:type="dxa"/>
-            </w:tcMar>
             <w:vAlign w:val="center"/>
           </w:tcPr>
           <w:p>
@@ -17104,12 +15362,6 @@
               <w:right w:val="single" w:sz="6" w:space="0" w:color="1F3864"/>
             </w:tcBorders>
             <w:shd w:val="clear" w:color="auto" w:fill="D9E2F3"/>
-            <w:tcMar>
-              <w:top w:w="50" w:type="dxa"/>
-              <w:left w:w="90" w:type="dxa"/>
-              <w:bottom w:w="50" w:type="dxa"/>
-              <w:right w:w="90" w:type="dxa"/>
-            </w:tcMar>
             <w:vAlign w:val="center"/>
           </w:tcPr>
           <w:p>
@@ -17169,12 +15421,6 @@
               <w:right w:val="single" w:sz="6" w:space="0" w:color="1F3864"/>
             </w:tcBorders>
             <w:shd w:val="clear" w:color="auto" w:fill="D9E2F3"/>
-            <w:tcMar>
-              <w:top w:w="50" w:type="dxa"/>
-              <w:left w:w="90" w:type="dxa"/>
-              <w:bottom w:w="50" w:type="dxa"/>
-              <w:right w:w="90" w:type="dxa"/>
-            </w:tcMar>
             <w:vAlign w:val="center"/>
           </w:tcPr>
           <w:p>
@@ -17207,12 +15453,6 @@
               <w:right w:val="single" w:sz="6" w:space="0" w:color="1F3864"/>
             </w:tcBorders>
             <w:shd w:val="clear" w:color="auto" w:fill="D9E2F3"/>
-            <w:tcMar>
-              <w:top w:w="50" w:type="dxa"/>
-              <w:left w:w="90" w:type="dxa"/>
-              <w:bottom w:w="50" w:type="dxa"/>
-              <w:right w:w="90" w:type="dxa"/>
-            </w:tcMar>
             <w:vAlign w:val="center"/>
           </w:tcPr>
           <w:p>
@@ -17245,12 +15485,6 @@
               <w:right w:val="single" w:sz="6" w:space="0" w:color="1F3864"/>
             </w:tcBorders>
             <w:shd w:val="clear" w:color="auto" w:fill="D9E2F3"/>
-            <w:tcMar>
-              <w:top w:w="50" w:type="dxa"/>
-              <w:left w:w="90" w:type="dxa"/>
-              <w:bottom w:w="50" w:type="dxa"/>
-              <w:right w:w="90" w:type="dxa"/>
-            </w:tcMar>
             <w:vAlign w:val="center"/>
           </w:tcPr>
           <w:p>
@@ -17283,12 +15517,6 @@
               <w:right w:val="single" w:sz="6" w:space="0" w:color="1F3864"/>
             </w:tcBorders>
             <w:shd w:val="clear" w:color="auto" w:fill="D9E2F3"/>
-            <w:tcMar>
-              <w:top w:w="50" w:type="dxa"/>
-              <w:left w:w="90" w:type="dxa"/>
-              <w:bottom w:w="50" w:type="dxa"/>
-              <w:right w:w="90" w:type="dxa"/>
-            </w:tcMar>
             <w:vAlign w:val="center"/>
           </w:tcPr>
           <w:p>
@@ -17348,12 +15576,6 @@
               <w:right w:val="single" w:sz="6" w:space="0" w:color="1F3864"/>
             </w:tcBorders>
             <w:shd w:val="clear" w:color="auto" w:fill="D9E2F3"/>
-            <w:tcMar>
-              <w:top w:w="50" w:type="dxa"/>
-              <w:left w:w="90" w:type="dxa"/>
-              <w:bottom w:w="50" w:type="dxa"/>
-              <w:right w:w="90" w:type="dxa"/>
-            </w:tcMar>
             <w:vAlign w:val="center"/>
           </w:tcPr>
           <w:p>
@@ -17398,12 +15620,6 @@
               <w:right w:val="single" w:sz="6" w:space="0" w:color="1F3864"/>
             </w:tcBorders>
             <w:shd w:val="clear" w:color="auto" w:fill="4472C4"/>
-            <w:tcMar>
-              <w:top w:w="50" w:type="dxa"/>
-              <w:left w:w="90" w:type="dxa"/>
-              <w:bottom w:w="50" w:type="dxa"/>
-              <w:right w:w="90" w:type="dxa"/>
-            </w:tcMar>
             <w:vAlign w:val="center"/>
           </w:tcPr>
           <w:p>
@@ -17470,12 +15686,6 @@
               <w:right w:val="single" w:sz="6" w:space="0" w:color="1F3864"/>
             </w:tcBorders>
             <w:shd w:val="clear" w:color="auto" w:fill="4472C4"/>
-            <w:tcMar>
-              <w:top w:w="50" w:type="dxa"/>
-              <w:left w:w="90" w:type="dxa"/>
-              <w:bottom w:w="50" w:type="dxa"/>
-              <w:right w:w="90" w:type="dxa"/>
-            </w:tcMar>
             <w:vAlign w:val="center"/>
           </w:tcPr>
           <w:p>
@@ -17515,12 +15725,6 @@
               <w:right w:val="single" w:sz="6" w:space="0" w:color="1F3864"/>
             </w:tcBorders>
             <w:shd w:val="clear" w:color="auto" w:fill="4472C4"/>
-            <w:tcMar>
-              <w:top w:w="50" w:type="dxa"/>
-              <w:left w:w="90" w:type="dxa"/>
-              <w:bottom w:w="50" w:type="dxa"/>
-              <w:right w:w="90" w:type="dxa"/>
-            </w:tcMar>
             <w:vAlign w:val="center"/>
           </w:tcPr>
           <w:p>
@@ -17560,12 +15764,6 @@
               <w:right w:val="single" w:sz="6" w:space="0" w:color="1F3864"/>
             </w:tcBorders>
             <w:shd w:val="clear" w:color="auto" w:fill="4472C4"/>
-            <w:tcMar>
-              <w:top w:w="50" w:type="dxa"/>
-              <w:left w:w="90" w:type="dxa"/>
-              <w:bottom w:w="50" w:type="dxa"/>
-              <w:right w:w="90" w:type="dxa"/>
-            </w:tcMar>
             <w:vAlign w:val="center"/>
           </w:tcPr>
           <w:p>
@@ -17605,12 +15803,6 @@
               <w:right w:val="single" w:sz="6" w:space="0" w:color="1F3864"/>
             </w:tcBorders>
             <w:shd w:val="clear" w:color="auto" w:fill="4472C4"/>
-            <w:tcMar>
-              <w:top w:w="50" w:type="dxa"/>
-              <w:left w:w="90" w:type="dxa"/>
-              <w:bottom w:w="50" w:type="dxa"/>
-              <w:right w:w="90" w:type="dxa"/>
-            </w:tcMar>
             <w:vAlign w:val="center"/>
           </w:tcPr>
           <w:p>
@@ -17677,12 +15869,6 @@
               <w:right w:val="single" w:sz="6" w:space="0" w:color="1F3864"/>
             </w:tcBorders>
             <w:shd w:val="clear" w:color="auto" w:fill="D9E2F3"/>
-            <w:tcMar>
-              <w:top w:w="50" w:type="dxa"/>
-              <w:left w:w="90" w:type="dxa"/>
-              <w:bottom w:w="50" w:type="dxa"/>
-              <w:right w:w="90" w:type="dxa"/>
-            </w:tcMar>
             <w:vAlign w:val="center"/>
           </w:tcPr>
           <w:p>
@@ -17715,12 +15901,6 @@
               <w:right w:val="single" w:sz="6" w:space="0" w:color="1F3864"/>
             </w:tcBorders>
             <w:shd w:val="clear" w:color="auto" w:fill="D9E2F3"/>
-            <w:tcMar>
-              <w:top w:w="50" w:type="dxa"/>
-              <w:left w:w="90" w:type="dxa"/>
-              <w:bottom w:w="50" w:type="dxa"/>
-              <w:right w:w="90" w:type="dxa"/>
-            </w:tcMar>
             <w:vAlign w:val="center"/>
           </w:tcPr>
           <w:p>
@@ -17753,12 +15933,6 @@
               <w:right w:val="single" w:sz="6" w:space="0" w:color="1F3864"/>
             </w:tcBorders>
             <w:shd w:val="clear" w:color="auto" w:fill="D9E2F3"/>
-            <w:tcMar>
-              <w:top w:w="50" w:type="dxa"/>
-              <w:left w:w="90" w:type="dxa"/>
-              <w:bottom w:w="50" w:type="dxa"/>
-              <w:right w:w="90" w:type="dxa"/>
-            </w:tcMar>
             <w:vAlign w:val="center"/>
           </w:tcPr>
           <w:p>
@@ -17791,12 +15965,6 @@
               <w:right w:val="single" w:sz="6" w:space="0" w:color="1F3864"/>
             </w:tcBorders>
             <w:shd w:val="clear" w:color="auto" w:fill="D9E2F3"/>
-            <w:tcMar>
-              <w:top w:w="50" w:type="dxa"/>
-              <w:left w:w="90" w:type="dxa"/>
-              <w:bottom w:w="50" w:type="dxa"/>
-              <w:right w:w="90" w:type="dxa"/>
-            </w:tcMar>
             <w:vAlign w:val="center"/>
           </w:tcPr>
           <w:p>
@@ -17856,12 +16024,6 @@
               <w:right w:val="single" w:sz="6" w:space="0" w:color="1F3864"/>
             </w:tcBorders>
             <w:shd w:val="clear" w:color="auto" w:fill="D9E2F3"/>
-            <w:tcMar>
-              <w:top w:w="50" w:type="dxa"/>
-              <w:left w:w="90" w:type="dxa"/>
-              <w:bottom w:w="50" w:type="dxa"/>
-              <w:right w:w="90" w:type="dxa"/>
-            </w:tcMar>
             <w:vAlign w:val="center"/>
           </w:tcPr>
           <w:p>
@@ -17894,12 +16056,6 @@
               <w:right w:val="single" w:sz="6" w:space="0" w:color="1F3864"/>
             </w:tcBorders>
             <w:shd w:val="clear" w:color="auto" w:fill="D9E2F3"/>
-            <w:tcMar>
-              <w:top w:w="50" w:type="dxa"/>
-              <w:left w:w="90" w:type="dxa"/>
-              <w:bottom w:w="50" w:type="dxa"/>
-              <w:right w:w="90" w:type="dxa"/>
-            </w:tcMar>
             <w:vAlign w:val="center"/>
           </w:tcPr>
           <w:p>
@@ -17932,12 +16088,6 @@
               <w:right w:val="single" w:sz="6" w:space="0" w:color="1F3864"/>
             </w:tcBorders>
             <w:shd w:val="clear" w:color="auto" w:fill="D9E2F3"/>
-            <w:tcMar>
-              <w:top w:w="50" w:type="dxa"/>
-              <w:left w:w="90" w:type="dxa"/>
-              <w:bottom w:w="50" w:type="dxa"/>
-              <w:right w:w="90" w:type="dxa"/>
-            </w:tcMar>
             <w:vAlign w:val="center"/>
           </w:tcPr>
           <w:p>
@@ -17970,12 +16120,6 @@
               <w:right w:val="single" w:sz="6" w:space="0" w:color="1F3864"/>
             </w:tcBorders>
             <w:shd w:val="clear" w:color="auto" w:fill="D9E2F3"/>
-            <w:tcMar>
-              <w:top w:w="50" w:type="dxa"/>
-              <w:left w:w="90" w:type="dxa"/>
-              <w:bottom w:w="50" w:type="dxa"/>
-              <w:right w:w="90" w:type="dxa"/>
-            </w:tcMar>
             <w:vAlign w:val="center"/>
           </w:tcPr>
           <w:p>
@@ -18035,12 +16179,6 @@
               <w:right w:val="single" w:sz="6" w:space="0" w:color="1F3864"/>
             </w:tcBorders>
             <w:shd w:val="clear" w:color="auto" w:fill="D9E2F3"/>
-            <w:tcMar>
-              <w:top w:w="50" w:type="dxa"/>
-              <w:left w:w="90" w:type="dxa"/>
-              <w:bottom w:w="50" w:type="dxa"/>
-              <w:right w:w="90" w:type="dxa"/>
-            </w:tcMar>
             <w:vAlign w:val="center"/>
           </w:tcPr>
           <w:p>
@@ -18073,12 +16211,6 @@
               <w:right w:val="single" w:sz="6" w:space="0" w:color="1F3864"/>
             </w:tcBorders>
             <w:shd w:val="clear" w:color="auto" w:fill="D9E2F3"/>
-            <w:tcMar>
-              <w:top w:w="50" w:type="dxa"/>
-              <w:left w:w="90" w:type="dxa"/>
-              <w:bottom w:w="50" w:type="dxa"/>
-              <w:right w:w="90" w:type="dxa"/>
-            </w:tcMar>
             <w:vAlign w:val="center"/>
           </w:tcPr>
           <w:p>
@@ -18111,12 +16243,6 @@
               <w:right w:val="single" w:sz="6" w:space="0" w:color="1F3864"/>
             </w:tcBorders>
             <w:shd w:val="clear" w:color="auto" w:fill="D9E2F3"/>
-            <w:tcMar>
-              <w:top w:w="50" w:type="dxa"/>
-              <w:left w:w="90" w:type="dxa"/>
-              <w:bottom w:w="50" w:type="dxa"/>
-              <w:right w:w="90" w:type="dxa"/>
-            </w:tcMar>
             <w:vAlign w:val="center"/>
           </w:tcPr>
           <w:p>
@@ -18149,12 +16275,6 @@
               <w:right w:val="single" w:sz="6" w:space="0" w:color="1F3864"/>
             </w:tcBorders>
             <w:shd w:val="clear" w:color="auto" w:fill="D9E2F3"/>
-            <w:tcMar>
-              <w:top w:w="50" w:type="dxa"/>
-              <w:left w:w="90" w:type="dxa"/>
-              <w:bottom w:w="50" w:type="dxa"/>
-              <w:right w:w="90" w:type="dxa"/>
-            </w:tcMar>
             <w:vAlign w:val="center"/>
           </w:tcPr>
           <w:p>
@@ -18214,12 +16334,6 @@
               <w:right w:val="single" w:sz="6" w:space="0" w:color="1F3864"/>
             </w:tcBorders>
             <w:shd w:val="clear" w:color="auto" w:fill="D9E2F3"/>
-            <w:tcMar>
-              <w:top w:w="50" w:type="dxa"/>
-              <w:left w:w="90" w:type="dxa"/>
-              <w:bottom w:w="50" w:type="dxa"/>
-              <w:right w:w="90" w:type="dxa"/>
-            </w:tcMar>
             <w:vAlign w:val="center"/>
           </w:tcPr>
           <w:p>
@@ -18264,12 +16378,6 @@
               <w:right w:val="single" w:sz="6" w:space="0" w:color="1F3864"/>
             </w:tcBorders>
             <w:shd w:val="clear" w:color="auto" w:fill="4472C4"/>
-            <w:tcMar>
-              <w:top w:w="50" w:type="dxa"/>
-              <w:left w:w="90" w:type="dxa"/>
-              <w:bottom w:w="50" w:type="dxa"/>
-              <w:right w:w="90" w:type="dxa"/>
-            </w:tcMar>
             <w:vAlign w:val="center"/>
           </w:tcPr>
           <w:p>
@@ -18336,12 +16444,6 @@
               <w:right w:val="single" w:sz="6" w:space="0" w:color="1F3864"/>
             </w:tcBorders>
             <w:shd w:val="clear" w:color="auto" w:fill="4472C4"/>
-            <w:tcMar>
-              <w:top w:w="50" w:type="dxa"/>
-              <w:left w:w="90" w:type="dxa"/>
-              <w:bottom w:w="50" w:type="dxa"/>
-              <w:right w:w="90" w:type="dxa"/>
-            </w:tcMar>
             <w:vAlign w:val="center"/>
           </w:tcPr>
           <w:p>
@@ -18381,12 +16483,6 @@
               <w:right w:val="single" w:sz="6" w:space="0" w:color="1F3864"/>
             </w:tcBorders>
             <w:shd w:val="clear" w:color="auto" w:fill="4472C4"/>
-            <w:tcMar>
-              <w:top w:w="50" w:type="dxa"/>
-              <w:left w:w="90" w:type="dxa"/>
-              <w:bottom w:w="50" w:type="dxa"/>
-              <w:right w:w="90" w:type="dxa"/>
-            </w:tcMar>
             <w:vAlign w:val="center"/>
           </w:tcPr>
           <w:p>
@@ -18426,12 +16522,6 @@
               <w:right w:val="single" w:sz="6" w:space="0" w:color="1F3864"/>
             </w:tcBorders>
             <w:shd w:val="clear" w:color="auto" w:fill="4472C4"/>
-            <w:tcMar>
-              <w:top w:w="50" w:type="dxa"/>
-              <w:left w:w="90" w:type="dxa"/>
-              <w:bottom w:w="50" w:type="dxa"/>
-              <w:right w:w="90" w:type="dxa"/>
-            </w:tcMar>
             <w:vAlign w:val="center"/>
           </w:tcPr>
           <w:p>
@@ -18471,12 +16561,6 @@
               <w:right w:val="single" w:sz="6" w:space="0" w:color="1F3864"/>
             </w:tcBorders>
             <w:shd w:val="clear" w:color="auto" w:fill="4472C4"/>
-            <w:tcMar>
-              <w:top w:w="50" w:type="dxa"/>
-              <w:left w:w="90" w:type="dxa"/>
-              <w:bottom w:w="50" w:type="dxa"/>
-              <w:right w:w="90" w:type="dxa"/>
-            </w:tcMar>
             <w:vAlign w:val="center"/>
           </w:tcPr>
           <w:p>
@@ -18543,12 +16627,6 @@
               <w:right w:val="single" w:sz="6" w:space="0" w:color="1F3864"/>
             </w:tcBorders>
             <w:shd w:val="clear" w:color="auto" w:fill="D9E2F3"/>
-            <w:tcMar>
-              <w:top w:w="50" w:type="dxa"/>
-              <w:left w:w="90" w:type="dxa"/>
-              <w:bottom w:w="50" w:type="dxa"/>
-              <w:right w:w="90" w:type="dxa"/>
-            </w:tcMar>
             <w:vAlign w:val="center"/>
           </w:tcPr>
           <w:p>
@@ -18581,12 +16659,6 @@
               <w:right w:val="single" w:sz="6" w:space="0" w:color="1F3864"/>
             </w:tcBorders>
             <w:shd w:val="clear" w:color="auto" w:fill="D9E2F3"/>
-            <w:tcMar>
-              <w:top w:w="50" w:type="dxa"/>
-              <w:left w:w="90" w:type="dxa"/>
-              <w:bottom w:w="50" w:type="dxa"/>
-              <w:right w:w="90" w:type="dxa"/>
-            </w:tcMar>
             <w:vAlign w:val="center"/>
           </w:tcPr>
           <w:p>
@@ -18619,12 +16691,6 @@
               <w:right w:val="single" w:sz="6" w:space="0" w:color="1F3864"/>
             </w:tcBorders>
             <w:shd w:val="clear" w:color="auto" w:fill="D9E2F3"/>
-            <w:tcMar>
-              <w:top w:w="50" w:type="dxa"/>
-              <w:left w:w="90" w:type="dxa"/>
-              <w:bottom w:w="50" w:type="dxa"/>
-              <w:right w:w="90" w:type="dxa"/>
-            </w:tcMar>
             <w:vAlign w:val="center"/>
           </w:tcPr>
           <w:p>
@@ -18657,12 +16723,6 @@
               <w:right w:val="single" w:sz="6" w:space="0" w:color="1F3864"/>
             </w:tcBorders>
             <w:shd w:val="clear" w:color="auto" w:fill="D9E2F3"/>
-            <w:tcMar>
-              <w:top w:w="50" w:type="dxa"/>
-              <w:left w:w="90" w:type="dxa"/>
-              <w:bottom w:w="50" w:type="dxa"/>
-              <w:right w:w="90" w:type="dxa"/>
-            </w:tcMar>
             <w:vAlign w:val="center"/>
           </w:tcPr>
           <w:p>
@@ -18722,12 +16782,6 @@
               <w:right w:val="single" w:sz="6" w:space="0" w:color="1F3864"/>
             </w:tcBorders>
             <w:shd w:val="clear" w:color="auto" w:fill="D9E2F3"/>
-            <w:tcMar>
-              <w:top w:w="50" w:type="dxa"/>
-              <w:left w:w="90" w:type="dxa"/>
-              <w:bottom w:w="50" w:type="dxa"/>
-              <w:right w:w="90" w:type="dxa"/>
-            </w:tcMar>
             <w:vAlign w:val="center"/>
           </w:tcPr>
           <w:p>
@@ -18760,12 +16814,6 @@
               <w:right w:val="single" w:sz="6" w:space="0" w:color="1F3864"/>
             </w:tcBorders>
             <w:shd w:val="clear" w:color="auto" w:fill="D9E2F3"/>
-            <w:tcMar>
-              <w:top w:w="50" w:type="dxa"/>
-              <w:left w:w="90" w:type="dxa"/>
-              <w:bottom w:w="50" w:type="dxa"/>
-              <w:right w:w="90" w:type="dxa"/>
-            </w:tcMar>
             <w:vAlign w:val="center"/>
           </w:tcPr>
           <w:p>
@@ -18798,12 +16846,6 @@
               <w:right w:val="single" w:sz="6" w:space="0" w:color="1F3864"/>
             </w:tcBorders>
             <w:shd w:val="clear" w:color="auto" w:fill="D9E2F3"/>
-            <w:tcMar>
-              <w:top w:w="50" w:type="dxa"/>
-              <w:left w:w="90" w:type="dxa"/>
-              <w:bottom w:w="50" w:type="dxa"/>
-              <w:right w:w="90" w:type="dxa"/>
-            </w:tcMar>
             <w:vAlign w:val="center"/>
           </w:tcPr>
           <w:p>
@@ -18836,12 +16878,6 @@
               <w:right w:val="single" w:sz="6" w:space="0" w:color="1F3864"/>
             </w:tcBorders>
             <w:shd w:val="clear" w:color="auto" w:fill="D9E2F3"/>
-            <w:tcMar>
-              <w:top w:w="50" w:type="dxa"/>
-              <w:left w:w="90" w:type="dxa"/>
-              <w:bottom w:w="50" w:type="dxa"/>
-              <w:right w:w="90" w:type="dxa"/>
-            </w:tcMar>
             <w:vAlign w:val="center"/>
           </w:tcPr>
           <w:p>
@@ -18901,12 +16937,6 @@
               <w:right w:val="single" w:sz="6" w:space="0" w:color="1F3864"/>
             </w:tcBorders>
             <w:shd w:val="clear" w:color="auto" w:fill="D9E2F3"/>
-            <w:tcMar>
-              <w:top w:w="50" w:type="dxa"/>
-              <w:left w:w="90" w:type="dxa"/>
-              <w:bottom w:w="50" w:type="dxa"/>
-              <w:right w:w="90" w:type="dxa"/>
-            </w:tcMar>
             <w:vAlign w:val="center"/>
           </w:tcPr>
           <w:p>
@@ -18939,12 +16969,6 @@
               <w:right w:val="single" w:sz="6" w:space="0" w:color="1F3864"/>
             </w:tcBorders>
             <w:shd w:val="clear" w:color="auto" w:fill="D9E2F3"/>
-            <w:tcMar>
-              <w:top w:w="50" w:type="dxa"/>
-              <w:left w:w="90" w:type="dxa"/>
-              <w:bottom w:w="50" w:type="dxa"/>
-              <w:right w:w="90" w:type="dxa"/>
-            </w:tcMar>
             <w:vAlign w:val="center"/>
           </w:tcPr>
           <w:p>
@@ -18977,12 +17001,6 @@
               <w:right w:val="single" w:sz="6" w:space="0" w:color="1F3864"/>
             </w:tcBorders>
             <w:shd w:val="clear" w:color="auto" w:fill="D9E2F3"/>
-            <w:tcMar>
-              <w:top w:w="50" w:type="dxa"/>
-              <w:left w:w="90" w:type="dxa"/>
-              <w:bottom w:w="50" w:type="dxa"/>
-              <w:right w:w="90" w:type="dxa"/>
-            </w:tcMar>
             <w:vAlign w:val="center"/>
           </w:tcPr>
           <w:p>
@@ -19015,12 +17033,6 @@
               <w:right w:val="single" w:sz="6" w:space="0" w:color="1F3864"/>
             </w:tcBorders>
             <w:shd w:val="clear" w:color="auto" w:fill="D9E2F3"/>
-            <w:tcMar>
-              <w:top w:w="50" w:type="dxa"/>
-              <w:left w:w="90" w:type="dxa"/>
-              <w:bottom w:w="50" w:type="dxa"/>
-              <w:right w:w="90" w:type="dxa"/>
-            </w:tcMar>
             <w:vAlign w:val="center"/>
           </w:tcPr>
           <w:p>
@@ -19080,12 +17092,6 @@
               <w:right w:val="single" w:sz="6" w:space="0" w:color="1F3864"/>
             </w:tcBorders>
             <w:shd w:val="clear" w:color="auto" w:fill="D9E2F3"/>
-            <w:tcMar>
-              <w:top w:w="50" w:type="dxa"/>
-              <w:left w:w="90" w:type="dxa"/>
-              <w:bottom w:w="50" w:type="dxa"/>
-              <w:right w:w="90" w:type="dxa"/>
-            </w:tcMar>
             <w:vAlign w:val="center"/>
           </w:tcPr>
           <w:p>
@@ -19130,12 +17136,6 @@
               <w:right w:val="single" w:sz="6" w:space="0" w:color="1F3864"/>
             </w:tcBorders>
             <w:shd w:val="clear" w:color="auto" w:fill="4472C4"/>
-            <w:tcMar>
-              <w:top w:w="50" w:type="dxa"/>
-              <w:left w:w="90" w:type="dxa"/>
-              <w:bottom w:w="50" w:type="dxa"/>
-              <w:right w:w="90" w:type="dxa"/>
-            </w:tcMar>
             <w:vAlign w:val="center"/>
           </w:tcPr>
           <w:p>
@@ -19202,12 +17202,6 @@
               <w:right w:val="single" w:sz="6" w:space="0" w:color="1F3864"/>
             </w:tcBorders>
             <w:shd w:val="clear" w:color="auto" w:fill="4472C4"/>
-            <w:tcMar>
-              <w:top w:w="50" w:type="dxa"/>
-              <w:left w:w="90" w:type="dxa"/>
-              <w:bottom w:w="50" w:type="dxa"/>
-              <w:right w:w="90" w:type="dxa"/>
-            </w:tcMar>
             <w:vAlign w:val="center"/>
           </w:tcPr>
           <w:p>
@@ -19247,12 +17241,6 @@
               <w:right w:val="single" w:sz="6" w:space="0" w:color="1F3864"/>
             </w:tcBorders>
             <w:shd w:val="clear" w:color="auto" w:fill="4472C4"/>
-            <w:tcMar>
-              <w:top w:w="50" w:type="dxa"/>
-              <w:left w:w="90" w:type="dxa"/>
-              <w:bottom w:w="50" w:type="dxa"/>
-              <w:right w:w="90" w:type="dxa"/>
-            </w:tcMar>
             <w:vAlign w:val="center"/>
           </w:tcPr>
           <w:p>
@@ -19292,12 +17280,6 @@
               <w:right w:val="single" w:sz="6" w:space="0" w:color="1F3864"/>
             </w:tcBorders>
             <w:shd w:val="clear" w:color="auto" w:fill="4472C4"/>
-            <w:tcMar>
-              <w:top w:w="50" w:type="dxa"/>
-              <w:left w:w="90" w:type="dxa"/>
-              <w:bottom w:w="50" w:type="dxa"/>
-              <w:right w:w="90" w:type="dxa"/>
-            </w:tcMar>
             <w:vAlign w:val="center"/>
           </w:tcPr>
           <w:p>
@@ -19337,12 +17319,6 @@
               <w:right w:val="single" w:sz="6" w:space="0" w:color="1F3864"/>
             </w:tcBorders>
             <w:shd w:val="clear" w:color="auto" w:fill="4472C4"/>
-            <w:tcMar>
-              <w:top w:w="50" w:type="dxa"/>
-              <w:left w:w="90" w:type="dxa"/>
-              <w:bottom w:w="50" w:type="dxa"/>
-              <w:right w:w="90" w:type="dxa"/>
-            </w:tcMar>
             <w:vAlign w:val="center"/>
           </w:tcPr>
           <w:p>
@@ -19409,12 +17385,6 @@
               <w:right w:val="single" w:sz="6" w:space="0" w:color="1F3864"/>
             </w:tcBorders>
             <w:shd w:val="clear" w:color="auto" w:fill="D9E2F3"/>
-            <w:tcMar>
-              <w:top w:w="50" w:type="dxa"/>
-              <w:left w:w="90" w:type="dxa"/>
-              <w:bottom w:w="50" w:type="dxa"/>
-              <w:right w:w="90" w:type="dxa"/>
-            </w:tcMar>
             <w:vAlign w:val="center"/>
           </w:tcPr>
           <w:p>
@@ -19447,12 +17417,6 @@
               <w:right w:val="single" w:sz="6" w:space="0" w:color="1F3864"/>
             </w:tcBorders>
             <w:shd w:val="clear" w:color="auto" w:fill="D9E2F3"/>
-            <w:tcMar>
-              <w:top w:w="50" w:type="dxa"/>
-              <w:left w:w="90" w:type="dxa"/>
-              <w:bottom w:w="50" w:type="dxa"/>
-              <w:right w:w="90" w:type="dxa"/>
-            </w:tcMar>
             <w:vAlign w:val="center"/>
           </w:tcPr>
           <w:p>
@@ -19485,12 +17449,6 @@
               <w:right w:val="single" w:sz="6" w:space="0" w:color="1F3864"/>
             </w:tcBorders>
             <w:shd w:val="clear" w:color="auto" w:fill="D9E2F3"/>
-            <w:tcMar>
-              <w:top w:w="50" w:type="dxa"/>
-              <w:left w:w="90" w:type="dxa"/>
-              <w:bottom w:w="50" w:type="dxa"/>
-              <w:right w:w="90" w:type="dxa"/>
-            </w:tcMar>
             <w:vAlign w:val="center"/>
           </w:tcPr>
           <w:p>
@@ -19523,12 +17481,6 @@
               <w:right w:val="single" w:sz="6" w:space="0" w:color="1F3864"/>
             </w:tcBorders>
             <w:shd w:val="clear" w:color="auto" w:fill="D9E2F3"/>
-            <w:tcMar>
-              <w:top w:w="50" w:type="dxa"/>
-              <w:left w:w="90" w:type="dxa"/>
-              <w:bottom w:w="50" w:type="dxa"/>
-              <w:right w:w="90" w:type="dxa"/>
-            </w:tcMar>
             <w:vAlign w:val="center"/>
           </w:tcPr>
           <w:p>
@@ -19588,12 +17540,6 @@
               <w:right w:val="single" w:sz="6" w:space="0" w:color="1F3864"/>
             </w:tcBorders>
             <w:shd w:val="clear" w:color="auto" w:fill="D9E2F3"/>
-            <w:tcMar>
-              <w:top w:w="50" w:type="dxa"/>
-              <w:left w:w="90" w:type="dxa"/>
-              <w:bottom w:w="50" w:type="dxa"/>
-              <w:right w:w="90" w:type="dxa"/>
-            </w:tcMar>
             <w:vAlign w:val="center"/>
           </w:tcPr>
           <w:p>
@@ -19626,12 +17572,6 @@
               <w:right w:val="single" w:sz="6" w:space="0" w:color="1F3864"/>
             </w:tcBorders>
             <w:shd w:val="clear" w:color="auto" w:fill="D9E2F3"/>
-            <w:tcMar>
-              <w:top w:w="50" w:type="dxa"/>
-              <w:left w:w="90" w:type="dxa"/>
-              <w:bottom w:w="50" w:type="dxa"/>
-              <w:right w:w="90" w:type="dxa"/>
-            </w:tcMar>
             <w:vAlign w:val="center"/>
           </w:tcPr>
           <w:p>
@@ -19664,12 +17604,6 @@
               <w:right w:val="single" w:sz="6" w:space="0" w:color="1F3864"/>
             </w:tcBorders>
             <w:shd w:val="clear" w:color="auto" w:fill="D9E2F3"/>
-            <w:tcMar>
-              <w:top w:w="50" w:type="dxa"/>
-              <w:left w:w="90" w:type="dxa"/>
-              <w:bottom w:w="50" w:type="dxa"/>
-              <w:right w:w="90" w:type="dxa"/>
-            </w:tcMar>
             <w:vAlign w:val="center"/>
           </w:tcPr>
           <w:p>
@@ -19702,12 +17636,6 @@
               <w:right w:val="single" w:sz="6" w:space="0" w:color="1F3864"/>
             </w:tcBorders>
             <w:shd w:val="clear" w:color="auto" w:fill="D9E2F3"/>
-            <w:tcMar>
-              <w:top w:w="50" w:type="dxa"/>
-              <w:left w:w="90" w:type="dxa"/>
-              <w:bottom w:w="50" w:type="dxa"/>
-              <w:right w:w="90" w:type="dxa"/>
-            </w:tcMar>
             <w:vAlign w:val="center"/>
           </w:tcPr>
           <w:p>
@@ -19767,12 +17695,6 @@
               <w:right w:val="single" w:sz="6" w:space="0" w:color="1F3864"/>
             </w:tcBorders>
             <w:shd w:val="clear" w:color="auto" w:fill="D9E2F3"/>
-            <w:tcMar>
-              <w:top w:w="50" w:type="dxa"/>
-              <w:left w:w="90" w:type="dxa"/>
-              <w:bottom w:w="50" w:type="dxa"/>
-              <w:right w:w="90" w:type="dxa"/>
-            </w:tcMar>
             <w:vAlign w:val="center"/>
           </w:tcPr>
           <w:p>
@@ -19805,12 +17727,6 @@
               <w:right w:val="single" w:sz="6" w:space="0" w:color="1F3864"/>
             </w:tcBorders>
             <w:shd w:val="clear" w:color="auto" w:fill="D9E2F3"/>
-            <w:tcMar>
-              <w:top w:w="50" w:type="dxa"/>
-              <w:left w:w="90" w:type="dxa"/>
-              <w:bottom w:w="50" w:type="dxa"/>
-              <w:right w:w="90" w:type="dxa"/>
-            </w:tcMar>
             <w:vAlign w:val="center"/>
           </w:tcPr>
           <w:p>
@@ -19843,12 +17759,6 @@
               <w:right w:val="single" w:sz="6" w:space="0" w:color="1F3864"/>
             </w:tcBorders>
             <w:shd w:val="clear" w:color="auto" w:fill="D9E2F3"/>
-            <w:tcMar>
-              <w:top w:w="50" w:type="dxa"/>
-              <w:left w:w="90" w:type="dxa"/>
-              <w:bottom w:w="50" w:type="dxa"/>
-              <w:right w:w="90" w:type="dxa"/>
-            </w:tcMar>
             <w:vAlign w:val="center"/>
           </w:tcPr>
           <w:p>
@@ -19881,12 +17791,6 @@
               <w:right w:val="single" w:sz="6" w:space="0" w:color="1F3864"/>
             </w:tcBorders>
             <w:shd w:val="clear" w:color="auto" w:fill="D9E2F3"/>
-            <w:tcMar>
-              <w:top w:w="50" w:type="dxa"/>
-              <w:left w:w="90" w:type="dxa"/>
-              <w:bottom w:w="50" w:type="dxa"/>
-              <w:right w:w="90" w:type="dxa"/>
-            </w:tcMar>
             <w:vAlign w:val="center"/>
           </w:tcPr>
           <w:p>
@@ -19946,12 +17850,6 @@
               <w:right w:val="single" w:sz="6" w:space="0" w:color="1F3864"/>
             </w:tcBorders>
             <w:shd w:val="clear" w:color="auto" w:fill="D9E2F3"/>
-            <w:tcMar>
-              <w:top w:w="50" w:type="dxa"/>
-              <w:left w:w="90" w:type="dxa"/>
-              <w:bottom w:w="50" w:type="dxa"/>
-              <w:right w:w="90" w:type="dxa"/>
-            </w:tcMar>
             <w:vAlign w:val="center"/>
           </w:tcPr>
           <w:p>
@@ -19996,12 +17894,6 @@
               <w:right w:val="single" w:sz="6" w:space="0" w:color="1F3864"/>
             </w:tcBorders>
             <w:shd w:val="clear" w:color="auto" w:fill="4472C4"/>
-            <w:tcMar>
-              <w:top w:w="50" w:type="dxa"/>
-              <w:left w:w="90" w:type="dxa"/>
-              <w:bottom w:w="50" w:type="dxa"/>
-              <w:right w:w="90" w:type="dxa"/>
-            </w:tcMar>
             <w:vAlign w:val="center"/>
           </w:tcPr>
           <w:p>
@@ -20068,12 +17960,6 @@
               <w:right w:val="single" w:sz="6" w:space="0" w:color="1F3864"/>
             </w:tcBorders>
             <w:shd w:val="clear" w:color="auto" w:fill="4472C4"/>
-            <w:tcMar>
-              <w:top w:w="50" w:type="dxa"/>
-              <w:left w:w="90" w:type="dxa"/>
-              <w:bottom w:w="50" w:type="dxa"/>
-              <w:right w:w="90" w:type="dxa"/>
-            </w:tcMar>
             <w:vAlign w:val="center"/>
           </w:tcPr>
           <w:p>
@@ -20113,12 +17999,6 @@
               <w:right w:val="single" w:sz="6" w:space="0" w:color="1F3864"/>
             </w:tcBorders>
             <w:shd w:val="clear" w:color="auto" w:fill="4472C4"/>
-            <w:tcMar>
-              <w:top w:w="50" w:type="dxa"/>
-              <w:left w:w="90" w:type="dxa"/>
-              <w:bottom w:w="50" w:type="dxa"/>
-              <w:right w:w="90" w:type="dxa"/>
-            </w:tcMar>
             <w:vAlign w:val="center"/>
           </w:tcPr>
           <w:p>
@@ -20158,12 +18038,6 @@
               <w:right w:val="single" w:sz="6" w:space="0" w:color="1F3864"/>
             </w:tcBorders>
             <w:shd w:val="clear" w:color="auto" w:fill="4472C4"/>
-            <w:tcMar>
-              <w:top w:w="50" w:type="dxa"/>
-              <w:left w:w="90" w:type="dxa"/>
-              <w:bottom w:w="50" w:type="dxa"/>
-              <w:right w:w="90" w:type="dxa"/>
-            </w:tcMar>
             <w:vAlign w:val="center"/>
           </w:tcPr>
           <w:p>
@@ -20203,12 +18077,6 @@
               <w:right w:val="single" w:sz="6" w:space="0" w:color="1F3864"/>
             </w:tcBorders>
             <w:shd w:val="clear" w:color="auto" w:fill="4472C4"/>
-            <w:tcMar>
-              <w:top w:w="50" w:type="dxa"/>
-              <w:left w:w="90" w:type="dxa"/>
-              <w:bottom w:w="50" w:type="dxa"/>
-              <w:right w:w="90" w:type="dxa"/>
-            </w:tcMar>
             <w:vAlign w:val="center"/>
           </w:tcPr>
           <w:p>
@@ -20275,12 +18143,6 @@
               <w:right w:val="single" w:sz="6" w:space="0" w:color="1F3864"/>
             </w:tcBorders>
             <w:shd w:val="clear" w:color="auto" w:fill="D9E2F3"/>
-            <w:tcMar>
-              <w:top w:w="50" w:type="dxa"/>
-              <w:left w:w="90" w:type="dxa"/>
-              <w:bottom w:w="50" w:type="dxa"/>
-              <w:right w:w="90" w:type="dxa"/>
-            </w:tcMar>
             <w:vAlign w:val="center"/>
           </w:tcPr>
           <w:p>
@@ -20313,12 +18175,6 @@
               <w:right w:val="single" w:sz="6" w:space="0" w:color="1F3864"/>
             </w:tcBorders>
             <w:shd w:val="clear" w:color="auto" w:fill="D9E2F3"/>
-            <w:tcMar>
-              <w:top w:w="50" w:type="dxa"/>
-              <w:left w:w="90" w:type="dxa"/>
-              <w:bottom w:w="50" w:type="dxa"/>
-              <w:right w:w="90" w:type="dxa"/>
-            </w:tcMar>
             <w:vAlign w:val="center"/>
           </w:tcPr>
           <w:p>
@@ -20351,12 +18207,6 @@
               <w:right w:val="single" w:sz="6" w:space="0" w:color="1F3864"/>
             </w:tcBorders>
             <w:shd w:val="clear" w:color="auto" w:fill="D9E2F3"/>
-            <w:tcMar>
-              <w:top w:w="50" w:type="dxa"/>
-              <w:left w:w="90" w:type="dxa"/>
-              <w:bottom w:w="50" w:type="dxa"/>
-              <w:right w:w="90" w:type="dxa"/>
-            </w:tcMar>
             <w:vAlign w:val="center"/>
           </w:tcPr>
           <w:p>
@@ -20389,12 +18239,6 @@
               <w:right w:val="single" w:sz="6" w:space="0" w:color="1F3864"/>
             </w:tcBorders>
             <w:shd w:val="clear" w:color="auto" w:fill="D9E2F3"/>
-            <w:tcMar>
-              <w:top w:w="50" w:type="dxa"/>
-              <w:left w:w="90" w:type="dxa"/>
-              <w:bottom w:w="50" w:type="dxa"/>
-              <w:right w:w="90" w:type="dxa"/>
-            </w:tcMar>
             <w:vAlign w:val="center"/>
           </w:tcPr>
           <w:p>
@@ -20454,12 +18298,6 @@
               <w:right w:val="single" w:sz="6" w:space="0" w:color="1F3864"/>
             </w:tcBorders>
             <w:shd w:val="clear" w:color="auto" w:fill="D9E2F3"/>
-            <w:tcMar>
-              <w:top w:w="50" w:type="dxa"/>
-              <w:left w:w="90" w:type="dxa"/>
-              <w:bottom w:w="50" w:type="dxa"/>
-              <w:right w:w="90" w:type="dxa"/>
-            </w:tcMar>
             <w:vAlign w:val="center"/>
           </w:tcPr>
           <w:p>
@@ -20492,12 +18330,6 @@
               <w:right w:val="single" w:sz="6" w:space="0" w:color="1F3864"/>
             </w:tcBorders>
             <w:shd w:val="clear" w:color="auto" w:fill="D9E2F3"/>
-            <w:tcMar>
-              <w:top w:w="50" w:type="dxa"/>
-              <w:left w:w="90" w:type="dxa"/>
-              <w:bottom w:w="50" w:type="dxa"/>
-              <w:right w:w="90" w:type="dxa"/>
-            </w:tcMar>
             <w:vAlign w:val="center"/>
           </w:tcPr>
           <w:p>
@@ -20530,12 +18362,6 @@
               <w:right w:val="single" w:sz="6" w:space="0" w:color="1F3864"/>
             </w:tcBorders>
             <w:shd w:val="clear" w:color="auto" w:fill="D9E2F3"/>
-            <w:tcMar>
-              <w:top w:w="50" w:type="dxa"/>
-              <w:left w:w="90" w:type="dxa"/>
-              <w:bottom w:w="50" w:type="dxa"/>
-              <w:right w:w="90" w:type="dxa"/>
-            </w:tcMar>
             <w:vAlign w:val="center"/>
           </w:tcPr>
           <w:p>
@@ -20568,12 +18394,6 @@
               <w:right w:val="single" w:sz="6" w:space="0" w:color="1F3864"/>
             </w:tcBorders>
             <w:shd w:val="clear" w:color="auto" w:fill="D9E2F3"/>
-            <w:tcMar>
-              <w:top w:w="50" w:type="dxa"/>
-              <w:left w:w="90" w:type="dxa"/>
-              <w:bottom w:w="50" w:type="dxa"/>
-              <w:right w:w="90" w:type="dxa"/>
-            </w:tcMar>
             <w:vAlign w:val="center"/>
           </w:tcPr>
           <w:p>
@@ -20633,12 +18453,6 @@
               <w:right w:val="single" w:sz="6" w:space="0" w:color="1F3864"/>
             </w:tcBorders>
             <w:shd w:val="clear" w:color="auto" w:fill="D9E2F3"/>
-            <w:tcMar>
-              <w:top w:w="50" w:type="dxa"/>
-              <w:left w:w="90" w:type="dxa"/>
-              <w:bottom w:w="50" w:type="dxa"/>
-              <w:right w:w="90" w:type="dxa"/>
-            </w:tcMar>
             <w:vAlign w:val="center"/>
           </w:tcPr>
           <w:p>
@@ -20671,12 +18485,6 @@
               <w:right w:val="single" w:sz="6" w:space="0" w:color="1F3864"/>
             </w:tcBorders>
             <w:shd w:val="clear" w:color="auto" w:fill="D9E2F3"/>
-            <w:tcMar>
-              <w:top w:w="50" w:type="dxa"/>
-              <w:left w:w="90" w:type="dxa"/>
-              <w:bottom w:w="50" w:type="dxa"/>
-              <w:right w:w="90" w:type="dxa"/>
-            </w:tcMar>
             <w:vAlign w:val="center"/>
           </w:tcPr>
           <w:p>
@@ -20709,12 +18517,6 @@
               <w:right w:val="single" w:sz="6" w:space="0" w:color="1F3864"/>
             </w:tcBorders>
             <w:shd w:val="clear" w:color="auto" w:fill="D9E2F3"/>
-            <w:tcMar>
-              <w:top w:w="50" w:type="dxa"/>
-              <w:left w:w="90" w:type="dxa"/>
-              <w:bottom w:w="50" w:type="dxa"/>
-              <w:right w:w="90" w:type="dxa"/>
-            </w:tcMar>
             <w:vAlign w:val="center"/>
           </w:tcPr>
           <w:p>
@@ -20747,12 +18549,6 @@
               <w:right w:val="single" w:sz="6" w:space="0" w:color="1F3864"/>
             </w:tcBorders>
             <w:shd w:val="clear" w:color="auto" w:fill="D9E2F3"/>
-            <w:tcMar>
-              <w:top w:w="50" w:type="dxa"/>
-              <w:left w:w="90" w:type="dxa"/>
-              <w:bottom w:w="50" w:type="dxa"/>
-              <w:right w:w="90" w:type="dxa"/>
-            </w:tcMar>
             <w:vAlign w:val="center"/>
           </w:tcPr>
           <w:p>
@@ -20812,12 +18608,6 @@
               <w:right w:val="single" w:sz="6" w:space="0" w:color="1F3864"/>
             </w:tcBorders>
             <w:shd w:val="clear" w:color="auto" w:fill="D9E2F3"/>
-            <w:tcMar>
-              <w:top w:w="50" w:type="dxa"/>
-              <w:left w:w="90" w:type="dxa"/>
-              <w:bottom w:w="50" w:type="dxa"/>
-              <w:right w:w="90" w:type="dxa"/>
-            </w:tcMar>
             <w:vAlign w:val="center"/>
           </w:tcPr>
           <w:p>
@@ -20862,12 +18652,6 @@
               <w:right w:val="single" w:sz="6" w:space="0" w:color="1F3864"/>
             </w:tcBorders>
             <w:shd w:val="clear" w:color="auto" w:fill="4472C4"/>
-            <w:tcMar>
-              <w:top w:w="50" w:type="dxa"/>
-              <w:left w:w="90" w:type="dxa"/>
-              <w:bottom w:w="50" w:type="dxa"/>
-              <w:right w:w="90" w:type="dxa"/>
-            </w:tcMar>
             <w:vAlign w:val="center"/>
           </w:tcPr>
           <w:p>
@@ -20934,12 +18718,6 @@
               <w:right w:val="single" w:sz="6" w:space="0" w:color="1F3864"/>
             </w:tcBorders>
             <w:shd w:val="clear" w:color="auto" w:fill="4472C4"/>
-            <w:tcMar>
-              <w:top w:w="50" w:type="dxa"/>
-              <w:left w:w="90" w:type="dxa"/>
-              <w:bottom w:w="50" w:type="dxa"/>
-              <w:right w:w="90" w:type="dxa"/>
-            </w:tcMar>
             <w:vAlign w:val="center"/>
           </w:tcPr>
           <w:p>
@@ -20979,12 +18757,6 @@
               <w:right w:val="single" w:sz="6" w:space="0" w:color="1F3864"/>
             </w:tcBorders>
             <w:shd w:val="clear" w:color="auto" w:fill="4472C4"/>
-            <w:tcMar>
-              <w:top w:w="50" w:type="dxa"/>
-              <w:left w:w="90" w:type="dxa"/>
-              <w:bottom w:w="50" w:type="dxa"/>
-              <w:right w:w="90" w:type="dxa"/>
-            </w:tcMar>
             <w:vAlign w:val="center"/>
           </w:tcPr>
           <w:p>
@@ -21024,12 +18796,6 @@
               <w:right w:val="single" w:sz="6" w:space="0" w:color="1F3864"/>
             </w:tcBorders>
             <w:shd w:val="clear" w:color="auto" w:fill="4472C4"/>
-            <w:tcMar>
-              <w:top w:w="50" w:type="dxa"/>
-              <w:left w:w="90" w:type="dxa"/>
-              <w:bottom w:w="50" w:type="dxa"/>
-              <w:right w:w="90" w:type="dxa"/>
-            </w:tcMar>
             <w:vAlign w:val="center"/>
           </w:tcPr>
           <w:p>
@@ -21069,12 +18835,6 @@
               <w:right w:val="single" w:sz="6" w:space="0" w:color="1F3864"/>
             </w:tcBorders>
             <w:shd w:val="clear" w:color="auto" w:fill="4472C4"/>
-            <w:tcMar>
-              <w:top w:w="50" w:type="dxa"/>
-              <w:left w:w="90" w:type="dxa"/>
-              <w:bottom w:w="50" w:type="dxa"/>
-              <w:right w:w="90" w:type="dxa"/>
-            </w:tcMar>
             <w:vAlign w:val="center"/>
           </w:tcPr>
           <w:p>
@@ -21141,12 +18901,6 @@
               <w:right w:val="single" w:sz="6" w:space="0" w:color="1F3864"/>
             </w:tcBorders>
             <w:shd w:val="clear" w:color="auto" w:fill="D9E2F3"/>
-            <w:tcMar>
-              <w:top w:w="50" w:type="dxa"/>
-              <w:left w:w="90" w:type="dxa"/>
-              <w:bottom w:w="50" w:type="dxa"/>
-              <w:right w:w="90" w:type="dxa"/>
-            </w:tcMar>
             <w:vAlign w:val="center"/>
           </w:tcPr>
           <w:p>
@@ -21179,12 +18933,6 @@
               <w:right w:val="single" w:sz="6" w:space="0" w:color="1F3864"/>
             </w:tcBorders>
             <w:shd w:val="clear" w:color="auto" w:fill="D9E2F3"/>
-            <w:tcMar>
-              <w:top w:w="50" w:type="dxa"/>
-              <w:left w:w="90" w:type="dxa"/>
-              <w:bottom w:w="50" w:type="dxa"/>
-              <w:right w:w="90" w:type="dxa"/>
-            </w:tcMar>
             <w:vAlign w:val="center"/>
           </w:tcPr>
           <w:p>
@@ -21217,12 +18965,6 @@
               <w:right w:val="single" w:sz="6" w:space="0" w:color="1F3864"/>
             </w:tcBorders>
             <w:shd w:val="clear" w:color="auto" w:fill="D9E2F3"/>
-            <w:tcMar>
-              <w:top w:w="50" w:type="dxa"/>
-              <w:left w:w="90" w:type="dxa"/>
-              <w:bottom w:w="50" w:type="dxa"/>
-              <w:right w:w="90" w:type="dxa"/>
-            </w:tcMar>
             <w:vAlign w:val="center"/>
           </w:tcPr>
           <w:p>
@@ -21255,12 +18997,6 @@
               <w:right w:val="single" w:sz="6" w:space="0" w:color="1F3864"/>
             </w:tcBorders>
             <w:shd w:val="clear" w:color="auto" w:fill="D9E2F3"/>
-            <w:tcMar>
-              <w:top w:w="50" w:type="dxa"/>
-              <w:left w:w="90" w:type="dxa"/>
-              <w:bottom w:w="50" w:type="dxa"/>
-              <w:right w:w="90" w:type="dxa"/>
-            </w:tcMar>
             <w:vAlign w:val="center"/>
           </w:tcPr>
           <w:p>
@@ -21320,12 +19056,6 @@
               <w:right w:val="single" w:sz="6" w:space="0" w:color="1F3864"/>
             </w:tcBorders>
             <w:shd w:val="clear" w:color="auto" w:fill="D9E2F3"/>
-            <w:tcMar>
-              <w:top w:w="50" w:type="dxa"/>
-              <w:left w:w="90" w:type="dxa"/>
-              <w:bottom w:w="50" w:type="dxa"/>
-              <w:right w:w="90" w:type="dxa"/>
-            </w:tcMar>
             <w:vAlign w:val="center"/>
           </w:tcPr>
           <w:p>
@@ -21358,12 +19088,6 @@
               <w:right w:val="single" w:sz="6" w:space="0" w:color="1F3864"/>
             </w:tcBorders>
             <w:shd w:val="clear" w:color="auto" w:fill="D9E2F3"/>
-            <w:tcMar>
-              <w:top w:w="50" w:type="dxa"/>
-              <w:left w:w="90" w:type="dxa"/>
-              <w:bottom w:w="50" w:type="dxa"/>
-              <w:right w:w="90" w:type="dxa"/>
-            </w:tcMar>
             <w:vAlign w:val="center"/>
           </w:tcPr>
           <w:p>
@@ -21396,12 +19120,6 @@
               <w:right w:val="single" w:sz="6" w:space="0" w:color="1F3864"/>
             </w:tcBorders>
             <w:shd w:val="clear" w:color="auto" w:fill="D9E2F3"/>
-            <w:tcMar>
-              <w:top w:w="50" w:type="dxa"/>
-              <w:left w:w="90" w:type="dxa"/>
-              <w:bottom w:w="50" w:type="dxa"/>
-              <w:right w:w="90" w:type="dxa"/>
-            </w:tcMar>
             <w:vAlign w:val="center"/>
           </w:tcPr>
           <w:p>
@@ -21434,12 +19152,6 @@
               <w:right w:val="single" w:sz="6" w:space="0" w:color="1F3864"/>
             </w:tcBorders>
             <w:shd w:val="clear" w:color="auto" w:fill="D9E2F3"/>
-            <w:tcMar>
-              <w:top w:w="50" w:type="dxa"/>
-              <w:left w:w="90" w:type="dxa"/>
-              <w:bottom w:w="50" w:type="dxa"/>
-              <w:right w:w="90" w:type="dxa"/>
-            </w:tcMar>
             <w:vAlign w:val="center"/>
           </w:tcPr>
           <w:p>
@@ -21499,12 +19211,6 @@
               <w:right w:val="single" w:sz="6" w:space="0" w:color="1F3864"/>
             </w:tcBorders>
             <w:shd w:val="clear" w:color="auto" w:fill="D9E2F3"/>
-            <w:tcMar>
-              <w:top w:w="50" w:type="dxa"/>
-              <w:left w:w="90" w:type="dxa"/>
-              <w:bottom w:w="50" w:type="dxa"/>
-              <w:right w:w="90" w:type="dxa"/>
-            </w:tcMar>
             <w:vAlign w:val="center"/>
           </w:tcPr>
           <w:p>
@@ -21537,12 +19243,6 @@
               <w:right w:val="single" w:sz="6" w:space="0" w:color="1F3864"/>
             </w:tcBorders>
             <w:shd w:val="clear" w:color="auto" w:fill="D9E2F3"/>
-            <w:tcMar>
-              <w:top w:w="50" w:type="dxa"/>
-              <w:left w:w="90" w:type="dxa"/>
-              <w:bottom w:w="50" w:type="dxa"/>
-              <w:right w:w="90" w:type="dxa"/>
-            </w:tcMar>
             <w:vAlign w:val="center"/>
           </w:tcPr>
           <w:p>
@@ -21575,12 +19275,6 @@
               <w:right w:val="single" w:sz="6" w:space="0" w:color="1F3864"/>
             </w:tcBorders>
             <w:shd w:val="clear" w:color="auto" w:fill="D9E2F3"/>
-            <w:tcMar>
-              <w:top w:w="50" w:type="dxa"/>
-              <w:left w:w="90" w:type="dxa"/>
-              <w:bottom w:w="50" w:type="dxa"/>
-              <w:right w:w="90" w:type="dxa"/>
-            </w:tcMar>
             <w:vAlign w:val="center"/>
           </w:tcPr>
           <w:p>
@@ -21613,12 +19307,6 @@
               <w:right w:val="single" w:sz="6" w:space="0" w:color="1F3864"/>
             </w:tcBorders>
             <w:shd w:val="clear" w:color="auto" w:fill="D9E2F3"/>
-            <w:tcMar>
-              <w:top w:w="50" w:type="dxa"/>
-              <w:left w:w="90" w:type="dxa"/>
-              <w:bottom w:w="50" w:type="dxa"/>
-              <w:right w:w="90" w:type="dxa"/>
-            </w:tcMar>
             <w:vAlign w:val="center"/>
           </w:tcPr>
           <w:p>
@@ -21678,12 +19366,6 @@
               <w:right w:val="single" w:sz="6" w:space="0" w:color="1F3864"/>
             </w:tcBorders>
             <w:shd w:val="clear" w:color="auto" w:fill="D9E2F3"/>
-            <w:tcMar>
-              <w:top w:w="50" w:type="dxa"/>
-              <w:left w:w="90" w:type="dxa"/>
-              <w:bottom w:w="50" w:type="dxa"/>
-              <w:right w:w="90" w:type="dxa"/>
-            </w:tcMar>
             <w:vAlign w:val="center"/>
           </w:tcPr>
           <w:p>
@@ -21728,12 +19410,6 @@
               <w:right w:val="single" w:sz="6" w:space="0" w:color="1F3864"/>
             </w:tcBorders>
             <w:shd w:val="clear" w:color="auto" w:fill="4472C4"/>
-            <w:tcMar>
-              <w:top w:w="50" w:type="dxa"/>
-              <w:left w:w="90" w:type="dxa"/>
-              <w:bottom w:w="50" w:type="dxa"/>
-              <w:right w:w="90" w:type="dxa"/>
-            </w:tcMar>
             <w:vAlign w:val="center"/>
           </w:tcPr>
           <w:p>
@@ -21800,12 +19476,6 @@
               <w:right w:val="single" w:sz="6" w:space="0" w:color="1F3864"/>
             </w:tcBorders>
             <w:shd w:val="clear" w:color="auto" w:fill="4472C4"/>
-            <w:tcMar>
-              <w:top w:w="50" w:type="dxa"/>
-              <w:left w:w="90" w:type="dxa"/>
-              <w:bottom w:w="50" w:type="dxa"/>
-              <w:right w:w="90" w:type="dxa"/>
-            </w:tcMar>
             <w:vAlign w:val="center"/>
           </w:tcPr>
           <w:p>
@@ -21845,12 +19515,6 @@
               <w:right w:val="single" w:sz="6" w:space="0" w:color="1F3864"/>
             </w:tcBorders>
             <w:shd w:val="clear" w:color="auto" w:fill="4472C4"/>
-            <w:tcMar>
-              <w:top w:w="50" w:type="dxa"/>
-              <w:left w:w="90" w:type="dxa"/>
-              <w:bottom w:w="50" w:type="dxa"/>
-              <w:right w:w="90" w:type="dxa"/>
-            </w:tcMar>
             <w:vAlign w:val="center"/>
           </w:tcPr>
           <w:p>
@@ -21890,12 +19554,6 @@
               <w:right w:val="single" w:sz="6" w:space="0" w:color="1F3864"/>
             </w:tcBorders>
             <w:shd w:val="clear" w:color="auto" w:fill="4472C4"/>
-            <w:tcMar>
-              <w:top w:w="50" w:type="dxa"/>
-              <w:left w:w="90" w:type="dxa"/>
-              <w:bottom w:w="50" w:type="dxa"/>
-              <w:right w:w="90" w:type="dxa"/>
-            </w:tcMar>
             <w:vAlign w:val="center"/>
           </w:tcPr>
           <w:p>
@@ -21935,12 +19593,6 @@
               <w:right w:val="single" w:sz="6" w:space="0" w:color="1F3864"/>
             </w:tcBorders>
             <w:shd w:val="clear" w:color="auto" w:fill="4472C4"/>
-            <w:tcMar>
-              <w:top w:w="50" w:type="dxa"/>
-              <w:left w:w="90" w:type="dxa"/>
-              <w:bottom w:w="50" w:type="dxa"/>
-              <w:right w:w="90" w:type="dxa"/>
-            </w:tcMar>
             <w:vAlign w:val="center"/>
           </w:tcPr>
           <w:p>
@@ -22007,12 +19659,6 @@
               <w:right w:val="single" w:sz="6" w:space="0" w:color="1F3864"/>
             </w:tcBorders>
             <w:shd w:val="clear" w:color="auto" w:fill="D9E2F3"/>
-            <w:tcMar>
-              <w:top w:w="50" w:type="dxa"/>
-              <w:left w:w="90" w:type="dxa"/>
-              <w:bottom w:w="50" w:type="dxa"/>
-              <w:right w:w="90" w:type="dxa"/>
-            </w:tcMar>
             <w:vAlign w:val="center"/>
           </w:tcPr>
           <w:p>
@@ -22045,12 +19691,6 @@
               <w:right w:val="single" w:sz="6" w:space="0" w:color="1F3864"/>
             </w:tcBorders>
             <w:shd w:val="clear" w:color="auto" w:fill="D9E2F3"/>
-            <w:tcMar>
-              <w:top w:w="50" w:type="dxa"/>
-              <w:left w:w="90" w:type="dxa"/>
-              <w:bottom w:w="50" w:type="dxa"/>
-              <w:right w:w="90" w:type="dxa"/>
-            </w:tcMar>
             <w:vAlign w:val="center"/>
           </w:tcPr>
           <w:p>
@@ -22083,12 +19723,6 @@
               <w:right w:val="single" w:sz="6" w:space="0" w:color="1F3864"/>
             </w:tcBorders>
             <w:shd w:val="clear" w:color="auto" w:fill="D9E2F3"/>
-            <w:tcMar>
-              <w:top w:w="50" w:type="dxa"/>
-              <w:left w:w="90" w:type="dxa"/>
-              <w:bottom w:w="50" w:type="dxa"/>
-              <w:right w:w="90" w:type="dxa"/>
-            </w:tcMar>
             <w:vAlign w:val="center"/>
           </w:tcPr>
           <w:p>
@@ -22121,12 +19755,6 @@
               <w:right w:val="single" w:sz="6" w:space="0" w:color="1F3864"/>
             </w:tcBorders>
             <w:shd w:val="clear" w:color="auto" w:fill="D9E2F3"/>
-            <w:tcMar>
-              <w:top w:w="50" w:type="dxa"/>
-              <w:left w:w="90" w:type="dxa"/>
-              <w:bottom w:w="50" w:type="dxa"/>
-              <w:right w:w="90" w:type="dxa"/>
-            </w:tcMar>
             <w:vAlign w:val="center"/>
           </w:tcPr>
           <w:p>
@@ -22186,12 +19814,6 @@
               <w:right w:val="single" w:sz="6" w:space="0" w:color="1F3864"/>
             </w:tcBorders>
             <w:shd w:val="clear" w:color="auto" w:fill="D9E2F3"/>
-            <w:tcMar>
-              <w:top w:w="50" w:type="dxa"/>
-              <w:left w:w="90" w:type="dxa"/>
-              <w:bottom w:w="50" w:type="dxa"/>
-              <w:right w:w="90" w:type="dxa"/>
-            </w:tcMar>
             <w:vAlign w:val="center"/>
           </w:tcPr>
           <w:p>
@@ -22224,12 +19846,6 @@
               <w:right w:val="single" w:sz="6" w:space="0" w:color="1F3864"/>
             </w:tcBorders>
             <w:shd w:val="clear" w:color="auto" w:fill="D9E2F3"/>
-            <w:tcMar>
-              <w:top w:w="50" w:type="dxa"/>
-              <w:left w:w="90" w:type="dxa"/>
-              <w:bottom w:w="50" w:type="dxa"/>
-              <w:right w:w="90" w:type="dxa"/>
-            </w:tcMar>
             <w:vAlign w:val="center"/>
           </w:tcPr>
           <w:p>
@@ -22262,12 +19878,6 @@
               <w:right w:val="single" w:sz="6" w:space="0" w:color="1F3864"/>
             </w:tcBorders>
             <w:shd w:val="clear" w:color="auto" w:fill="D9E2F3"/>
-            <w:tcMar>
-              <w:top w:w="50" w:type="dxa"/>
-              <w:left w:w="90" w:type="dxa"/>
-              <w:bottom w:w="50" w:type="dxa"/>
-              <w:right w:w="90" w:type="dxa"/>
-            </w:tcMar>
             <w:vAlign w:val="center"/>
           </w:tcPr>
           <w:p>
@@ -22300,12 +19910,6 @@
               <w:right w:val="single" w:sz="6" w:space="0" w:color="1F3864"/>
             </w:tcBorders>
             <w:shd w:val="clear" w:color="auto" w:fill="D9E2F3"/>
-            <w:tcMar>
-              <w:top w:w="50" w:type="dxa"/>
-              <w:left w:w="90" w:type="dxa"/>
-              <w:bottom w:w="50" w:type="dxa"/>
-              <w:right w:w="90" w:type="dxa"/>
-            </w:tcMar>
             <w:vAlign w:val="center"/>
           </w:tcPr>
           <w:p>
@@ -22365,12 +19969,6 @@
               <w:right w:val="single" w:sz="6" w:space="0" w:color="1F3864"/>
             </w:tcBorders>
             <w:shd w:val="clear" w:color="auto" w:fill="D9E2F3"/>
-            <w:tcMar>
-              <w:top w:w="50" w:type="dxa"/>
-              <w:left w:w="90" w:type="dxa"/>
-              <w:bottom w:w="50" w:type="dxa"/>
-              <w:right w:w="90" w:type="dxa"/>
-            </w:tcMar>
             <w:vAlign w:val="center"/>
           </w:tcPr>
           <w:p>
@@ -22403,12 +20001,6 @@
               <w:right w:val="single" w:sz="6" w:space="0" w:color="1F3864"/>
             </w:tcBorders>
             <w:shd w:val="clear" w:color="auto" w:fill="D9E2F3"/>
-            <w:tcMar>
-              <w:top w:w="50" w:type="dxa"/>
-              <w:left w:w="90" w:type="dxa"/>
-              <w:bottom w:w="50" w:type="dxa"/>
-              <w:right w:w="90" w:type="dxa"/>
-            </w:tcMar>
             <w:vAlign w:val="center"/>
           </w:tcPr>
           <w:p>
@@ -22441,12 +20033,6 @@
               <w:right w:val="single" w:sz="6" w:space="0" w:color="1F3864"/>
             </w:tcBorders>
             <w:shd w:val="clear" w:color="auto" w:fill="D9E2F3"/>
-            <w:tcMar>
-              <w:top w:w="50" w:type="dxa"/>
-              <w:left w:w="90" w:type="dxa"/>
-              <w:bottom w:w="50" w:type="dxa"/>
-              <w:right w:w="90" w:type="dxa"/>
-            </w:tcMar>
             <w:vAlign w:val="center"/>
           </w:tcPr>
           <w:p>
@@ -22479,12 +20065,6 @@
               <w:right w:val="single" w:sz="6" w:space="0" w:color="1F3864"/>
             </w:tcBorders>
             <w:shd w:val="clear" w:color="auto" w:fill="D9E2F3"/>
-            <w:tcMar>
-              <w:top w:w="50" w:type="dxa"/>
-              <w:left w:w="90" w:type="dxa"/>
-              <w:bottom w:w="50" w:type="dxa"/>
-              <w:right w:w="90" w:type="dxa"/>
-            </w:tcMar>
             <w:vAlign w:val="center"/>
           </w:tcPr>
           <w:p>
@@ -22544,12 +20124,6 @@
               <w:right w:val="single" w:sz="6" w:space="0" w:color="1F3864"/>
             </w:tcBorders>
             <w:shd w:val="clear" w:color="auto" w:fill="D9E2F3"/>
-            <w:tcMar>
-              <w:top w:w="50" w:type="dxa"/>
-              <w:left w:w="90" w:type="dxa"/>
-              <w:bottom w:w="50" w:type="dxa"/>
-              <w:right w:w="90" w:type="dxa"/>
-            </w:tcMar>
             <w:vAlign w:val="center"/>
           </w:tcPr>
           <w:p>
@@ -22594,12 +20168,6 @@
               <w:right w:val="single" w:sz="6" w:space="0" w:color="1F3864"/>
             </w:tcBorders>
             <w:shd w:val="clear" w:color="auto" w:fill="4472C4"/>
-            <w:tcMar>
-              <w:top w:w="50" w:type="dxa"/>
-              <w:left w:w="90" w:type="dxa"/>
-              <w:bottom w:w="50" w:type="dxa"/>
-              <w:right w:w="90" w:type="dxa"/>
-            </w:tcMar>
             <w:vAlign w:val="center"/>
           </w:tcPr>
           <w:p>
@@ -22666,12 +20234,6 @@
               <w:right w:val="single" w:sz="6" w:space="0" w:color="1F3864"/>
             </w:tcBorders>
             <w:shd w:val="clear" w:color="auto" w:fill="4472C4"/>
-            <w:tcMar>
-              <w:top w:w="50" w:type="dxa"/>
-              <w:left w:w="90" w:type="dxa"/>
-              <w:bottom w:w="50" w:type="dxa"/>
-              <w:right w:w="90" w:type="dxa"/>
-            </w:tcMar>
             <w:vAlign w:val="center"/>
           </w:tcPr>
           <w:p>
@@ -22711,12 +20273,6 @@
               <w:right w:val="single" w:sz="6" w:space="0" w:color="1F3864"/>
             </w:tcBorders>
             <w:shd w:val="clear" w:color="auto" w:fill="4472C4"/>
-            <w:tcMar>
-              <w:top w:w="50" w:type="dxa"/>
-              <w:left w:w="90" w:type="dxa"/>
-              <w:bottom w:w="50" w:type="dxa"/>
-              <w:right w:w="90" w:type="dxa"/>
-            </w:tcMar>
             <w:vAlign w:val="center"/>
           </w:tcPr>
           <w:p>
@@ -22756,12 +20312,6 @@
               <w:right w:val="single" w:sz="6" w:space="0" w:color="1F3864"/>
             </w:tcBorders>
             <w:shd w:val="clear" w:color="auto" w:fill="4472C4"/>
-            <w:tcMar>
-              <w:top w:w="50" w:type="dxa"/>
-              <w:left w:w="90" w:type="dxa"/>
-              <w:bottom w:w="50" w:type="dxa"/>
-              <w:right w:w="90" w:type="dxa"/>
-            </w:tcMar>
             <w:vAlign w:val="center"/>
           </w:tcPr>
           <w:p>
@@ -22801,12 +20351,6 @@
               <w:right w:val="single" w:sz="6" w:space="0" w:color="1F3864"/>
             </w:tcBorders>
             <w:shd w:val="clear" w:color="auto" w:fill="4472C4"/>
-            <w:tcMar>
-              <w:top w:w="50" w:type="dxa"/>
-              <w:left w:w="90" w:type="dxa"/>
-              <w:bottom w:w="50" w:type="dxa"/>
-              <w:right w:w="90" w:type="dxa"/>
-            </w:tcMar>
             <w:vAlign w:val="center"/>
           </w:tcPr>
           <w:p>
@@ -22873,12 +20417,6 @@
               <w:right w:val="single" w:sz="6" w:space="0" w:color="1F3864"/>
             </w:tcBorders>
             <w:shd w:val="clear" w:color="auto" w:fill="D9E2F3"/>
-            <w:tcMar>
-              <w:top w:w="50" w:type="dxa"/>
-              <w:left w:w="90" w:type="dxa"/>
-              <w:bottom w:w="50" w:type="dxa"/>
-              <w:right w:w="90" w:type="dxa"/>
-            </w:tcMar>
             <w:vAlign w:val="center"/>
           </w:tcPr>
           <w:p>
@@ -22911,12 +20449,6 @@
               <w:right w:val="single" w:sz="6" w:space="0" w:color="1F3864"/>
             </w:tcBorders>
             <w:shd w:val="clear" w:color="auto" w:fill="D9E2F3"/>
-            <w:tcMar>
-              <w:top w:w="50" w:type="dxa"/>
-              <w:left w:w="90" w:type="dxa"/>
-              <w:bottom w:w="50" w:type="dxa"/>
-              <w:right w:w="90" w:type="dxa"/>
-            </w:tcMar>
             <w:vAlign w:val="center"/>
           </w:tcPr>
           <w:p>
@@ -22949,12 +20481,6 @@
               <w:right w:val="single" w:sz="6" w:space="0" w:color="1F3864"/>
             </w:tcBorders>
             <w:shd w:val="clear" w:color="auto" w:fill="D9E2F3"/>
-            <w:tcMar>
-              <w:top w:w="50" w:type="dxa"/>
-              <w:left w:w="90" w:type="dxa"/>
-              <w:bottom w:w="50" w:type="dxa"/>
-              <w:right w:w="90" w:type="dxa"/>
-            </w:tcMar>
             <w:vAlign w:val="center"/>
           </w:tcPr>
           <w:p>
@@ -22987,12 +20513,6 @@
               <w:right w:val="single" w:sz="6" w:space="0" w:color="1F3864"/>
             </w:tcBorders>
             <w:shd w:val="clear" w:color="auto" w:fill="D9E2F3"/>
-            <w:tcMar>
-              <w:top w:w="50" w:type="dxa"/>
-              <w:left w:w="90" w:type="dxa"/>
-              <w:bottom w:w="50" w:type="dxa"/>
-              <w:right w:w="90" w:type="dxa"/>
-            </w:tcMar>
             <w:vAlign w:val="center"/>
           </w:tcPr>
           <w:p>
@@ -23052,12 +20572,6 @@
               <w:right w:val="single" w:sz="6" w:space="0" w:color="1F3864"/>
             </w:tcBorders>
             <w:shd w:val="clear" w:color="auto" w:fill="D9E2F3"/>
-            <w:tcMar>
-              <w:top w:w="50" w:type="dxa"/>
-              <w:left w:w="90" w:type="dxa"/>
-              <w:bottom w:w="50" w:type="dxa"/>
-              <w:right w:w="90" w:type="dxa"/>
-            </w:tcMar>
             <w:vAlign w:val="center"/>
           </w:tcPr>
           <w:p>
@@ -23090,12 +20604,6 @@
               <w:right w:val="single" w:sz="6" w:space="0" w:color="1F3864"/>
             </w:tcBorders>
             <w:shd w:val="clear" w:color="auto" w:fill="D9E2F3"/>
-            <w:tcMar>
-              <w:top w:w="50" w:type="dxa"/>
-              <w:left w:w="90" w:type="dxa"/>
-              <w:bottom w:w="50" w:type="dxa"/>
-              <w:right w:w="90" w:type="dxa"/>
-            </w:tcMar>
             <w:vAlign w:val="center"/>
           </w:tcPr>
           <w:p>
@@ -23128,12 +20636,6 @@
               <w:right w:val="single" w:sz="6" w:space="0" w:color="1F3864"/>
             </w:tcBorders>
             <w:shd w:val="clear" w:color="auto" w:fill="D9E2F3"/>
-            <w:tcMar>
-              <w:top w:w="50" w:type="dxa"/>
-              <w:left w:w="90" w:type="dxa"/>
-              <w:bottom w:w="50" w:type="dxa"/>
-              <w:right w:w="90" w:type="dxa"/>
-            </w:tcMar>
             <w:vAlign w:val="center"/>
           </w:tcPr>
           <w:p>
@@ -23166,12 +20668,6 @@
               <w:right w:val="single" w:sz="6" w:space="0" w:color="1F3864"/>
             </w:tcBorders>
             <w:shd w:val="clear" w:color="auto" w:fill="D9E2F3"/>
-            <w:tcMar>
-              <w:top w:w="50" w:type="dxa"/>
-              <w:left w:w="90" w:type="dxa"/>
-              <w:bottom w:w="50" w:type="dxa"/>
-              <w:right w:w="90" w:type="dxa"/>
-            </w:tcMar>
             <w:vAlign w:val="center"/>
           </w:tcPr>
           <w:p>
@@ -23231,12 +20727,6 @@
               <w:right w:val="single" w:sz="6" w:space="0" w:color="1F3864"/>
             </w:tcBorders>
             <w:shd w:val="clear" w:color="auto" w:fill="D9E2F3"/>
-            <w:tcMar>
-              <w:top w:w="50" w:type="dxa"/>
-              <w:left w:w="90" w:type="dxa"/>
-              <w:bottom w:w="50" w:type="dxa"/>
-              <w:right w:w="90" w:type="dxa"/>
-            </w:tcMar>
             <w:vAlign w:val="center"/>
           </w:tcPr>
           <w:p>
@@ -23269,12 +20759,6 @@
               <w:right w:val="single" w:sz="6" w:space="0" w:color="1F3864"/>
             </w:tcBorders>
             <w:shd w:val="clear" w:color="auto" w:fill="D9E2F3"/>
-            <w:tcMar>
-              <w:top w:w="50" w:type="dxa"/>
-              <w:left w:w="90" w:type="dxa"/>
-              <w:bottom w:w="50" w:type="dxa"/>
-              <w:right w:w="90" w:type="dxa"/>
-            </w:tcMar>
             <w:vAlign w:val="center"/>
           </w:tcPr>
           <w:p>
@@ -23307,12 +20791,6 @@
               <w:right w:val="single" w:sz="6" w:space="0" w:color="1F3864"/>
             </w:tcBorders>
             <w:shd w:val="clear" w:color="auto" w:fill="D9E2F3"/>
-            <w:tcMar>
-              <w:top w:w="50" w:type="dxa"/>
-              <w:left w:w="90" w:type="dxa"/>
-              <w:bottom w:w="50" w:type="dxa"/>
-              <w:right w:w="90" w:type="dxa"/>
-            </w:tcMar>
             <w:vAlign w:val="center"/>
           </w:tcPr>
           <w:p>
@@ -23345,12 +20823,6 @@
               <w:right w:val="single" w:sz="6" w:space="0" w:color="1F3864"/>
             </w:tcBorders>
             <w:shd w:val="clear" w:color="auto" w:fill="D9E2F3"/>
-            <w:tcMar>
-              <w:top w:w="50" w:type="dxa"/>
-              <w:left w:w="90" w:type="dxa"/>
-              <w:bottom w:w="50" w:type="dxa"/>
-              <w:right w:w="90" w:type="dxa"/>
-            </w:tcMar>
             <w:vAlign w:val="center"/>
           </w:tcPr>
           <w:p>
@@ -23410,12 +20882,6 @@
               <w:right w:val="single" w:sz="6" w:space="0" w:color="1F3864"/>
             </w:tcBorders>
             <w:shd w:val="clear" w:color="auto" w:fill="D9E2F3"/>
-            <w:tcMar>
-              <w:top w:w="50" w:type="dxa"/>
-              <w:left w:w="90" w:type="dxa"/>
-              <w:bottom w:w="50" w:type="dxa"/>
-              <w:right w:w="90" w:type="dxa"/>
-            </w:tcMar>
             <w:vAlign w:val="center"/>
           </w:tcPr>
           <w:p>
@@ -23460,12 +20926,6 @@
               <w:right w:val="single" w:sz="6" w:space="0" w:color="1F3864"/>
             </w:tcBorders>
             <w:shd w:val="clear" w:color="auto" w:fill="4472C4"/>
-            <w:tcMar>
-              <w:top w:w="50" w:type="dxa"/>
-              <w:left w:w="90" w:type="dxa"/>
-              <w:bottom w:w="50" w:type="dxa"/>
-              <w:right w:w="90" w:type="dxa"/>
-            </w:tcMar>
             <w:vAlign w:val="center"/>
           </w:tcPr>
           <w:p>
@@ -23532,12 +20992,6 @@
               <w:right w:val="single" w:sz="6" w:space="0" w:color="1F3864"/>
             </w:tcBorders>
             <w:shd w:val="clear" w:color="auto" w:fill="4472C4"/>
-            <w:tcMar>
-              <w:top w:w="50" w:type="dxa"/>
-              <w:left w:w="90" w:type="dxa"/>
-              <w:bottom w:w="50" w:type="dxa"/>
-              <w:right w:w="90" w:type="dxa"/>
-            </w:tcMar>
             <w:vAlign w:val="center"/>
           </w:tcPr>
           <w:p>
@@ -23577,12 +21031,6 @@
               <w:right w:val="single" w:sz="6" w:space="0" w:color="1F3864"/>
             </w:tcBorders>
             <w:shd w:val="clear" w:color="auto" w:fill="4472C4"/>
-            <w:tcMar>
-              <w:top w:w="50" w:type="dxa"/>
-              <w:left w:w="90" w:type="dxa"/>
-              <w:bottom w:w="50" w:type="dxa"/>
-              <w:right w:w="90" w:type="dxa"/>
-            </w:tcMar>
             <w:vAlign w:val="center"/>
           </w:tcPr>
           <w:p>
@@ -23622,12 +21070,6 @@
               <w:right w:val="single" w:sz="6" w:space="0" w:color="1F3864"/>
             </w:tcBorders>
             <w:shd w:val="clear" w:color="auto" w:fill="4472C4"/>
-            <w:tcMar>
-              <w:top w:w="50" w:type="dxa"/>
-              <w:left w:w="90" w:type="dxa"/>
-              <w:bottom w:w="50" w:type="dxa"/>
-              <w:right w:w="90" w:type="dxa"/>
-            </w:tcMar>
             <w:vAlign w:val="center"/>
           </w:tcPr>
           <w:p>
@@ -23667,12 +21109,6 @@
               <w:right w:val="single" w:sz="6" w:space="0" w:color="1F3864"/>
             </w:tcBorders>
             <w:shd w:val="clear" w:color="auto" w:fill="4472C4"/>
-            <w:tcMar>
-              <w:top w:w="50" w:type="dxa"/>
-              <w:left w:w="90" w:type="dxa"/>
-              <w:bottom w:w="50" w:type="dxa"/>
-              <w:right w:w="90" w:type="dxa"/>
-            </w:tcMar>
             <w:vAlign w:val="center"/>
           </w:tcPr>
           <w:p>
@@ -23739,12 +21175,6 @@
               <w:right w:val="single" w:sz="6" w:space="0" w:color="1F3864"/>
             </w:tcBorders>
             <w:shd w:val="clear" w:color="auto" w:fill="D9E2F3"/>
-            <w:tcMar>
-              <w:top w:w="50" w:type="dxa"/>
-              <w:left w:w="90" w:type="dxa"/>
-              <w:bottom w:w="50" w:type="dxa"/>
-              <w:right w:w="90" w:type="dxa"/>
-            </w:tcMar>
             <w:vAlign w:val="center"/>
           </w:tcPr>
           <w:p>
@@ -23777,12 +21207,6 @@
               <w:right w:val="single" w:sz="6" w:space="0" w:color="1F3864"/>
             </w:tcBorders>
             <w:shd w:val="clear" w:color="auto" w:fill="D9E2F3"/>
-            <w:tcMar>
-              <w:top w:w="50" w:type="dxa"/>
-              <w:left w:w="90" w:type="dxa"/>
-              <w:bottom w:w="50" w:type="dxa"/>
-              <w:right w:w="90" w:type="dxa"/>
-            </w:tcMar>
             <w:vAlign w:val="center"/>
           </w:tcPr>
           <w:p>
@@ -23815,12 +21239,6 @@
               <w:right w:val="single" w:sz="6" w:space="0" w:color="1F3864"/>
             </w:tcBorders>
             <w:shd w:val="clear" w:color="auto" w:fill="D9E2F3"/>
-            <w:tcMar>
-              <w:top w:w="50" w:type="dxa"/>
-              <w:left w:w="90" w:type="dxa"/>
-              <w:bottom w:w="50" w:type="dxa"/>
-              <w:right w:w="90" w:type="dxa"/>
-            </w:tcMar>
             <w:vAlign w:val="center"/>
           </w:tcPr>
           <w:p>
@@ -23853,12 +21271,6 @@
               <w:right w:val="single" w:sz="6" w:space="0" w:color="1F3864"/>
             </w:tcBorders>
             <w:shd w:val="clear" w:color="auto" w:fill="D9E2F3"/>
-            <w:tcMar>
-              <w:top w:w="50" w:type="dxa"/>
-              <w:left w:w="90" w:type="dxa"/>
-              <w:bottom w:w="50" w:type="dxa"/>
-              <w:right w:w="90" w:type="dxa"/>
-            </w:tcMar>
             <w:vAlign w:val="center"/>
           </w:tcPr>
           <w:p>
@@ -23918,12 +21330,6 @@
               <w:right w:val="single" w:sz="6" w:space="0" w:color="1F3864"/>
             </w:tcBorders>
             <w:shd w:val="clear" w:color="auto" w:fill="D9E2F3"/>
-            <w:tcMar>
-              <w:top w:w="50" w:type="dxa"/>
-              <w:left w:w="90" w:type="dxa"/>
-              <w:bottom w:w="50" w:type="dxa"/>
-              <w:right w:w="90" w:type="dxa"/>
-            </w:tcMar>
             <w:vAlign w:val="center"/>
           </w:tcPr>
           <w:p>
@@ -23956,12 +21362,6 @@
               <w:right w:val="single" w:sz="6" w:space="0" w:color="1F3864"/>
             </w:tcBorders>
             <w:shd w:val="clear" w:color="auto" w:fill="D9E2F3"/>
-            <w:tcMar>
-              <w:top w:w="50" w:type="dxa"/>
-              <w:left w:w="90" w:type="dxa"/>
-              <w:bottom w:w="50" w:type="dxa"/>
-              <w:right w:w="90" w:type="dxa"/>
-            </w:tcMar>
             <w:vAlign w:val="center"/>
           </w:tcPr>
           <w:p>
@@ -23994,12 +21394,6 @@
               <w:right w:val="single" w:sz="6" w:space="0" w:color="1F3864"/>
             </w:tcBorders>
             <w:shd w:val="clear" w:color="auto" w:fill="D9E2F3"/>
-            <w:tcMar>
-              <w:top w:w="50" w:type="dxa"/>
-              <w:left w:w="90" w:type="dxa"/>
-              <w:bottom w:w="50" w:type="dxa"/>
-              <w:right w:w="90" w:type="dxa"/>
-            </w:tcMar>
             <w:vAlign w:val="center"/>
           </w:tcPr>
           <w:p>
@@ -24032,12 +21426,6 @@
               <w:right w:val="single" w:sz="6" w:space="0" w:color="1F3864"/>
             </w:tcBorders>
             <w:shd w:val="clear" w:color="auto" w:fill="D9E2F3"/>
-            <w:tcMar>
-              <w:top w:w="50" w:type="dxa"/>
-              <w:left w:w="90" w:type="dxa"/>
-              <w:bottom w:w="50" w:type="dxa"/>
-              <w:right w:w="90" w:type="dxa"/>
-            </w:tcMar>
             <w:vAlign w:val="center"/>
           </w:tcPr>
           <w:p>
@@ -24097,12 +21485,6 @@
               <w:right w:val="single" w:sz="6" w:space="0" w:color="1F3864"/>
             </w:tcBorders>
             <w:shd w:val="clear" w:color="auto" w:fill="D9E2F3"/>
-            <w:tcMar>
-              <w:top w:w="50" w:type="dxa"/>
-              <w:left w:w="90" w:type="dxa"/>
-              <w:bottom w:w="50" w:type="dxa"/>
-              <w:right w:w="90" w:type="dxa"/>
-            </w:tcMar>
             <w:vAlign w:val="center"/>
           </w:tcPr>
           <w:p>
@@ -24135,12 +21517,6 @@
               <w:right w:val="single" w:sz="6" w:space="0" w:color="1F3864"/>
             </w:tcBorders>
             <w:shd w:val="clear" w:color="auto" w:fill="D9E2F3"/>
-            <w:tcMar>
-              <w:top w:w="50" w:type="dxa"/>
-              <w:left w:w="90" w:type="dxa"/>
-              <w:bottom w:w="50" w:type="dxa"/>
-              <w:right w:w="90" w:type="dxa"/>
-            </w:tcMar>
             <w:vAlign w:val="center"/>
           </w:tcPr>
           <w:p>
@@ -24173,12 +21549,6 @@
               <w:right w:val="single" w:sz="6" w:space="0" w:color="1F3864"/>
             </w:tcBorders>
             <w:shd w:val="clear" w:color="auto" w:fill="D9E2F3"/>
-            <w:tcMar>
-              <w:top w:w="50" w:type="dxa"/>
-              <w:left w:w="90" w:type="dxa"/>
-              <w:bottom w:w="50" w:type="dxa"/>
-              <w:right w:w="90" w:type="dxa"/>
-            </w:tcMar>
             <w:vAlign w:val="center"/>
           </w:tcPr>
           <w:p>
@@ -24211,12 +21581,6 @@
               <w:right w:val="single" w:sz="6" w:space="0" w:color="1F3864"/>
             </w:tcBorders>
             <w:shd w:val="clear" w:color="auto" w:fill="D9E2F3"/>
-            <w:tcMar>
-              <w:top w:w="50" w:type="dxa"/>
-              <w:left w:w="90" w:type="dxa"/>
-              <w:bottom w:w="50" w:type="dxa"/>
-              <w:right w:w="90" w:type="dxa"/>
-            </w:tcMar>
             <w:vAlign w:val="center"/>
           </w:tcPr>
           <w:p>
@@ -24276,12 +21640,6 @@
               <w:right w:val="single" w:sz="6" w:space="0" w:color="1F3864"/>
             </w:tcBorders>
             <w:shd w:val="clear" w:color="auto" w:fill="D9E2F3"/>
-            <w:tcMar>
-              <w:top w:w="50" w:type="dxa"/>
-              <w:left w:w="90" w:type="dxa"/>
-              <w:bottom w:w="50" w:type="dxa"/>
-              <w:right w:w="90" w:type="dxa"/>
-            </w:tcMar>
             <w:vAlign w:val="center"/>
           </w:tcPr>
           <w:p>
@@ -24326,12 +21684,6 @@
               <w:right w:val="single" w:sz="6" w:space="0" w:color="1F3864"/>
             </w:tcBorders>
             <w:shd w:val="clear" w:color="auto" w:fill="4472C4"/>
-            <w:tcMar>
-              <w:top w:w="50" w:type="dxa"/>
-              <w:left w:w="90" w:type="dxa"/>
-              <w:bottom w:w="50" w:type="dxa"/>
-              <w:right w:w="90" w:type="dxa"/>
-            </w:tcMar>
             <w:vAlign w:val="center"/>
           </w:tcPr>
           <w:p>
@@ -24398,12 +21750,6 @@
               <w:right w:val="single" w:sz="6" w:space="0" w:color="1F3864"/>
             </w:tcBorders>
             <w:shd w:val="clear" w:color="auto" w:fill="4472C4"/>
-            <w:tcMar>
-              <w:top w:w="50" w:type="dxa"/>
-              <w:left w:w="90" w:type="dxa"/>
-              <w:bottom w:w="50" w:type="dxa"/>
-              <w:right w:w="90" w:type="dxa"/>
-            </w:tcMar>
             <w:vAlign w:val="center"/>
           </w:tcPr>
           <w:p>
@@ -24443,12 +21789,6 @@
               <w:right w:val="single" w:sz="6" w:space="0" w:color="1F3864"/>
             </w:tcBorders>
             <w:shd w:val="clear" w:color="auto" w:fill="4472C4"/>
-            <w:tcMar>
-              <w:top w:w="50" w:type="dxa"/>
-              <w:left w:w="90" w:type="dxa"/>
-              <w:bottom w:w="50" w:type="dxa"/>
-              <w:right w:w="90" w:type="dxa"/>
-            </w:tcMar>
             <w:vAlign w:val="center"/>
           </w:tcPr>
           <w:p>
@@ -24488,12 +21828,6 @@
               <w:right w:val="single" w:sz="6" w:space="0" w:color="1F3864"/>
             </w:tcBorders>
             <w:shd w:val="clear" w:color="auto" w:fill="4472C4"/>
-            <w:tcMar>
-              <w:top w:w="50" w:type="dxa"/>
-              <w:left w:w="90" w:type="dxa"/>
-              <w:bottom w:w="50" w:type="dxa"/>
-              <w:right w:w="90" w:type="dxa"/>
-            </w:tcMar>
             <w:vAlign w:val="center"/>
           </w:tcPr>
           <w:p>
@@ -24533,12 +21867,6 @@
               <w:right w:val="single" w:sz="6" w:space="0" w:color="1F3864"/>
             </w:tcBorders>
             <w:shd w:val="clear" w:color="auto" w:fill="4472C4"/>
-            <w:tcMar>
-              <w:top w:w="50" w:type="dxa"/>
-              <w:left w:w="90" w:type="dxa"/>
-              <w:bottom w:w="50" w:type="dxa"/>
-              <w:right w:w="90" w:type="dxa"/>
-            </w:tcMar>
             <w:vAlign w:val="center"/>
           </w:tcPr>
           <w:p>
@@ -24605,12 +21933,6 @@
               <w:right w:val="single" w:sz="6" w:space="0" w:color="1F3864"/>
             </w:tcBorders>
             <w:shd w:val="clear" w:color="auto" w:fill="D9E2F3"/>
-            <w:tcMar>
-              <w:top w:w="50" w:type="dxa"/>
-              <w:left w:w="90" w:type="dxa"/>
-              <w:bottom w:w="50" w:type="dxa"/>
-              <w:right w:w="90" w:type="dxa"/>
-            </w:tcMar>
             <w:vAlign w:val="center"/>
           </w:tcPr>
           <w:p>
@@ -24643,12 +21965,6 @@
               <w:right w:val="single" w:sz="6" w:space="0" w:color="1F3864"/>
             </w:tcBorders>
             <w:shd w:val="clear" w:color="auto" w:fill="D9E2F3"/>
-            <w:tcMar>
-              <w:top w:w="50" w:type="dxa"/>
-              <w:left w:w="90" w:type="dxa"/>
-              <w:bottom w:w="50" w:type="dxa"/>
-              <w:right w:w="90" w:type="dxa"/>
-            </w:tcMar>
             <w:vAlign w:val="center"/>
           </w:tcPr>
           <w:p>
@@ -24681,12 +21997,6 @@
               <w:right w:val="single" w:sz="6" w:space="0" w:color="1F3864"/>
             </w:tcBorders>
             <w:shd w:val="clear" w:color="auto" w:fill="D9E2F3"/>
-            <w:tcMar>
-              <w:top w:w="50" w:type="dxa"/>
-              <w:left w:w="90" w:type="dxa"/>
-              <w:bottom w:w="50" w:type="dxa"/>
-              <w:right w:w="90" w:type="dxa"/>
-            </w:tcMar>
             <w:vAlign w:val="center"/>
           </w:tcPr>
           <w:p>
@@ -24719,12 +22029,6 @@
               <w:right w:val="single" w:sz="6" w:space="0" w:color="1F3864"/>
             </w:tcBorders>
             <w:shd w:val="clear" w:color="auto" w:fill="D9E2F3"/>
-            <w:tcMar>
-              <w:top w:w="50" w:type="dxa"/>
-              <w:left w:w="90" w:type="dxa"/>
-              <w:bottom w:w="50" w:type="dxa"/>
-              <w:right w:w="90" w:type="dxa"/>
-            </w:tcMar>
             <w:vAlign w:val="center"/>
           </w:tcPr>
           <w:p>
@@ -24784,12 +22088,6 @@
               <w:right w:val="single" w:sz="6" w:space="0" w:color="1F3864"/>
             </w:tcBorders>
             <w:shd w:val="clear" w:color="auto" w:fill="D9E2F3"/>
-            <w:tcMar>
-              <w:top w:w="50" w:type="dxa"/>
-              <w:left w:w="90" w:type="dxa"/>
-              <w:bottom w:w="50" w:type="dxa"/>
-              <w:right w:w="90" w:type="dxa"/>
-            </w:tcMar>
             <w:vAlign w:val="center"/>
           </w:tcPr>
           <w:p>
@@ -24822,12 +22120,6 @@
               <w:right w:val="single" w:sz="6" w:space="0" w:color="1F3864"/>
             </w:tcBorders>
             <w:shd w:val="clear" w:color="auto" w:fill="D9E2F3"/>
-            <w:tcMar>
-              <w:top w:w="50" w:type="dxa"/>
-              <w:left w:w="90" w:type="dxa"/>
-              <w:bottom w:w="50" w:type="dxa"/>
-              <w:right w:w="90" w:type="dxa"/>
-            </w:tcMar>
             <w:vAlign w:val="center"/>
           </w:tcPr>
           <w:p>
@@ -24860,12 +22152,6 @@
               <w:right w:val="single" w:sz="6" w:space="0" w:color="1F3864"/>
             </w:tcBorders>
             <w:shd w:val="clear" w:color="auto" w:fill="D9E2F3"/>
-            <w:tcMar>
-              <w:top w:w="50" w:type="dxa"/>
-              <w:left w:w="90" w:type="dxa"/>
-              <w:bottom w:w="50" w:type="dxa"/>
-              <w:right w:w="90" w:type="dxa"/>
-            </w:tcMar>
             <w:vAlign w:val="center"/>
           </w:tcPr>
           <w:p>
@@ -24898,12 +22184,6 @@
               <w:right w:val="single" w:sz="6" w:space="0" w:color="1F3864"/>
             </w:tcBorders>
             <w:shd w:val="clear" w:color="auto" w:fill="D9E2F3"/>
-            <w:tcMar>
-              <w:top w:w="50" w:type="dxa"/>
-              <w:left w:w="90" w:type="dxa"/>
-              <w:bottom w:w="50" w:type="dxa"/>
-              <w:right w:w="90" w:type="dxa"/>
-            </w:tcMar>
             <w:vAlign w:val="center"/>
           </w:tcPr>
           <w:p>
@@ -24963,12 +22243,6 @@
               <w:right w:val="single" w:sz="6" w:space="0" w:color="1F3864"/>
             </w:tcBorders>
             <w:shd w:val="clear" w:color="auto" w:fill="D9E2F3"/>
-            <w:tcMar>
-              <w:top w:w="50" w:type="dxa"/>
-              <w:left w:w="90" w:type="dxa"/>
-              <w:bottom w:w="50" w:type="dxa"/>
-              <w:right w:w="90" w:type="dxa"/>
-            </w:tcMar>
             <w:vAlign w:val="center"/>
           </w:tcPr>
           <w:p>
@@ -25001,12 +22275,6 @@
               <w:right w:val="single" w:sz="6" w:space="0" w:color="1F3864"/>
             </w:tcBorders>
             <w:shd w:val="clear" w:color="auto" w:fill="D9E2F3"/>
-            <w:tcMar>
-              <w:top w:w="50" w:type="dxa"/>
-              <w:left w:w="90" w:type="dxa"/>
-              <w:bottom w:w="50" w:type="dxa"/>
-              <w:right w:w="90" w:type="dxa"/>
-            </w:tcMar>
             <w:vAlign w:val="center"/>
           </w:tcPr>
           <w:p>
@@ -25039,12 +22307,6 @@
               <w:right w:val="single" w:sz="6" w:space="0" w:color="1F3864"/>
             </w:tcBorders>
             <w:shd w:val="clear" w:color="auto" w:fill="D9E2F3"/>
-            <w:tcMar>
-              <w:top w:w="50" w:type="dxa"/>
-              <w:left w:w="90" w:type="dxa"/>
-              <w:bottom w:w="50" w:type="dxa"/>
-              <w:right w:w="90" w:type="dxa"/>
-            </w:tcMar>
             <w:vAlign w:val="center"/>
           </w:tcPr>
           <w:p>
@@ -25077,12 +22339,6 @@
               <w:right w:val="single" w:sz="6" w:space="0" w:color="1F3864"/>
             </w:tcBorders>
             <w:shd w:val="clear" w:color="auto" w:fill="D9E2F3"/>
-            <w:tcMar>
-              <w:top w:w="50" w:type="dxa"/>
-              <w:left w:w="90" w:type="dxa"/>
-              <w:bottom w:w="50" w:type="dxa"/>
-              <w:right w:w="90" w:type="dxa"/>
-            </w:tcMar>
             <w:vAlign w:val="center"/>
           </w:tcPr>
           <w:p>
@@ -25142,12 +22398,6 @@
               <w:right w:val="single" w:sz="6" w:space="0" w:color="1F3864"/>
             </w:tcBorders>
             <w:shd w:val="clear" w:color="auto" w:fill="D9E2F3"/>
-            <w:tcMar>
-              <w:top w:w="50" w:type="dxa"/>
-              <w:left w:w="90" w:type="dxa"/>
-              <w:bottom w:w="50" w:type="dxa"/>
-              <w:right w:w="90" w:type="dxa"/>
-            </w:tcMar>
             <w:vAlign w:val="center"/>
           </w:tcPr>
           <w:p>
@@ -25200,12 +22450,6 @@
               <w:right w:val="single" w:sz="6" w:space="0" w:color="1F3864"/>
             </w:tcBorders>
             <w:shd w:val="clear" w:color="auto" w:fill="4472C4"/>
-            <w:tcMar>
-              <w:top w:w="50" w:type="dxa"/>
-              <w:left w:w="90" w:type="dxa"/>
-              <w:bottom w:w="50" w:type="dxa"/>
-              <w:right w:w="90" w:type="dxa"/>
-            </w:tcMar>
             <w:vAlign w:val="center"/>
           </w:tcPr>
           <w:p>
@@ -25272,12 +22516,6 @@
               <w:right w:val="single" w:sz="6" w:space="0" w:color="1F3864"/>
             </w:tcBorders>
             <w:shd w:val="clear" w:color="auto" w:fill="4472C4"/>
-            <w:tcMar>
-              <w:top w:w="50" w:type="dxa"/>
-              <w:left w:w="90" w:type="dxa"/>
-              <w:bottom w:w="50" w:type="dxa"/>
-              <w:right w:w="90" w:type="dxa"/>
-            </w:tcMar>
             <w:vAlign w:val="center"/>
           </w:tcPr>
           <w:p>
@@ -25317,12 +22555,6 @@
               <w:right w:val="single" w:sz="6" w:space="0" w:color="1F3864"/>
             </w:tcBorders>
             <w:shd w:val="clear" w:color="auto" w:fill="4472C4"/>
-            <w:tcMar>
-              <w:top w:w="50" w:type="dxa"/>
-              <w:left w:w="90" w:type="dxa"/>
-              <w:bottom w:w="50" w:type="dxa"/>
-              <w:right w:w="90" w:type="dxa"/>
-            </w:tcMar>
             <w:vAlign w:val="center"/>
           </w:tcPr>
           <w:p>
@@ -25362,12 +22594,6 @@
               <w:right w:val="single" w:sz="6" w:space="0" w:color="1F3864"/>
             </w:tcBorders>
             <w:shd w:val="clear" w:color="auto" w:fill="4472C4"/>
-            <w:tcMar>
-              <w:top w:w="50" w:type="dxa"/>
-              <w:left w:w="90" w:type="dxa"/>
-              <w:bottom w:w="50" w:type="dxa"/>
-              <w:right w:w="90" w:type="dxa"/>
-            </w:tcMar>
             <w:vAlign w:val="center"/>
           </w:tcPr>
           <w:p>
@@ -25407,12 +22633,6 @@
               <w:right w:val="single" w:sz="6" w:space="0" w:color="1F3864"/>
             </w:tcBorders>
             <w:shd w:val="clear" w:color="auto" w:fill="4472C4"/>
-            <w:tcMar>
-              <w:top w:w="50" w:type="dxa"/>
-              <w:left w:w="90" w:type="dxa"/>
-              <w:bottom w:w="50" w:type="dxa"/>
-              <w:right w:w="90" w:type="dxa"/>
-            </w:tcMar>
             <w:vAlign w:val="center"/>
           </w:tcPr>
           <w:p>
@@ -25479,12 +22699,6 @@
               <w:right w:val="single" w:sz="6" w:space="0" w:color="1F3864"/>
             </w:tcBorders>
             <w:shd w:val="clear" w:color="auto" w:fill="D9E2F3"/>
-            <w:tcMar>
-              <w:top w:w="50" w:type="dxa"/>
-              <w:left w:w="90" w:type="dxa"/>
-              <w:bottom w:w="50" w:type="dxa"/>
-              <w:right w:w="90" w:type="dxa"/>
-            </w:tcMar>
             <w:vAlign w:val="center"/>
           </w:tcPr>
           <w:p>
@@ -25517,12 +22731,6 @@
               <w:right w:val="single" w:sz="6" w:space="0" w:color="1F3864"/>
             </w:tcBorders>
             <w:shd w:val="clear" w:color="auto" w:fill="D9E2F3"/>
-            <w:tcMar>
-              <w:top w:w="50" w:type="dxa"/>
-              <w:left w:w="90" w:type="dxa"/>
-              <w:bottom w:w="50" w:type="dxa"/>
-              <w:right w:w="90" w:type="dxa"/>
-            </w:tcMar>
             <w:vAlign w:val="center"/>
           </w:tcPr>
           <w:p>
@@ -25555,12 +22763,6 @@
               <w:right w:val="single" w:sz="6" w:space="0" w:color="1F3864"/>
             </w:tcBorders>
             <w:shd w:val="clear" w:color="auto" w:fill="D9E2F3"/>
-            <w:tcMar>
-              <w:top w:w="50" w:type="dxa"/>
-              <w:left w:w="90" w:type="dxa"/>
-              <w:bottom w:w="50" w:type="dxa"/>
-              <w:right w:w="90" w:type="dxa"/>
-            </w:tcMar>
             <w:vAlign w:val="center"/>
           </w:tcPr>
           <w:p>
@@ -25593,12 +22795,6 @@
               <w:right w:val="single" w:sz="6" w:space="0" w:color="1F3864"/>
             </w:tcBorders>
             <w:shd w:val="clear" w:color="auto" w:fill="D9E2F3"/>
-            <w:tcMar>
-              <w:top w:w="50" w:type="dxa"/>
-              <w:left w:w="90" w:type="dxa"/>
-              <w:bottom w:w="50" w:type="dxa"/>
-              <w:right w:w="90" w:type="dxa"/>
-            </w:tcMar>
             <w:vAlign w:val="center"/>
           </w:tcPr>
           <w:p>
@@ -25658,12 +22854,6 @@
               <w:right w:val="single" w:sz="6" w:space="0" w:color="1F3864"/>
             </w:tcBorders>
             <w:shd w:val="clear" w:color="auto" w:fill="D9E2F3"/>
-            <w:tcMar>
-              <w:top w:w="50" w:type="dxa"/>
-              <w:left w:w="90" w:type="dxa"/>
-              <w:bottom w:w="50" w:type="dxa"/>
-              <w:right w:w="90" w:type="dxa"/>
-            </w:tcMar>
             <w:vAlign w:val="center"/>
           </w:tcPr>
           <w:p>
@@ -25696,12 +22886,6 @@
               <w:right w:val="single" w:sz="6" w:space="0" w:color="1F3864"/>
             </w:tcBorders>
             <w:shd w:val="clear" w:color="auto" w:fill="D9E2F3"/>
-            <w:tcMar>
-              <w:top w:w="50" w:type="dxa"/>
-              <w:left w:w="90" w:type="dxa"/>
-              <w:bottom w:w="50" w:type="dxa"/>
-              <w:right w:w="90" w:type="dxa"/>
-            </w:tcMar>
             <w:vAlign w:val="center"/>
           </w:tcPr>
           <w:p>
@@ -25734,12 +22918,6 @@
               <w:right w:val="single" w:sz="6" w:space="0" w:color="1F3864"/>
             </w:tcBorders>
             <w:shd w:val="clear" w:color="auto" w:fill="D9E2F3"/>
-            <w:tcMar>
-              <w:top w:w="50" w:type="dxa"/>
-              <w:left w:w="90" w:type="dxa"/>
-              <w:bottom w:w="50" w:type="dxa"/>
-              <w:right w:w="90" w:type="dxa"/>
-            </w:tcMar>
             <w:vAlign w:val="center"/>
           </w:tcPr>
           <w:p>
@@ -25772,12 +22950,6 @@
               <w:right w:val="single" w:sz="6" w:space="0" w:color="1F3864"/>
             </w:tcBorders>
             <w:shd w:val="clear" w:color="auto" w:fill="D9E2F3"/>
-            <w:tcMar>
-              <w:top w:w="50" w:type="dxa"/>
-              <w:left w:w="90" w:type="dxa"/>
-              <w:bottom w:w="50" w:type="dxa"/>
-              <w:right w:w="90" w:type="dxa"/>
-            </w:tcMar>
             <w:vAlign w:val="center"/>
           </w:tcPr>
           <w:p>
@@ -25837,12 +23009,6 @@
               <w:right w:val="single" w:sz="6" w:space="0" w:color="1F3864"/>
             </w:tcBorders>
             <w:shd w:val="clear" w:color="auto" w:fill="D9E2F3"/>
-            <w:tcMar>
-              <w:top w:w="50" w:type="dxa"/>
-              <w:left w:w="90" w:type="dxa"/>
-              <w:bottom w:w="50" w:type="dxa"/>
-              <w:right w:w="90" w:type="dxa"/>
-            </w:tcMar>
             <w:vAlign w:val="center"/>
           </w:tcPr>
           <w:p>
@@ -25875,12 +23041,6 @@
               <w:right w:val="single" w:sz="6" w:space="0" w:color="1F3864"/>
             </w:tcBorders>
             <w:shd w:val="clear" w:color="auto" w:fill="D9E2F3"/>
-            <w:tcMar>
-              <w:top w:w="50" w:type="dxa"/>
-              <w:left w:w="90" w:type="dxa"/>
-              <w:bottom w:w="50" w:type="dxa"/>
-              <w:right w:w="90" w:type="dxa"/>
-            </w:tcMar>
             <w:vAlign w:val="center"/>
           </w:tcPr>
           <w:p>
@@ -25913,12 +23073,6 @@
               <w:right w:val="single" w:sz="6" w:space="0" w:color="1F3864"/>
             </w:tcBorders>
             <w:shd w:val="clear" w:color="auto" w:fill="D9E2F3"/>
-            <w:tcMar>
-              <w:top w:w="50" w:type="dxa"/>
-              <w:left w:w="90" w:type="dxa"/>
-              <w:bottom w:w="50" w:type="dxa"/>
-              <w:right w:w="90" w:type="dxa"/>
-            </w:tcMar>
             <w:vAlign w:val="center"/>
           </w:tcPr>
           <w:p>
@@ -25951,12 +23105,6 @@
               <w:right w:val="single" w:sz="6" w:space="0" w:color="1F3864"/>
             </w:tcBorders>
             <w:shd w:val="clear" w:color="auto" w:fill="D9E2F3"/>
-            <w:tcMar>
-              <w:top w:w="50" w:type="dxa"/>
-              <w:left w:w="90" w:type="dxa"/>
-              <w:bottom w:w="50" w:type="dxa"/>
-              <w:right w:w="90" w:type="dxa"/>
-            </w:tcMar>
             <w:vAlign w:val="center"/>
           </w:tcPr>
           <w:p>
@@ -26016,12 +23164,6 @@
               <w:right w:val="single" w:sz="6" w:space="0" w:color="1F3864"/>
             </w:tcBorders>
             <w:shd w:val="clear" w:color="auto" w:fill="D9E2F3"/>
-            <w:tcMar>
-              <w:top w:w="50" w:type="dxa"/>
-              <w:left w:w="90" w:type="dxa"/>
-              <w:bottom w:w="50" w:type="dxa"/>
-              <w:right w:w="90" w:type="dxa"/>
-            </w:tcMar>
             <w:vAlign w:val="center"/>
           </w:tcPr>
           <w:p>
@@ -26066,12 +23208,6 @@
               <w:right w:val="single" w:sz="6" w:space="0" w:color="1F3864"/>
             </w:tcBorders>
             <w:shd w:val="clear" w:color="auto" w:fill="4472C4"/>
-            <w:tcMar>
-              <w:top w:w="50" w:type="dxa"/>
-              <w:left w:w="90" w:type="dxa"/>
-              <w:bottom w:w="50" w:type="dxa"/>
-              <w:right w:w="90" w:type="dxa"/>
-            </w:tcMar>
             <w:vAlign w:val="center"/>
           </w:tcPr>
           <w:p>
@@ -26138,12 +23274,6 @@
               <w:right w:val="single" w:sz="6" w:space="0" w:color="1F3864"/>
             </w:tcBorders>
             <w:shd w:val="clear" w:color="auto" w:fill="4472C4"/>
-            <w:tcMar>
-              <w:top w:w="50" w:type="dxa"/>
-              <w:left w:w="90" w:type="dxa"/>
-              <w:bottom w:w="50" w:type="dxa"/>
-              <w:right w:w="90" w:type="dxa"/>
-            </w:tcMar>
             <w:vAlign w:val="center"/>
           </w:tcPr>
           <w:p>
@@ -26183,12 +23313,6 @@
               <w:right w:val="single" w:sz="6" w:space="0" w:color="1F3864"/>
             </w:tcBorders>
             <w:shd w:val="clear" w:color="auto" w:fill="4472C4"/>
-            <w:tcMar>
-              <w:top w:w="50" w:type="dxa"/>
-              <w:left w:w="90" w:type="dxa"/>
-              <w:bottom w:w="50" w:type="dxa"/>
-              <w:right w:w="90" w:type="dxa"/>
-            </w:tcMar>
             <w:vAlign w:val="center"/>
           </w:tcPr>
           <w:p>
@@ -26228,12 +23352,6 @@
               <w:right w:val="single" w:sz="6" w:space="0" w:color="1F3864"/>
             </w:tcBorders>
             <w:shd w:val="clear" w:color="auto" w:fill="4472C4"/>
-            <w:tcMar>
-              <w:top w:w="50" w:type="dxa"/>
-              <w:left w:w="90" w:type="dxa"/>
-              <w:bottom w:w="50" w:type="dxa"/>
-              <w:right w:w="90" w:type="dxa"/>
-            </w:tcMar>
             <w:vAlign w:val="center"/>
           </w:tcPr>
           <w:p>
@@ -26273,12 +23391,6 @@
               <w:right w:val="single" w:sz="6" w:space="0" w:color="1F3864"/>
             </w:tcBorders>
             <w:shd w:val="clear" w:color="auto" w:fill="4472C4"/>
-            <w:tcMar>
-              <w:top w:w="50" w:type="dxa"/>
-              <w:left w:w="90" w:type="dxa"/>
-              <w:bottom w:w="50" w:type="dxa"/>
-              <w:right w:w="90" w:type="dxa"/>
-            </w:tcMar>
             <w:vAlign w:val="center"/>
           </w:tcPr>
           <w:p>
@@ -26345,12 +23457,6 @@
               <w:right w:val="single" w:sz="6" w:space="0" w:color="1F3864"/>
             </w:tcBorders>
             <w:shd w:val="clear" w:color="auto" w:fill="D9E2F3"/>
-            <w:tcMar>
-              <w:top w:w="50" w:type="dxa"/>
-              <w:left w:w="90" w:type="dxa"/>
-              <w:bottom w:w="50" w:type="dxa"/>
-              <w:right w:w="90" w:type="dxa"/>
-            </w:tcMar>
             <w:vAlign w:val="center"/>
           </w:tcPr>
           <w:p>
@@ -26383,12 +23489,6 @@
               <w:right w:val="single" w:sz="6" w:space="0" w:color="1F3864"/>
             </w:tcBorders>
             <w:shd w:val="clear" w:color="auto" w:fill="D9E2F3"/>
-            <w:tcMar>
-              <w:top w:w="50" w:type="dxa"/>
-              <w:left w:w="90" w:type="dxa"/>
-              <w:bottom w:w="50" w:type="dxa"/>
-              <w:right w:w="90" w:type="dxa"/>
-            </w:tcMar>
             <w:vAlign w:val="center"/>
           </w:tcPr>
           <w:p>
@@ -26421,12 +23521,6 @@
               <w:right w:val="single" w:sz="6" w:space="0" w:color="1F3864"/>
             </w:tcBorders>
             <w:shd w:val="clear" w:color="auto" w:fill="D9E2F3"/>
-            <w:tcMar>
-              <w:top w:w="50" w:type="dxa"/>
-              <w:left w:w="90" w:type="dxa"/>
-              <w:bottom w:w="50" w:type="dxa"/>
-              <w:right w:w="90" w:type="dxa"/>
-            </w:tcMar>
             <w:vAlign w:val="center"/>
           </w:tcPr>
           <w:p>
@@ -26459,12 +23553,6 @@
               <w:right w:val="single" w:sz="6" w:space="0" w:color="1F3864"/>
             </w:tcBorders>
             <w:shd w:val="clear" w:color="auto" w:fill="D9E2F3"/>
-            <w:tcMar>
-              <w:top w:w="50" w:type="dxa"/>
-              <w:left w:w="90" w:type="dxa"/>
-              <w:bottom w:w="50" w:type="dxa"/>
-              <w:right w:w="90" w:type="dxa"/>
-            </w:tcMar>
             <w:vAlign w:val="center"/>
           </w:tcPr>
           <w:p>
@@ -26524,12 +23612,6 @@
               <w:right w:val="single" w:sz="6" w:space="0" w:color="1F3864"/>
             </w:tcBorders>
             <w:shd w:val="clear" w:color="auto" w:fill="D9E2F3"/>
-            <w:tcMar>
-              <w:top w:w="50" w:type="dxa"/>
-              <w:left w:w="90" w:type="dxa"/>
-              <w:bottom w:w="50" w:type="dxa"/>
-              <w:right w:w="90" w:type="dxa"/>
-            </w:tcMar>
             <w:vAlign w:val="center"/>
           </w:tcPr>
           <w:p>
@@ -26562,12 +23644,6 @@
               <w:right w:val="single" w:sz="6" w:space="0" w:color="1F3864"/>
             </w:tcBorders>
             <w:shd w:val="clear" w:color="auto" w:fill="D9E2F3"/>
-            <w:tcMar>
-              <w:top w:w="50" w:type="dxa"/>
-              <w:left w:w="90" w:type="dxa"/>
-              <w:bottom w:w="50" w:type="dxa"/>
-              <w:right w:w="90" w:type="dxa"/>
-            </w:tcMar>
             <w:vAlign w:val="center"/>
           </w:tcPr>
           <w:p>
@@ -26600,12 +23676,6 @@
               <w:right w:val="single" w:sz="6" w:space="0" w:color="1F3864"/>
             </w:tcBorders>
             <w:shd w:val="clear" w:color="auto" w:fill="D9E2F3"/>
-            <w:tcMar>
-              <w:top w:w="50" w:type="dxa"/>
-              <w:left w:w="90" w:type="dxa"/>
-              <w:bottom w:w="50" w:type="dxa"/>
-              <w:right w:w="90" w:type="dxa"/>
-            </w:tcMar>
             <w:vAlign w:val="center"/>
           </w:tcPr>
           <w:p>
@@ -26638,12 +23708,6 @@
               <w:right w:val="single" w:sz="6" w:space="0" w:color="1F3864"/>
             </w:tcBorders>
             <w:shd w:val="clear" w:color="auto" w:fill="D9E2F3"/>
-            <w:tcMar>
-              <w:top w:w="50" w:type="dxa"/>
-              <w:left w:w="90" w:type="dxa"/>
-              <w:bottom w:w="50" w:type="dxa"/>
-              <w:right w:w="90" w:type="dxa"/>
-            </w:tcMar>
             <w:vAlign w:val="center"/>
           </w:tcPr>
           <w:p>
@@ -26703,12 +23767,6 @@
               <w:right w:val="single" w:sz="6" w:space="0" w:color="1F3864"/>
             </w:tcBorders>
             <w:shd w:val="clear" w:color="auto" w:fill="D9E2F3"/>
-            <w:tcMar>
-              <w:top w:w="50" w:type="dxa"/>
-              <w:left w:w="90" w:type="dxa"/>
-              <w:bottom w:w="50" w:type="dxa"/>
-              <w:right w:w="90" w:type="dxa"/>
-            </w:tcMar>
             <w:vAlign w:val="center"/>
           </w:tcPr>
           <w:p>
@@ -26741,12 +23799,6 @@
               <w:right w:val="single" w:sz="6" w:space="0" w:color="1F3864"/>
             </w:tcBorders>
             <w:shd w:val="clear" w:color="auto" w:fill="D9E2F3"/>
-            <w:tcMar>
-              <w:top w:w="50" w:type="dxa"/>
-              <w:left w:w="90" w:type="dxa"/>
-              <w:bottom w:w="50" w:type="dxa"/>
-              <w:right w:w="90" w:type="dxa"/>
-            </w:tcMar>
             <w:vAlign w:val="center"/>
           </w:tcPr>
           <w:p>
@@ -26779,12 +23831,6 @@
               <w:right w:val="single" w:sz="6" w:space="0" w:color="1F3864"/>
             </w:tcBorders>
             <w:shd w:val="clear" w:color="auto" w:fill="D9E2F3"/>
-            <w:tcMar>
-              <w:top w:w="50" w:type="dxa"/>
-              <w:left w:w="90" w:type="dxa"/>
-              <w:bottom w:w="50" w:type="dxa"/>
-              <w:right w:w="90" w:type="dxa"/>
-            </w:tcMar>
             <w:vAlign w:val="center"/>
           </w:tcPr>
           <w:p>
@@ -26817,12 +23863,6 @@
               <w:right w:val="single" w:sz="6" w:space="0" w:color="1F3864"/>
             </w:tcBorders>
             <w:shd w:val="clear" w:color="auto" w:fill="D9E2F3"/>
-            <w:tcMar>
-              <w:top w:w="50" w:type="dxa"/>
-              <w:left w:w="90" w:type="dxa"/>
-              <w:bottom w:w="50" w:type="dxa"/>
-              <w:right w:w="90" w:type="dxa"/>
-            </w:tcMar>
             <w:vAlign w:val="center"/>
           </w:tcPr>
           <w:p>
@@ -26881,12 +23921,6 @@
               <w:right w:val="single" w:sz="6" w:space="0" w:color="1F3864"/>
             </w:tcBorders>
             <w:shd w:val="clear" w:color="auto" w:fill="4472C4"/>
-            <w:tcMar>
-              <w:top w:w="50" w:type="dxa"/>
-              <w:left w:w="90" w:type="dxa"/>
-              <w:bottom w:w="50" w:type="dxa"/>
-              <w:right w:w="90" w:type="dxa"/>
-            </w:tcMar>
             <w:vAlign w:val="center"/>
           </w:tcPr>
           <w:p>
@@ -26925,12 +23959,6 @@
               <w:right w:val="single" w:sz="6" w:space="0" w:color="1F3864"/>
             </w:tcBorders>
             <w:shd w:val="clear" w:color="auto" w:fill="4472C4"/>
-            <w:tcMar>
-              <w:top w:w="50" w:type="dxa"/>
-              <w:left w:w="90" w:type="dxa"/>
-              <w:bottom w:w="50" w:type="dxa"/>
-              <w:right w:w="90" w:type="dxa"/>
-            </w:tcMar>
             <w:vAlign w:val="center"/>
           </w:tcPr>
           <w:p>
@@ -26960,6 +23988,55 @@
           </w:p>
         </w:tc>
       </w:tr>
+    </w:tbl>
+    <w:p>
+      <w:pPr>
+        <w:spacing w:before="0" w:after="0" w:line="240" w:lineRule="auto"/>
+        <w:rPr>
+          <w:sz w:val="18"/>
+          <w:szCs w:val="18"/>
+        </w:rPr>
+      </w:pPr>
+    </w:p>
+    <w:tbl>
+      <w:tblPr>
+        <w:tblW w:w="9405" w:type="dxa"/>
+        <w:jc w:val="center"/>
+        <w:tblBorders>
+          <w:top w:val="single" w:sz="6" w:space="0" w:color="1F3864"/>
+          <w:left w:val="single" w:sz="6" w:space="0" w:color="1F3864"/>
+          <w:bottom w:val="single" w:sz="6" w:space="0" w:color="1F3864"/>
+          <w:right w:val="single" w:sz="6" w:space="0" w:color="1F3864"/>
+          <w:insideH w:val="single" w:sz="6" w:space="0" w:color="1F3864"/>
+          <w:insideV w:val="single" w:sz="6" w:space="0" w:color="1F3864"/>
+        </w:tblBorders>
+        <w:tblLayout w:type="fixed"/>
+        <w:tblCellMar>
+          <w:top w:w="40" w:type="dxa"/>
+          <w:left w:w="90" w:type="dxa"/>
+          <w:bottom w:w="40" w:type="dxa"/>
+          <w:right w:w="90" w:type="dxa"/>
+        </w:tblCellMar>
+        <w:tblLook w:val="0000" w:firstRow="0" w:lastRow="0" w:firstColumn="0" w:lastColumn="0" w:noHBand="0" w:noVBand="0"/>
+      </w:tblPr>
+      <w:tblGrid>
+        <w:gridCol w:w="1175"/>
+        <w:gridCol w:w="391"/>
+        <w:gridCol w:w="391"/>
+        <w:gridCol w:w="391"/>
+        <w:gridCol w:w="783"/>
+        <w:gridCol w:w="391"/>
+        <w:gridCol w:w="391"/>
+        <w:gridCol w:w="783"/>
+        <w:gridCol w:w="783"/>
+        <w:gridCol w:w="391"/>
+        <w:gridCol w:w="391"/>
+        <w:gridCol w:w="391"/>
+        <w:gridCol w:w="391"/>
+        <w:gridCol w:w="391"/>
+        <w:gridCol w:w="391"/>
+        <w:gridCol w:w="1567"/>
+      </w:tblGrid>
       <w:tr>
         <w:tc>
           <w:tcPr>
@@ -26972,12 +24049,6 @@
               <w:right w:val="single" w:sz="6" w:space="0" w:color="1F3864"/>
             </w:tcBorders>
             <w:shd w:val="clear" w:color="auto" w:fill="D9E2F3"/>
-            <w:tcMar>
-              <w:top w:w="50" w:type="dxa"/>
-              <w:left w:w="90" w:type="dxa"/>
-              <w:bottom w:w="50" w:type="dxa"/>
-              <w:right w:w="90" w:type="dxa"/>
-            </w:tcMar>
           </w:tcPr>
           <w:p>
             <w:pPr>
@@ -27569,12 +24640,6 @@
               <w:right w:val="single" w:sz="6" w:space="0" w:color="1F3864"/>
             </w:tcBorders>
             <w:shd w:val="clear" w:color="auto" w:fill="D9E2F3"/>
-            <w:tcMar>
-              <w:top w:w="50" w:type="dxa"/>
-              <w:left w:w="90" w:type="dxa"/>
-              <w:bottom w:w="50" w:type="dxa"/>
-              <w:right w:w="90" w:type="dxa"/>
-            </w:tcMar>
           </w:tcPr>
           <w:p>
             <w:pPr>
